--- a/_1  Assess/_Archive/Elevate OLS ATP Requirements 7-23-2024 Draft - Copy.docx
+++ b/_1  Assess/_Archive/Elevate OLS ATP Requirements 7-23-2024 Draft - Copy.docx
@@ -1,6 +1,6 @@
 
 <file path=word/document.xml><?xml version="1.0" encoding="utf-8"?>
-<w:document xmlns:wpc="http://schemas.microsoft.com/office/word/2010/wordprocessingCanvas" xmlns:cx="http://schemas.microsoft.com/office/drawing/2014/chartex" xmlns:cx1="http://schemas.microsoft.com/office/drawing/2015/9/8/chartex" xmlns:cx2="http://schemas.microsoft.com/office/drawing/2015/10/21/chartex" xmlns:cx3="http://schemas.microsoft.com/office/drawing/2016/5/9/chartex" xmlns:cx4="http://schemas.microsoft.com/office/drawing/2016/5/10/chartex" xmlns:cx5="http://schemas.microsoft.com/office/drawing/2016/5/11/chartex" xmlns:cx6="http://schemas.microsoft.com/office/drawing/2016/5/12/chartex" xmlns:cx7="http://schemas.microsoft.com/office/drawing/2016/5/13/chartex" xmlns:cx8="http://schemas.microsoft.com/office/drawing/2016/5/14/chartex" xmlns:mc="http://schemas.openxmlformats.org/markup-compatibility/2006" xmlns:aink="http://schemas.microsoft.com/office/drawing/2016/ink" xmlns:am3d="http://schemas.microsoft.com/office/drawing/2017/model3d" xmlns:o="urn:schemas-microsoft-com:office:office" xmlns:oel="http://schemas.microsoft.com/office/2019/extlst" xmlns:r="http://schemas.openxmlformats.org/officeDocument/2006/relationships" xmlns:m="http://schemas.openxmlformats.org/officeDocument/2006/math" xmlns:v="urn:schemas-microsoft-com:vml" xmlns:wp14="http://schemas.microsoft.com/office/word/2010/wordprocessingDrawing" xmlns:wp="http://schemas.openxmlformats.org/drawingml/2006/wordprocessingDrawing" xmlns:w10="urn:schemas-microsoft-com:office:word" xmlns:w="http://schemas.openxmlformats.org/wordprocessingml/2006/main" xmlns:w14="http://schemas.microsoft.com/office/word/2010/wordml" xmlns:w15="http://schemas.microsoft.com/office/word/2012/wordml" xmlns:w16cex="http://schemas.microsoft.com/office/word/2018/wordml/cex" xmlns:w16cid="http://schemas.microsoft.com/office/word/2016/wordml/cid" xmlns:w16="http://schemas.microsoft.com/office/word/2018/wordml" xmlns:w16du="http://schemas.microsoft.com/office/word/2023/wordml/word16du" xmlns:w16sdtdh="http://schemas.microsoft.com/office/word/2020/wordml/sdtdatahash" xmlns:w16se="http://schemas.microsoft.com/office/word/2015/wordml/symex" xmlns:wpg="http://schemas.microsoft.com/office/word/2010/wordprocessingGroup" xmlns:wpi="http://schemas.microsoft.com/office/word/2010/wordprocessingInk" xmlns:wne="http://schemas.microsoft.com/office/word/2006/wordml" xmlns:wps="http://schemas.microsoft.com/office/word/2010/wordprocessingShape" mc:Ignorable="w14 w15 w16se w16cid w16 w16cex w16sdtdh w16du wp14">
+<w:document xmlns:wpc="http://schemas.microsoft.com/office/word/2010/wordprocessingCanvas" xmlns:cx="http://schemas.microsoft.com/office/drawing/2014/chartex" xmlns:cx1="http://schemas.microsoft.com/office/drawing/2015/9/8/chartex" xmlns:cx2="http://schemas.microsoft.com/office/drawing/2015/10/21/chartex" xmlns:cx3="http://schemas.microsoft.com/office/drawing/2016/5/9/chartex" xmlns:cx4="http://schemas.microsoft.com/office/drawing/2016/5/10/chartex" xmlns:cx5="http://schemas.microsoft.com/office/drawing/2016/5/11/chartex" xmlns:cx6="http://schemas.microsoft.com/office/drawing/2016/5/12/chartex" xmlns:cx7="http://schemas.microsoft.com/office/drawing/2016/5/13/chartex" xmlns:cx8="http://schemas.microsoft.com/office/drawing/2016/5/14/chartex" xmlns:mc="http://schemas.openxmlformats.org/markup-compatibility/2006" xmlns:aink="http://schemas.microsoft.com/office/drawing/2016/ink" xmlns:am3d="http://schemas.microsoft.com/office/drawing/2017/model3d" xmlns:o="urn:schemas-microsoft-com:office:office" xmlns:oel="http://schemas.microsoft.com/office/2019/extlst" xmlns:r="http://schemas.openxmlformats.org/officeDocument/2006/relationships" xmlns:m="http://schemas.openxmlformats.org/officeDocument/2006/math" xmlns:v="urn:schemas-microsoft-com:vml" xmlns:wp14="http://schemas.microsoft.com/office/word/2010/wordprocessingDrawing" xmlns:wp="http://schemas.openxmlformats.org/drawingml/2006/wordprocessingDrawing" xmlns:w10="urn:schemas-microsoft-com:office:word" xmlns:w="http://schemas.openxmlformats.org/wordprocessingml/2006/main" xmlns:w14="http://schemas.microsoft.com/office/word/2010/wordml" xmlns:w15="http://schemas.microsoft.com/office/word/2012/wordml" xmlns:w16cex="http://schemas.microsoft.com/office/word/2018/wordml/cex" xmlns:w16cid="http://schemas.microsoft.com/office/word/2016/wordml/cid" xmlns:w16="http://schemas.microsoft.com/office/word/2018/wordml" xmlns:w16du="http://schemas.microsoft.com/office/word/2023/wordml/word16du" xmlns:w16sdtdh="http://schemas.microsoft.com/office/word/2020/wordml/sdtdatahash" xmlns:w16sdtfl="http://schemas.microsoft.com/office/word/2024/wordml/sdtformatlock" xmlns:w16se="http://schemas.microsoft.com/office/word/2015/wordml/symex" xmlns:wpg="http://schemas.microsoft.com/office/word/2010/wordprocessingGroup" xmlns:wpi="http://schemas.microsoft.com/office/word/2010/wordprocessingInk" xmlns:wne="http://schemas.microsoft.com/office/word/2006/wordml" xmlns:wps="http://schemas.microsoft.com/office/word/2010/wordprocessingShape" mc:Ignorable="w14 w15 w16se w16cid w16 w16cex w16sdtdh w16sdtfl w16du wp14">
   <w:body>
     <w:p>
       <w:pPr>
@@ -759,18 +759,10 @@
         <w:gridCol w:w="4680"/>
         <w:gridCol w:w="2250"/>
         <w:gridCol w:w="1345"/>
-        <w:tblGridChange w:id="6">
-          <w:tblGrid>
-            <w:gridCol w:w="1075"/>
-            <w:gridCol w:w="4680"/>
-            <w:gridCol w:w="2250"/>
-            <w:gridCol w:w="1345"/>
-          </w:tblGrid>
-        </w:tblGridChange>
       </w:tblGrid>
       <w:tr>
         <w:trPr>
-          <w:ins w:id="7" w:author="Rick Ales Consulting" w:date="2024-07-23T10:07:00Z" w16du:dateUtc="2024-07-23T14:07:00Z"/>
+          <w:ins w:id="6" w:author="Rick Ales Consulting" w:date="2024-07-23T10:07:00Z"/>
         </w:trPr>
         <w:tc>
           <w:tcPr>
@@ -780,28 +772,28 @@
           <w:p>
             <w:pPr>
               <w:rPr>
-                <w:ins w:id="8" w:author="Rick Ales Consulting" w:date="2024-07-23T10:07:00Z" w16du:dateUtc="2024-07-23T14:07:00Z"/>
+                <w:ins w:id="7" w:author="Rick Ales Consulting" w:date="2024-07-23T10:07:00Z" w16du:dateUtc="2024-07-23T14:07:00Z"/>
                 <w:rFonts w:cs="Arial"/>
                 <w:b/>
                 <w:bCs/>
                 <w:szCs w:val="22"/>
-                <w:rPrChange w:id="9" w:author="Rick Ales Consulting" w:date="2024-07-23T10:07:00Z" w16du:dateUtc="2024-07-23T14:07:00Z">
+                <w:rPrChange w:id="8" w:author="Rick Ales Consulting" w:date="2024-07-23T10:07:00Z" w16du:dateUtc="2024-07-23T14:07:00Z">
                   <w:rPr>
-                    <w:ins w:id="10" w:author="Rick Ales Consulting" w:date="2024-07-23T10:07:00Z" w16du:dateUtc="2024-07-23T14:07:00Z"/>
+                    <w:ins w:id="9" w:author="Rick Ales Consulting" w:date="2024-07-23T10:07:00Z" w16du:dateUtc="2024-07-23T14:07:00Z"/>
                     <w:rFonts w:cs="Arial"/>
                     <w:szCs w:val="22"/>
                   </w:rPr>
                 </w:rPrChange>
               </w:rPr>
             </w:pPr>
-            <w:ins w:id="11" w:author="Rick Ales Consulting" w:date="2024-07-23T10:07:00Z" w16du:dateUtc="2024-07-23T14:07:00Z">
+            <w:ins w:id="10" w:author="Rick Ales Consulting" w:date="2024-07-23T10:07:00Z" w16du:dateUtc="2024-07-23T14:07:00Z">
               <w:r>
                 <w:rPr>
                   <w:rFonts w:cs="Arial"/>
                   <w:b/>
                   <w:bCs/>
                   <w:szCs w:val="22"/>
-                  <w:rPrChange w:id="12" w:author="Rick Ales Consulting" w:date="2024-07-23T10:07:00Z" w16du:dateUtc="2024-07-23T14:07:00Z">
+                  <w:rPrChange w:id="11" w:author="Rick Ales Consulting" w:date="2024-07-23T10:07:00Z" w16du:dateUtc="2024-07-23T14:07:00Z">
                     <w:rPr>
                       <w:rFonts w:cs="Arial"/>
                       <w:szCs w:val="22"/>
@@ -821,28 +813,28 @@
           <w:p>
             <w:pPr>
               <w:rPr>
-                <w:ins w:id="13" w:author="Rick Ales Consulting" w:date="2024-07-23T10:07:00Z" w16du:dateUtc="2024-07-23T14:07:00Z"/>
+                <w:ins w:id="12" w:author="Rick Ales Consulting" w:date="2024-07-23T10:07:00Z" w16du:dateUtc="2024-07-23T14:07:00Z"/>
                 <w:rFonts w:cs="Arial"/>
                 <w:b/>
                 <w:bCs/>
                 <w:szCs w:val="22"/>
-                <w:rPrChange w:id="14" w:author="Rick Ales Consulting" w:date="2024-07-23T10:07:00Z" w16du:dateUtc="2024-07-23T14:07:00Z">
+                <w:rPrChange w:id="13" w:author="Rick Ales Consulting" w:date="2024-07-23T10:07:00Z" w16du:dateUtc="2024-07-23T14:07:00Z">
                   <w:rPr>
-                    <w:ins w:id="15" w:author="Rick Ales Consulting" w:date="2024-07-23T10:07:00Z" w16du:dateUtc="2024-07-23T14:07:00Z"/>
+                    <w:ins w:id="14" w:author="Rick Ales Consulting" w:date="2024-07-23T10:07:00Z" w16du:dateUtc="2024-07-23T14:07:00Z"/>
                     <w:rFonts w:cs="Arial"/>
                     <w:szCs w:val="22"/>
                   </w:rPr>
                 </w:rPrChange>
               </w:rPr>
             </w:pPr>
-            <w:ins w:id="16" w:author="Rick Ales Consulting" w:date="2024-07-23T10:07:00Z" w16du:dateUtc="2024-07-23T14:07:00Z">
+            <w:ins w:id="15" w:author="Rick Ales Consulting" w:date="2024-07-23T10:07:00Z" w16du:dateUtc="2024-07-23T14:07:00Z">
               <w:r>
                 <w:rPr>
                   <w:rFonts w:cs="Arial"/>
                   <w:b/>
                   <w:bCs/>
                   <w:szCs w:val="22"/>
-                  <w:rPrChange w:id="17" w:author="Rick Ales Consulting" w:date="2024-07-23T10:07:00Z" w16du:dateUtc="2024-07-23T14:07:00Z">
+                  <w:rPrChange w:id="16" w:author="Rick Ales Consulting" w:date="2024-07-23T10:07:00Z" w16du:dateUtc="2024-07-23T14:07:00Z">
                     <w:rPr>
                       <w:rFonts w:cs="Arial"/>
                       <w:szCs w:val="22"/>
@@ -862,28 +854,28 @@
           <w:p>
             <w:pPr>
               <w:rPr>
-                <w:ins w:id="18" w:author="Rick Ales Consulting" w:date="2024-07-23T10:07:00Z" w16du:dateUtc="2024-07-23T14:07:00Z"/>
+                <w:ins w:id="17" w:author="Rick Ales Consulting" w:date="2024-07-23T10:07:00Z" w16du:dateUtc="2024-07-23T14:07:00Z"/>
                 <w:rFonts w:cs="Arial"/>
                 <w:b/>
                 <w:bCs/>
                 <w:szCs w:val="22"/>
-                <w:rPrChange w:id="19" w:author="Rick Ales Consulting" w:date="2024-07-23T10:07:00Z" w16du:dateUtc="2024-07-23T14:07:00Z">
+                <w:rPrChange w:id="18" w:author="Rick Ales Consulting" w:date="2024-07-23T10:07:00Z" w16du:dateUtc="2024-07-23T14:07:00Z">
                   <w:rPr>
-                    <w:ins w:id="20" w:author="Rick Ales Consulting" w:date="2024-07-23T10:07:00Z" w16du:dateUtc="2024-07-23T14:07:00Z"/>
+                    <w:ins w:id="19" w:author="Rick Ales Consulting" w:date="2024-07-23T10:07:00Z" w16du:dateUtc="2024-07-23T14:07:00Z"/>
                     <w:rFonts w:cs="Arial"/>
                     <w:szCs w:val="22"/>
                   </w:rPr>
                 </w:rPrChange>
               </w:rPr>
             </w:pPr>
-            <w:ins w:id="21" w:author="Rick Ales Consulting" w:date="2024-07-23T10:07:00Z" w16du:dateUtc="2024-07-23T14:07:00Z">
+            <w:ins w:id="20" w:author="Rick Ales Consulting" w:date="2024-07-23T10:07:00Z" w16du:dateUtc="2024-07-23T14:07:00Z">
               <w:r>
                 <w:rPr>
                   <w:rFonts w:cs="Arial"/>
                   <w:b/>
                   <w:bCs/>
                   <w:szCs w:val="22"/>
-                  <w:rPrChange w:id="22" w:author="Rick Ales Consulting" w:date="2024-07-23T10:07:00Z" w16du:dateUtc="2024-07-23T14:07:00Z">
+                  <w:rPrChange w:id="21" w:author="Rick Ales Consulting" w:date="2024-07-23T10:07:00Z" w16du:dateUtc="2024-07-23T14:07:00Z">
                     <w:rPr>
                       <w:rFonts w:cs="Arial"/>
                       <w:szCs w:val="22"/>
@@ -903,28 +895,28 @@
           <w:p>
             <w:pPr>
               <w:rPr>
-                <w:ins w:id="23" w:author="Rick Ales Consulting" w:date="2024-07-23T10:07:00Z" w16du:dateUtc="2024-07-23T14:07:00Z"/>
+                <w:ins w:id="22" w:author="Rick Ales Consulting" w:date="2024-07-23T10:07:00Z" w16du:dateUtc="2024-07-23T14:07:00Z"/>
                 <w:rFonts w:cs="Arial"/>
                 <w:b/>
                 <w:bCs/>
                 <w:szCs w:val="22"/>
-                <w:rPrChange w:id="24" w:author="Rick Ales Consulting" w:date="2024-07-23T10:07:00Z" w16du:dateUtc="2024-07-23T14:07:00Z">
+                <w:rPrChange w:id="23" w:author="Rick Ales Consulting" w:date="2024-07-23T10:07:00Z" w16du:dateUtc="2024-07-23T14:07:00Z">
                   <w:rPr>
-                    <w:ins w:id="25" w:author="Rick Ales Consulting" w:date="2024-07-23T10:07:00Z" w16du:dateUtc="2024-07-23T14:07:00Z"/>
+                    <w:ins w:id="24" w:author="Rick Ales Consulting" w:date="2024-07-23T10:07:00Z" w16du:dateUtc="2024-07-23T14:07:00Z"/>
                     <w:rFonts w:cs="Arial"/>
                     <w:szCs w:val="22"/>
                   </w:rPr>
                 </w:rPrChange>
               </w:rPr>
             </w:pPr>
-            <w:ins w:id="26" w:author="Rick Ales Consulting" w:date="2024-07-23T10:07:00Z" w16du:dateUtc="2024-07-23T14:07:00Z">
+            <w:ins w:id="25" w:author="Rick Ales Consulting" w:date="2024-07-23T10:07:00Z" w16du:dateUtc="2024-07-23T14:07:00Z">
               <w:r>
                 <w:rPr>
                   <w:rFonts w:cs="Arial"/>
                   <w:b/>
                   <w:bCs/>
                   <w:szCs w:val="22"/>
-                  <w:rPrChange w:id="27" w:author="Rick Ales Consulting" w:date="2024-07-23T10:07:00Z" w16du:dateUtc="2024-07-23T14:07:00Z">
+                  <w:rPrChange w:id="26" w:author="Rick Ales Consulting" w:date="2024-07-23T10:07:00Z" w16du:dateUtc="2024-07-23T14:07:00Z">
                     <w:rPr>
                       <w:rFonts w:cs="Arial"/>
                       <w:szCs w:val="22"/>
@@ -939,7 +931,7 @@
       </w:tr>
       <w:tr>
         <w:trPr>
-          <w:ins w:id="28" w:author="Rick Ales Consulting" w:date="2024-07-23T10:07:00Z" w16du:dateUtc="2024-07-23T14:07:00Z"/>
+          <w:ins w:id="27" w:author="Rick Ales Consulting" w:date="2024-07-23T10:07:00Z"/>
         </w:trPr>
         <w:tc>
           <w:tcPr>
@@ -948,12 +940,12 @@
           <w:p>
             <w:pPr>
               <w:rPr>
-                <w:ins w:id="29" w:author="Rick Ales Consulting" w:date="2024-07-23T10:07:00Z" w16du:dateUtc="2024-07-23T14:07:00Z"/>
+                <w:ins w:id="28" w:author="Rick Ales Consulting" w:date="2024-07-23T10:07:00Z" w16du:dateUtc="2024-07-23T14:07:00Z"/>
                 <w:rFonts w:cs="Arial"/>
                 <w:szCs w:val="22"/>
               </w:rPr>
             </w:pPr>
-            <w:ins w:id="30" w:author="Rick Ales Consulting" w:date="2024-07-23T10:07:00Z" w16du:dateUtc="2024-07-23T14:07:00Z">
+            <w:ins w:id="29" w:author="Rick Ales Consulting" w:date="2024-07-23T10:07:00Z" w16du:dateUtc="2024-07-23T14:07:00Z">
               <w:r>
                 <w:rPr>
                   <w:rFonts w:cs="Arial"/>
@@ -971,12 +963,12 @@
           <w:p>
             <w:pPr>
               <w:rPr>
-                <w:ins w:id="31" w:author="Rick Ales Consulting" w:date="2024-07-23T10:07:00Z" w16du:dateUtc="2024-07-23T14:07:00Z"/>
+                <w:ins w:id="30" w:author="Rick Ales Consulting" w:date="2024-07-23T10:07:00Z" w16du:dateUtc="2024-07-23T14:07:00Z"/>
                 <w:rFonts w:cs="Arial"/>
                 <w:szCs w:val="22"/>
               </w:rPr>
             </w:pPr>
-            <w:ins w:id="32" w:author="Rick Ales Consulting" w:date="2024-07-23T10:07:00Z" w16du:dateUtc="2024-07-23T14:07:00Z">
+            <w:ins w:id="31" w:author="Rick Ales Consulting" w:date="2024-07-23T10:07:00Z" w16du:dateUtc="2024-07-23T14:07:00Z">
               <w:r>
                 <w:rPr>
                   <w:rFonts w:cs="Arial"/>
@@ -994,12 +986,12 @@
           <w:p>
             <w:pPr>
               <w:rPr>
-                <w:ins w:id="33" w:author="Rick Ales Consulting" w:date="2024-07-23T10:07:00Z" w16du:dateUtc="2024-07-23T14:07:00Z"/>
+                <w:ins w:id="32" w:author="Rick Ales Consulting" w:date="2024-07-23T10:07:00Z" w16du:dateUtc="2024-07-23T14:07:00Z"/>
                 <w:rFonts w:cs="Arial"/>
                 <w:szCs w:val="22"/>
               </w:rPr>
             </w:pPr>
-            <w:ins w:id="34" w:author="Rick Ales Consulting" w:date="2024-07-23T10:07:00Z" w16du:dateUtc="2024-07-23T14:07:00Z">
+            <w:ins w:id="33" w:author="Rick Ales Consulting" w:date="2024-07-23T10:07:00Z" w16du:dateUtc="2024-07-23T14:07:00Z">
               <w:r>
                 <w:rPr>
                   <w:rFonts w:cs="Arial"/>
@@ -1017,12 +1009,12 @@
           <w:p>
             <w:pPr>
               <w:rPr>
-                <w:ins w:id="35" w:author="Rick Ales Consulting" w:date="2024-07-23T10:07:00Z" w16du:dateUtc="2024-07-23T14:07:00Z"/>
+                <w:ins w:id="34" w:author="Rick Ales Consulting" w:date="2024-07-23T10:07:00Z" w16du:dateUtc="2024-07-23T14:07:00Z"/>
                 <w:rFonts w:cs="Arial"/>
                 <w:szCs w:val="22"/>
               </w:rPr>
             </w:pPr>
-            <w:ins w:id="36" w:author="Rick Ales Consulting" w:date="2024-07-23T10:07:00Z" w16du:dateUtc="2024-07-23T14:07:00Z">
+            <w:ins w:id="35" w:author="Rick Ales Consulting" w:date="2024-07-23T10:07:00Z" w16du:dateUtc="2024-07-23T14:07:00Z">
               <w:r>
                 <w:rPr>
                   <w:rFonts w:cs="Arial"/>
@@ -1036,7 +1028,7 @@
       </w:tr>
       <w:tr>
         <w:trPr>
-          <w:ins w:id="37" w:author="Rick Ales Consulting" w:date="2024-07-23T10:07:00Z" w16du:dateUtc="2024-07-23T14:07:00Z"/>
+          <w:ins w:id="36" w:author="Rick Ales Consulting" w:date="2024-07-23T10:07:00Z"/>
         </w:trPr>
         <w:tc>
           <w:tcPr>
@@ -1045,12 +1037,12 @@
           <w:p>
             <w:pPr>
               <w:rPr>
-                <w:ins w:id="38" w:author="Rick Ales Consulting" w:date="2024-07-23T10:07:00Z" w16du:dateUtc="2024-07-23T14:07:00Z"/>
+                <w:ins w:id="37" w:author="Rick Ales Consulting" w:date="2024-07-23T10:07:00Z" w16du:dateUtc="2024-07-23T14:07:00Z"/>
                 <w:rFonts w:cs="Arial"/>
                 <w:szCs w:val="22"/>
               </w:rPr>
             </w:pPr>
-            <w:ins w:id="39" w:author="Rick Ales Consulting" w:date="2024-07-23T10:07:00Z" w16du:dateUtc="2024-07-23T14:07:00Z">
+            <w:ins w:id="38" w:author="Rick Ales Consulting" w:date="2024-07-23T10:07:00Z" w16du:dateUtc="2024-07-23T14:07:00Z">
               <w:r>
                 <w:rPr>
                   <w:rFonts w:cs="Arial"/>
@@ -1068,12 +1060,12 @@
           <w:p>
             <w:pPr>
               <w:rPr>
-                <w:ins w:id="40" w:author="Rick Ales Consulting" w:date="2024-07-23T10:22:00Z" w16du:dateUtc="2024-07-23T14:22:00Z"/>
+                <w:ins w:id="39" w:author="Rick Ales Consulting" w:date="2024-07-23T10:22:00Z" w16du:dateUtc="2024-07-23T14:22:00Z"/>
                 <w:rFonts w:cs="Arial"/>
                 <w:szCs w:val="22"/>
               </w:rPr>
             </w:pPr>
-            <w:ins w:id="41" w:author="Rick Ales Consulting" w:date="2024-07-23T10:21:00Z" w16du:dateUtc="2024-07-23T14:21:00Z">
+            <w:ins w:id="40" w:author="Rick Ales Consulting" w:date="2024-07-23T10:21:00Z" w16du:dateUtc="2024-07-23T14:21:00Z">
               <w:r>
                 <w:rPr>
                   <w:rFonts w:cs="Arial"/>
@@ -1082,7 +1074,7 @@
                 <w:t xml:space="preserve">User Case 5:  </w:t>
               </w:r>
             </w:ins>
-            <w:ins w:id="42" w:author="Rick Ales Consulting" w:date="2024-07-23T10:07:00Z" w16du:dateUtc="2024-07-23T14:07:00Z">
+            <w:ins w:id="41" w:author="Rick Ales Consulting" w:date="2024-07-23T10:07:00Z" w16du:dateUtc="2024-07-23T14:07:00Z">
               <w:r>
                 <w:rPr>
                   <w:rFonts w:cs="Arial"/>
@@ -1091,7 +1083,7 @@
                 <w:t>Changed the Test method to more align with current ATP procedure</w:t>
               </w:r>
             </w:ins>
-            <w:ins w:id="43" w:author="Rick Ales Consulting" w:date="2024-07-23T10:22:00Z" w16du:dateUtc="2024-07-23T14:22:00Z">
+            <w:ins w:id="42" w:author="Rick Ales Consulting" w:date="2024-07-23T10:22:00Z" w16du:dateUtc="2024-07-23T14:22:00Z">
               <w:r>
                 <w:rPr>
                   <w:rFonts w:cs="Arial"/>
@@ -1104,12 +1096,12 @@
           <w:p>
             <w:pPr>
               <w:rPr>
-                <w:ins w:id="44" w:author="Rick Ales Consulting" w:date="2024-07-23T10:21:00Z" w16du:dateUtc="2024-07-23T14:21:00Z"/>
+                <w:ins w:id="43" w:author="Rick Ales Consulting" w:date="2024-07-23T10:21:00Z" w16du:dateUtc="2024-07-23T14:21:00Z"/>
                 <w:rFonts w:cs="Arial"/>
                 <w:szCs w:val="22"/>
               </w:rPr>
             </w:pPr>
-            <w:ins w:id="45" w:author="Rick Ales Consulting" w:date="2024-07-23T10:23:00Z" w16du:dateUtc="2024-07-23T14:23:00Z">
+            <w:ins w:id="44" w:author="Rick Ales Consulting" w:date="2024-07-23T10:23:00Z" w16du:dateUtc="2024-07-23T14:23:00Z">
               <w:r>
                 <w:rPr>
                   <w:rFonts w:cs="Arial"/>
@@ -1118,7 +1110,7 @@
                 <w:t>5.1.4 Change</w:t>
               </w:r>
             </w:ins>
-            <w:ins w:id="46" w:author="Rick Ales Consulting" w:date="2024-07-23T10:22:00Z" w16du:dateUtc="2024-07-23T14:22:00Z">
+            <w:ins w:id="45" w:author="Rick Ales Consulting" w:date="2024-07-23T10:22:00Z" w16du:dateUtc="2024-07-23T14:22:00Z">
               <w:r>
                 <w:rPr>
                   <w:rFonts w:cs="Arial"/>
@@ -1127,7 +1119,7 @@
                 <w:t xml:space="preserve"> </w:t>
               </w:r>
             </w:ins>
-            <w:ins w:id="47" w:author="Rick Ales Consulting" w:date="2024-07-23T10:23:00Z" w16du:dateUtc="2024-07-23T14:23:00Z">
+            <w:ins w:id="46" w:author="Rick Ales Consulting" w:date="2024-07-23T10:23:00Z" w16du:dateUtc="2024-07-23T14:23:00Z">
               <w:r>
                 <w:rPr>
                   <w:rFonts w:cs="Arial"/>
@@ -1136,7 +1128,7 @@
                 <w:t>p</w:t>
               </w:r>
             </w:ins>
-            <w:ins w:id="48" w:author="Rick Ales Consulting" w:date="2024-07-23T10:22:00Z" w16du:dateUtc="2024-07-23T14:22:00Z">
+            <w:ins w:id="47" w:author="Rick Ales Consulting" w:date="2024-07-23T10:22:00Z" w16du:dateUtc="2024-07-23T14:22:00Z">
               <w:r>
                 <w:rPr>
                   <w:rFonts w:cs="Arial"/>
@@ -1165,7 +1157,7 @@
           <w:p>
             <w:pPr>
               <w:rPr>
-                <w:ins w:id="49" w:author="Rick Ales Consulting" w:date="2024-07-23T10:07:00Z" w16du:dateUtc="2024-07-23T14:07:00Z"/>
+                <w:ins w:id="48" w:author="Rick Ales Consulting" w:date="2024-07-23T10:07:00Z" w16du:dateUtc="2024-07-23T14:07:00Z"/>
                 <w:rFonts w:cs="Arial"/>
                 <w:szCs w:val="22"/>
               </w:rPr>
@@ -1179,12 +1171,12 @@
           <w:p>
             <w:pPr>
               <w:rPr>
-                <w:ins w:id="50" w:author="Rick Ales Consulting" w:date="2024-07-23T10:07:00Z" w16du:dateUtc="2024-07-23T14:07:00Z"/>
+                <w:ins w:id="49" w:author="Rick Ales Consulting" w:date="2024-07-23T10:07:00Z" w16du:dateUtc="2024-07-23T14:07:00Z"/>
                 <w:rFonts w:cs="Arial"/>
                 <w:szCs w:val="22"/>
               </w:rPr>
             </w:pPr>
-            <w:ins w:id="51" w:author="Rick Ales Consulting" w:date="2024-07-23T10:07:00Z" w16du:dateUtc="2024-07-23T14:07:00Z">
+            <w:ins w:id="50" w:author="Rick Ales Consulting" w:date="2024-07-23T10:07:00Z" w16du:dateUtc="2024-07-23T14:07:00Z">
               <w:r>
                 <w:rPr>
                   <w:rFonts w:cs="Arial"/>
@@ -1202,12 +1194,12 @@
           <w:p>
             <w:pPr>
               <w:rPr>
-                <w:ins w:id="52" w:author="Rick Ales Consulting" w:date="2024-07-23T10:07:00Z" w16du:dateUtc="2024-07-23T14:07:00Z"/>
+                <w:ins w:id="51" w:author="Rick Ales Consulting" w:date="2024-07-23T10:07:00Z" w16du:dateUtc="2024-07-23T14:07:00Z"/>
                 <w:rFonts w:cs="Arial"/>
                 <w:szCs w:val="22"/>
               </w:rPr>
             </w:pPr>
-            <w:ins w:id="53" w:author="Rick Ales Consulting" w:date="2024-07-23T10:07:00Z" w16du:dateUtc="2024-07-23T14:07:00Z">
+            <w:ins w:id="52" w:author="Rick Ales Consulting" w:date="2024-07-23T10:07:00Z" w16du:dateUtc="2024-07-23T14:07:00Z">
               <w:r>
                 <w:rPr>
                   <w:rFonts w:cs="Arial"/>
@@ -1223,16 +1215,16 @@
     <w:p>
       <w:pPr>
         <w:rPr>
+          <w:ins w:id="53" w:author="Rick Ales Consulting" w:date="2024-07-23T10:02:00Z" w16du:dateUtc="2024-07-23T14:02:00Z"/>
+          <w:rFonts w:cs="Arial"/>
+          <w:szCs w:val="22"/>
+        </w:rPr>
+      </w:pPr>
+    </w:p>
+    <w:p>
+      <w:pPr>
+        <w:rPr>
           <w:ins w:id="54" w:author="Rick Ales Consulting" w:date="2024-07-23T10:02:00Z" w16du:dateUtc="2024-07-23T14:02:00Z"/>
-          <w:rFonts w:cs="Arial"/>
-          <w:szCs w:val="22"/>
-        </w:rPr>
-      </w:pPr>
-    </w:p>
-    <w:p>
-      <w:pPr>
-        <w:rPr>
-          <w:ins w:id="55" w:author="Rick Ales Consulting" w:date="2024-07-23T10:02:00Z" w16du:dateUtc="2024-07-23T14:02:00Z"/>
           <w:rFonts w:cs="Arial"/>
           <w:szCs w:val="22"/>
         </w:rPr>
@@ -1291,7 +1283,7 @@
       <w:pPr>
         <w:pStyle w:val="TOC1"/>
         <w:rPr>
-          <w:ins w:id="56" w:author="Rick Ales Consulting" w:date="2024-07-23T10:20:00Z" w16du:dateUtc="2024-07-23T14:20:00Z"/>
+          <w:ins w:id="55" w:author="Rick Ales Consulting" w:date="2024-07-23T10:20:00Z" w16du:dateUtc="2024-07-23T14:20:00Z"/>
           <w:rFonts w:asciiTheme="minorHAnsi" w:eastAsiaTheme="minorEastAsia" w:hAnsiTheme="minorHAnsi" w:cstheme="minorBidi"/>
           <w:smallCaps w:val="0"/>
           <w:kern w:val="2"/>
@@ -1369,7 +1361,7 @@
         </w:rPr>
         <w:fldChar w:fldCharType="separate"/>
       </w:r>
-      <w:ins w:id="57" w:author="Rick Ales Consulting" w:date="2024-07-23T10:20:00Z" w16du:dateUtc="2024-07-23T14:20:00Z">
+      <w:ins w:id="56" w:author="Rick Ales Consulting" w:date="2024-07-23T10:20:00Z" w16du:dateUtc="2024-07-23T14:20:00Z">
         <w:r>
           <w:rPr>
             <w:rStyle w:val="Hyperlink"/>
@@ -1426,25 +1418,27 @@
           </w:rPr>
           <w:instrText xml:space="preserve"> PAGEREF _Toc172622437 \h </w:instrText>
         </w:r>
+      </w:ins>
+      <w:r>
+        <w:rPr>
+          <w:webHidden/>
+        </w:rPr>
+      </w:r>
+      <w:r>
+        <w:rPr>
+          <w:webHidden/>
+        </w:rPr>
+        <w:fldChar w:fldCharType="separate"/>
+      </w:r>
+      <w:ins w:id="57" w:author="rick ales" w:date="2026-04-07T11:23:00Z" w16du:dateUtc="2026-04-07T15:23:00Z">
         <w:r>
           <w:rPr>
             <w:webHidden/>
           </w:rPr>
+          <w:t>2</w:t>
         </w:r>
       </w:ins>
-      <w:r>
-        <w:rPr>
-          <w:webHidden/>
-        </w:rPr>
-        <w:fldChar w:fldCharType="separate"/>
-      </w:r>
       <w:ins w:id="58" w:author="Rick Ales Consulting" w:date="2024-07-23T10:20:00Z" w16du:dateUtc="2024-07-23T14:20:00Z">
-        <w:r>
-          <w:rPr>
-            <w:webHidden/>
-          </w:rPr>
-          <w:t>2</w:t>
-        </w:r>
         <w:r>
           <w:rPr>
             <w:webHidden/>
@@ -1546,29 +1540,31 @@
           </w:rPr>
           <w:instrText xml:space="preserve"> PAGEREF _Toc172622438 \h </w:instrText>
         </w:r>
+      </w:ins>
+      <w:r>
+        <w:rPr>
+          <w:webHidden/>
+        </w:rPr>
+      </w:r>
+      <w:r>
+        <w:rPr>
+          <w:webHidden/>
+        </w:rPr>
+        <w:fldChar w:fldCharType="separate"/>
+      </w:r>
+      <w:ins w:id="61" w:author="rick ales" w:date="2026-04-07T11:23:00Z" w16du:dateUtc="2026-04-07T15:23:00Z">
         <w:r>
           <w:rPr>
             <w:webHidden/>
           </w:rPr>
+          <w:t>2</w:t>
         </w:r>
       </w:ins>
-      <w:r>
-        <w:rPr>
-          <w:webHidden/>
-        </w:rPr>
-        <w:fldChar w:fldCharType="separate"/>
-      </w:r>
-      <w:ins w:id="61" w:author="Rick Ales Consulting" w:date="2024-07-23T10:20:00Z" w16du:dateUtc="2024-07-23T14:20:00Z">
+      <w:ins w:id="62" w:author="Rick Ales Consulting" w:date="2024-07-23T10:20:00Z" w16du:dateUtc="2024-07-23T14:20:00Z">
         <w:r>
           <w:rPr>
             <w:webHidden/>
           </w:rPr>
-          <w:t>2</w:t>
-        </w:r>
-        <w:r>
-          <w:rPr>
-            <w:webHidden/>
-          </w:rPr>
           <w:fldChar w:fldCharType="end"/>
         </w:r>
         <w:r>
@@ -1583,7 +1579,7 @@
       <w:pPr>
         <w:pStyle w:val="TOC1"/>
         <w:rPr>
-          <w:ins w:id="62" w:author="Rick Ales Consulting" w:date="2024-07-23T10:20:00Z" w16du:dateUtc="2024-07-23T14:20:00Z"/>
+          <w:ins w:id="63" w:author="Rick Ales Consulting" w:date="2024-07-23T10:20:00Z" w16du:dateUtc="2024-07-23T14:20:00Z"/>
           <w:rFonts w:asciiTheme="minorHAnsi" w:eastAsiaTheme="minorEastAsia" w:hAnsiTheme="minorHAnsi" w:cstheme="minorBidi"/>
           <w:smallCaps w:val="0"/>
           <w:kern w:val="2"/>
@@ -1592,7 +1588,7 @@
           <w14:ligatures w14:val="standardContextual"/>
         </w:rPr>
       </w:pPr>
-      <w:ins w:id="63" w:author="Rick Ales Consulting" w:date="2024-07-23T10:20:00Z" w16du:dateUtc="2024-07-23T14:20:00Z">
+      <w:ins w:id="64" w:author="Rick Ales Consulting" w:date="2024-07-23T10:20:00Z" w16du:dateUtc="2024-07-23T14:20:00Z">
         <w:r>
           <w:rPr>
             <w:rStyle w:val="Hyperlink"/>
@@ -1666,29 +1662,31 @@
           </w:rPr>
           <w:instrText xml:space="preserve"> PAGEREF _Toc172622439 \h </w:instrText>
         </w:r>
+      </w:ins>
+      <w:r>
+        <w:rPr>
+          <w:webHidden/>
+        </w:rPr>
+      </w:r>
+      <w:r>
+        <w:rPr>
+          <w:webHidden/>
+        </w:rPr>
+        <w:fldChar w:fldCharType="separate"/>
+      </w:r>
+      <w:ins w:id="65" w:author="rick ales" w:date="2026-04-07T11:23:00Z" w16du:dateUtc="2026-04-07T15:23:00Z">
         <w:r>
           <w:rPr>
             <w:webHidden/>
           </w:rPr>
+          <w:t>2</w:t>
         </w:r>
       </w:ins>
-      <w:r>
-        <w:rPr>
-          <w:webHidden/>
-        </w:rPr>
-        <w:fldChar w:fldCharType="separate"/>
-      </w:r>
-      <w:ins w:id="64" w:author="Rick Ales Consulting" w:date="2024-07-23T10:20:00Z" w16du:dateUtc="2024-07-23T14:20:00Z">
+      <w:ins w:id="66" w:author="Rick Ales Consulting" w:date="2024-07-23T10:20:00Z" w16du:dateUtc="2024-07-23T14:20:00Z">
         <w:r>
           <w:rPr>
             <w:webHidden/>
           </w:rPr>
-          <w:t>2</w:t>
-        </w:r>
-        <w:r>
-          <w:rPr>
-            <w:webHidden/>
-          </w:rPr>
           <w:fldChar w:fldCharType="end"/>
         </w:r>
         <w:r>
@@ -1703,7 +1701,7 @@
       <w:pPr>
         <w:pStyle w:val="TOC1"/>
         <w:rPr>
-          <w:ins w:id="65" w:author="Rick Ales Consulting" w:date="2024-07-23T10:20:00Z" w16du:dateUtc="2024-07-23T14:20:00Z"/>
+          <w:ins w:id="67" w:author="Rick Ales Consulting" w:date="2024-07-23T10:20:00Z" w16du:dateUtc="2024-07-23T14:20:00Z"/>
           <w:rFonts w:asciiTheme="minorHAnsi" w:eastAsiaTheme="minorEastAsia" w:hAnsiTheme="minorHAnsi" w:cstheme="minorBidi"/>
           <w:smallCaps w:val="0"/>
           <w:kern w:val="2"/>
@@ -1712,7 +1710,7 @@
           <w14:ligatures w14:val="standardContextual"/>
         </w:rPr>
       </w:pPr>
-      <w:ins w:id="66" w:author="Rick Ales Consulting" w:date="2024-07-23T10:20:00Z" w16du:dateUtc="2024-07-23T14:20:00Z">
+      <w:ins w:id="68" w:author="Rick Ales Consulting" w:date="2024-07-23T10:20:00Z" w16du:dateUtc="2024-07-23T14:20:00Z">
         <w:r>
           <w:rPr>
             <w:rStyle w:val="Hyperlink"/>
@@ -1786,145 +1784,27 @@
           </w:rPr>
           <w:instrText xml:space="preserve"> PAGEREF _Toc172622440 \h </w:instrText>
         </w:r>
+      </w:ins>
+      <w:r>
+        <w:rPr>
+          <w:webHidden/>
+        </w:rPr>
+      </w:r>
+      <w:r>
+        <w:rPr>
+          <w:webHidden/>
+        </w:rPr>
+        <w:fldChar w:fldCharType="separate"/>
+      </w:r>
+      <w:ins w:id="69" w:author="rick ales" w:date="2026-04-07T11:23:00Z" w16du:dateUtc="2026-04-07T15:23:00Z">
         <w:r>
           <w:rPr>
             <w:webHidden/>
           </w:rPr>
+          <w:t>2</w:t>
         </w:r>
       </w:ins>
-      <w:r>
-        <w:rPr>
-          <w:webHidden/>
-        </w:rPr>
-        <w:fldChar w:fldCharType="separate"/>
-      </w:r>
-      <w:ins w:id="67" w:author="Rick Ales Consulting" w:date="2024-07-23T10:20:00Z" w16du:dateUtc="2024-07-23T14:20:00Z">
-        <w:r>
-          <w:rPr>
-            <w:webHidden/>
-          </w:rPr>
-          <w:t>2</w:t>
-        </w:r>
-        <w:r>
-          <w:rPr>
-            <w:webHidden/>
-          </w:rPr>
-          <w:fldChar w:fldCharType="end"/>
-        </w:r>
-        <w:r>
-          <w:rPr>
-            <w:rStyle w:val="Hyperlink"/>
-          </w:rPr>
-          <w:fldChar w:fldCharType="end"/>
-        </w:r>
-      </w:ins>
-    </w:p>
-    <w:p>
-      <w:pPr>
-        <w:pStyle w:val="TOC1"/>
-        <w:rPr>
-          <w:ins w:id="68" w:author="Rick Ales Consulting" w:date="2024-07-23T10:20:00Z" w16du:dateUtc="2024-07-23T14:20:00Z"/>
-          <w:rFonts w:asciiTheme="minorHAnsi" w:eastAsiaTheme="minorEastAsia" w:hAnsiTheme="minorHAnsi" w:cstheme="minorBidi"/>
-          <w:smallCaps w:val="0"/>
-          <w:kern w:val="2"/>
-          <w:sz w:val="24"/>
-          <w:szCs w:val="24"/>
-          <w14:ligatures w14:val="standardContextual"/>
-        </w:rPr>
-      </w:pPr>
-      <w:ins w:id="69" w:author="Rick Ales Consulting" w:date="2024-07-23T10:20:00Z" w16du:dateUtc="2024-07-23T14:20:00Z">
-        <w:r>
-          <w:rPr>
-            <w:rStyle w:val="Hyperlink"/>
-          </w:rPr>
-          <w:fldChar w:fldCharType="begin"/>
-        </w:r>
-        <w:r>
-          <w:rPr>
-            <w:rStyle w:val="Hyperlink"/>
-          </w:rPr>
-          <w:instrText xml:space="preserve"> </w:instrText>
-        </w:r>
-        <w:r>
-          <w:instrText>HYPERLINK \l "_Toc172622441"</w:instrText>
-        </w:r>
-        <w:r>
-          <w:rPr>
-            <w:rStyle w:val="Hyperlink"/>
-          </w:rPr>
-          <w:instrText xml:space="preserve"> </w:instrText>
-        </w:r>
-        <w:r>
-          <w:rPr>
-            <w:rStyle w:val="Hyperlink"/>
-          </w:rPr>
-        </w:r>
-        <w:r>
-          <w:rPr>
-            <w:rStyle w:val="Hyperlink"/>
-          </w:rPr>
-          <w:fldChar w:fldCharType="separate"/>
-        </w:r>
-        <w:r>
-          <w:rPr>
-            <w:rStyle w:val="Hyperlink"/>
-          </w:rPr>
-          <w:t>3.0</w:t>
-        </w:r>
-        <w:r>
-          <w:rPr>
-            <w:rFonts w:asciiTheme="minorHAnsi" w:eastAsiaTheme="minorEastAsia" w:hAnsiTheme="minorHAnsi" w:cstheme="minorBidi"/>
-            <w:smallCaps w:val="0"/>
-            <w:kern w:val="2"/>
-            <w:sz w:val="24"/>
-            <w:szCs w:val="24"/>
-            <w14:ligatures w14:val="standardContextual"/>
-          </w:rPr>
-          <w:tab/>
-        </w:r>
-        <w:r>
-          <w:rPr>
-            <w:rStyle w:val="Hyperlink"/>
-          </w:rPr>
-          <w:t>Allen Aircraft Product LabVIEW Program:</w:t>
-        </w:r>
-        <w:r>
-          <w:rPr>
-            <w:webHidden/>
-          </w:rPr>
-          <w:tab/>
-        </w:r>
-        <w:r>
-          <w:rPr>
-            <w:webHidden/>
-          </w:rPr>
-          <w:fldChar w:fldCharType="begin"/>
-        </w:r>
-        <w:r>
-          <w:rPr>
-            <w:webHidden/>
-          </w:rPr>
-          <w:instrText xml:space="preserve"> PAGEREF _Toc172622441 \h </w:instrText>
-        </w:r>
-        <w:r>
-          <w:rPr>
-            <w:webHidden/>
-          </w:rPr>
-        </w:r>
-      </w:ins>
-      <w:r>
-        <w:rPr>
-          <w:webHidden/>
-        </w:rPr>
-        <w:fldChar w:fldCharType="separate"/>
-      </w:r>
       <w:ins w:id="70" w:author="Rick Ales Consulting" w:date="2024-07-23T10:20:00Z" w16du:dateUtc="2024-07-23T14:20:00Z">
-        <w:r>
-          <w:rPr>
-            <w:webHidden/>
-          </w:rPr>
-          <w:t>2</w:t>
-        </w:r>
         <w:r>
           <w:rPr>
             <w:webHidden/>
@@ -1966,7 +1846,7 @@
           <w:instrText xml:space="preserve"> </w:instrText>
         </w:r>
         <w:r>
-          <w:instrText>HYPERLINK \l "_Toc172622442"</w:instrText>
+          <w:instrText>HYPERLINK \l "_Toc172622441"</w:instrText>
         </w:r>
         <w:r>
           <w:rPr>
@@ -1989,7 +1869,7 @@
           <w:rPr>
             <w:rStyle w:val="Hyperlink"/>
           </w:rPr>
-          <w:t>3.1</w:t>
+          <w:t>3.0</w:t>
         </w:r>
         <w:r>
           <w:rPr>
@@ -2006,7 +1886,7 @@
           <w:rPr>
             <w:rStyle w:val="Hyperlink"/>
           </w:rPr>
-          <w:t>Allen Aircraft Products Agile Project Management Glossary:</w:t>
+          <w:t>Allen Aircraft Product LabVIEW Program:</w:t>
         </w:r>
         <w:r>
           <w:rPr>
@@ -2024,31 +1904,33 @@
           <w:rPr>
             <w:webHidden/>
           </w:rPr>
-          <w:instrText xml:space="preserve"> PAGEREF _Toc172622442 \h </w:instrText>
-        </w:r>
+          <w:instrText xml:space="preserve"> PAGEREF _Toc172622441 \h </w:instrText>
+        </w:r>
+      </w:ins>
+      <w:r>
+        <w:rPr>
+          <w:webHidden/>
+        </w:rPr>
+      </w:r>
+      <w:r>
+        <w:rPr>
+          <w:webHidden/>
+        </w:rPr>
+        <w:fldChar w:fldCharType="separate"/>
+      </w:r>
+      <w:ins w:id="73" w:author="rick ales" w:date="2026-04-07T11:23:00Z" w16du:dateUtc="2026-04-07T15:23:00Z">
         <w:r>
           <w:rPr>
             <w:webHidden/>
           </w:rPr>
+          <w:t>2</w:t>
         </w:r>
       </w:ins>
-      <w:r>
-        <w:rPr>
-          <w:webHidden/>
-        </w:rPr>
-        <w:fldChar w:fldCharType="separate"/>
-      </w:r>
-      <w:ins w:id="73" w:author="Rick Ales Consulting" w:date="2024-07-23T10:20:00Z" w16du:dateUtc="2024-07-23T14:20:00Z">
+      <w:ins w:id="74" w:author="Rick Ales Consulting" w:date="2024-07-23T10:20:00Z" w16du:dateUtc="2024-07-23T14:20:00Z">
         <w:r>
           <w:rPr>
             <w:webHidden/>
           </w:rPr>
-          <w:t>2</w:t>
-        </w:r>
-        <w:r>
-          <w:rPr>
-            <w:webHidden/>
-          </w:rPr>
           <w:fldChar w:fldCharType="end"/>
         </w:r>
         <w:r>
@@ -2063,7 +1945,7 @@
       <w:pPr>
         <w:pStyle w:val="TOC1"/>
         <w:rPr>
-          <w:ins w:id="74" w:author="Rick Ales Consulting" w:date="2024-07-23T10:20:00Z" w16du:dateUtc="2024-07-23T14:20:00Z"/>
+          <w:ins w:id="75" w:author="Rick Ales Consulting" w:date="2024-07-23T10:20:00Z" w16du:dateUtc="2024-07-23T14:20:00Z"/>
           <w:rFonts w:asciiTheme="minorHAnsi" w:eastAsiaTheme="minorEastAsia" w:hAnsiTheme="minorHAnsi" w:cstheme="minorBidi"/>
           <w:smallCaps w:val="0"/>
           <w:kern w:val="2"/>
@@ -2072,7 +1954,7 @@
           <w14:ligatures w14:val="standardContextual"/>
         </w:rPr>
       </w:pPr>
-      <w:ins w:id="75" w:author="Rick Ales Consulting" w:date="2024-07-23T10:20:00Z" w16du:dateUtc="2024-07-23T14:20:00Z">
+      <w:ins w:id="76" w:author="Rick Ales Consulting" w:date="2024-07-23T10:20:00Z" w16du:dateUtc="2024-07-23T14:20:00Z">
         <w:r>
           <w:rPr>
             <w:rStyle w:val="Hyperlink"/>
@@ -2086,7 +1968,7 @@
           <w:instrText xml:space="preserve"> </w:instrText>
         </w:r>
         <w:r>
-          <w:instrText>HYPERLINK \l "_Toc172622443"</w:instrText>
+          <w:instrText>HYPERLINK \l "_Toc172622442"</w:instrText>
         </w:r>
         <w:r>
           <w:rPr>
@@ -2109,7 +1991,7 @@
           <w:rPr>
             <w:rStyle w:val="Hyperlink"/>
           </w:rPr>
-          <w:t>3.2</w:t>
+          <w:t>3.1</w:t>
         </w:r>
         <w:r>
           <w:rPr>
@@ -2126,7 +2008,7 @@
           <w:rPr>
             <w:rStyle w:val="Hyperlink"/>
           </w:rPr>
-          <w:t>Quality System AS9100</w:t>
+          <w:t>Allen Aircraft Products Agile Project Management Glossary:</w:t>
         </w:r>
         <w:r>
           <w:rPr>
@@ -2144,31 +2026,33 @@
           <w:rPr>
             <w:webHidden/>
           </w:rPr>
-          <w:instrText xml:space="preserve"> PAGEREF _Toc172622443 \h </w:instrText>
-        </w:r>
+          <w:instrText xml:space="preserve"> PAGEREF _Toc172622442 \h </w:instrText>
+        </w:r>
+      </w:ins>
+      <w:r>
+        <w:rPr>
+          <w:webHidden/>
+        </w:rPr>
+      </w:r>
+      <w:r>
+        <w:rPr>
+          <w:webHidden/>
+        </w:rPr>
+        <w:fldChar w:fldCharType="separate"/>
+      </w:r>
+      <w:ins w:id="77" w:author="rick ales" w:date="2026-04-07T11:23:00Z" w16du:dateUtc="2026-04-07T15:23:00Z">
         <w:r>
           <w:rPr>
             <w:webHidden/>
           </w:rPr>
+          <w:t>2</w:t>
         </w:r>
       </w:ins>
-      <w:r>
-        <w:rPr>
-          <w:webHidden/>
-        </w:rPr>
-        <w:fldChar w:fldCharType="separate"/>
-      </w:r>
-      <w:ins w:id="76" w:author="Rick Ales Consulting" w:date="2024-07-23T10:20:00Z" w16du:dateUtc="2024-07-23T14:20:00Z">
+      <w:ins w:id="78" w:author="Rick Ales Consulting" w:date="2024-07-23T10:20:00Z" w16du:dateUtc="2024-07-23T14:20:00Z">
         <w:r>
           <w:rPr>
             <w:webHidden/>
           </w:rPr>
-          <w:t>3</w:t>
-        </w:r>
-        <w:r>
-          <w:rPr>
-            <w:webHidden/>
-          </w:rPr>
           <w:fldChar w:fldCharType="end"/>
         </w:r>
         <w:r>
@@ -2183,7 +2067,7 @@
       <w:pPr>
         <w:pStyle w:val="TOC1"/>
         <w:rPr>
-          <w:ins w:id="77" w:author="Rick Ales Consulting" w:date="2024-07-23T10:20:00Z" w16du:dateUtc="2024-07-23T14:20:00Z"/>
+          <w:ins w:id="79" w:author="Rick Ales Consulting" w:date="2024-07-23T10:20:00Z" w16du:dateUtc="2024-07-23T14:20:00Z"/>
           <w:rFonts w:asciiTheme="minorHAnsi" w:eastAsiaTheme="minorEastAsia" w:hAnsiTheme="minorHAnsi" w:cstheme="minorBidi"/>
           <w:smallCaps w:val="0"/>
           <w:kern w:val="2"/>
@@ -2192,7 +2076,7 @@
           <w14:ligatures w14:val="standardContextual"/>
         </w:rPr>
       </w:pPr>
-      <w:ins w:id="78" w:author="Rick Ales Consulting" w:date="2024-07-23T10:20:00Z" w16du:dateUtc="2024-07-23T14:20:00Z">
+      <w:ins w:id="80" w:author="Rick Ales Consulting" w:date="2024-07-23T10:20:00Z" w16du:dateUtc="2024-07-23T14:20:00Z">
         <w:r>
           <w:rPr>
             <w:rStyle w:val="Hyperlink"/>
@@ -2206,7 +2090,7 @@
           <w:instrText xml:space="preserve"> </w:instrText>
         </w:r>
         <w:r>
-          <w:instrText>HYPERLINK \l "_Toc172622444"</w:instrText>
+          <w:instrText>HYPERLINK \l "_Toc172622443"</w:instrText>
         </w:r>
         <w:r>
           <w:rPr>
@@ -2229,7 +2113,7 @@
           <w:rPr>
             <w:rStyle w:val="Hyperlink"/>
           </w:rPr>
-          <w:t>4.0</w:t>
+          <w:t>3.2</w:t>
         </w:r>
         <w:r>
           <w:rPr>
@@ -2246,7 +2130,7 @@
           <w:rPr>
             <w:rStyle w:val="Hyperlink"/>
           </w:rPr>
-          <w:t>User Story EPIC 1</w:t>
+          <w:t>Quality System AS9100</w:t>
         </w:r>
         <w:r>
           <w:rPr>
@@ -2264,147 +2148,29 @@
           <w:rPr>
             <w:webHidden/>
           </w:rPr>
-          <w:instrText xml:space="preserve"> PAGEREF _Toc172622444 \h </w:instrText>
-        </w:r>
+          <w:instrText xml:space="preserve"> PAGEREF _Toc172622443 \h </w:instrText>
+        </w:r>
+      </w:ins>
+      <w:r>
+        <w:rPr>
+          <w:webHidden/>
+        </w:rPr>
+      </w:r>
+      <w:r>
+        <w:rPr>
+          <w:webHidden/>
+        </w:rPr>
+        <w:fldChar w:fldCharType="separate"/>
+      </w:r>
+      <w:ins w:id="81" w:author="rick ales" w:date="2026-04-07T11:23:00Z" w16du:dateUtc="2026-04-07T15:23:00Z">
         <w:r>
           <w:rPr>
             <w:webHidden/>
           </w:rPr>
+          <w:t>3</w:t>
         </w:r>
       </w:ins>
-      <w:r>
-        <w:rPr>
-          <w:webHidden/>
-        </w:rPr>
-        <w:fldChar w:fldCharType="separate"/>
-      </w:r>
-      <w:ins w:id="79" w:author="Rick Ales Consulting" w:date="2024-07-23T10:20:00Z" w16du:dateUtc="2024-07-23T14:20:00Z">
-        <w:r>
-          <w:rPr>
-            <w:webHidden/>
-          </w:rPr>
-          <w:t>3</w:t>
-        </w:r>
-        <w:r>
-          <w:rPr>
-            <w:webHidden/>
-          </w:rPr>
-          <w:fldChar w:fldCharType="end"/>
-        </w:r>
-        <w:r>
-          <w:rPr>
-            <w:rStyle w:val="Hyperlink"/>
-          </w:rPr>
-          <w:fldChar w:fldCharType="end"/>
-        </w:r>
-      </w:ins>
-    </w:p>
-    <w:p>
-      <w:pPr>
-        <w:pStyle w:val="TOC1"/>
-        <w:rPr>
-          <w:ins w:id="80" w:author="Rick Ales Consulting" w:date="2024-07-23T10:20:00Z" w16du:dateUtc="2024-07-23T14:20:00Z"/>
-          <w:rFonts w:asciiTheme="minorHAnsi" w:eastAsiaTheme="minorEastAsia" w:hAnsiTheme="minorHAnsi" w:cstheme="minorBidi"/>
-          <w:smallCaps w:val="0"/>
-          <w:kern w:val="2"/>
-          <w:sz w:val="24"/>
-          <w:szCs w:val="24"/>
-          <w14:ligatures w14:val="standardContextual"/>
-        </w:rPr>
-      </w:pPr>
-      <w:ins w:id="81" w:author="Rick Ales Consulting" w:date="2024-07-23T10:20:00Z" w16du:dateUtc="2024-07-23T14:20:00Z">
-        <w:r>
-          <w:rPr>
-            <w:rStyle w:val="Hyperlink"/>
-          </w:rPr>
-          <w:fldChar w:fldCharType="begin"/>
-        </w:r>
-        <w:r>
-          <w:rPr>
-            <w:rStyle w:val="Hyperlink"/>
-          </w:rPr>
-          <w:instrText xml:space="preserve"> </w:instrText>
-        </w:r>
-        <w:r>
-          <w:instrText>HYPERLINK \l "_Toc172622445"</w:instrText>
-        </w:r>
-        <w:r>
-          <w:rPr>
-            <w:rStyle w:val="Hyperlink"/>
-          </w:rPr>
-          <w:instrText xml:space="preserve"> </w:instrText>
-        </w:r>
-        <w:r>
-          <w:rPr>
-            <w:rStyle w:val="Hyperlink"/>
-          </w:rPr>
-        </w:r>
-        <w:r>
-          <w:rPr>
-            <w:rStyle w:val="Hyperlink"/>
-          </w:rPr>
-          <w:fldChar w:fldCharType="separate"/>
-        </w:r>
-        <w:r>
-          <w:rPr>
-            <w:rStyle w:val="Hyperlink"/>
-          </w:rPr>
-          <w:t>5.0</w:t>
-        </w:r>
-        <w:r>
-          <w:rPr>
-            <w:rFonts w:asciiTheme="minorHAnsi" w:eastAsiaTheme="minorEastAsia" w:hAnsiTheme="minorHAnsi" w:cstheme="minorBidi"/>
-            <w:smallCaps w:val="0"/>
-            <w:kern w:val="2"/>
-            <w:sz w:val="24"/>
-            <w:szCs w:val="24"/>
-            <w14:ligatures w14:val="standardContextual"/>
-          </w:rPr>
-          <w:tab/>
-        </w:r>
-        <w:r>
-          <w:rPr>
-            <w:rStyle w:val="Hyperlink"/>
-          </w:rPr>
-          <w:t>User Story EPIC 2</w:t>
-        </w:r>
-        <w:r>
-          <w:rPr>
-            <w:webHidden/>
-          </w:rPr>
-          <w:tab/>
-        </w:r>
-        <w:r>
-          <w:rPr>
-            <w:webHidden/>
-          </w:rPr>
-          <w:fldChar w:fldCharType="begin"/>
-        </w:r>
-        <w:r>
-          <w:rPr>
-            <w:webHidden/>
-          </w:rPr>
-          <w:instrText xml:space="preserve"> PAGEREF _Toc172622445 \h </w:instrText>
-        </w:r>
-        <w:r>
-          <w:rPr>
-            <w:webHidden/>
-          </w:rPr>
-        </w:r>
-      </w:ins>
-      <w:r>
-        <w:rPr>
-          <w:webHidden/>
-        </w:rPr>
-        <w:fldChar w:fldCharType="separate"/>
-      </w:r>
       <w:ins w:id="82" w:author="Rick Ales Consulting" w:date="2024-07-23T10:20:00Z" w16du:dateUtc="2024-07-23T14:20:00Z">
-        <w:r>
-          <w:rPr>
-            <w:webHidden/>
-          </w:rPr>
-          <w:t>3</w:t>
-        </w:r>
         <w:r>
           <w:rPr>
             <w:webHidden/>
@@ -2446,7 +2212,7 @@
           <w:instrText xml:space="preserve"> </w:instrText>
         </w:r>
         <w:r>
-          <w:instrText>HYPERLINK \l "_Toc172622446"</w:instrText>
+          <w:instrText>HYPERLINK \l "_Toc172622444"</w:instrText>
         </w:r>
         <w:r>
           <w:rPr>
@@ -2469,7 +2235,7 @@
           <w:rPr>
             <w:rStyle w:val="Hyperlink"/>
           </w:rPr>
-          <w:t>5.1</w:t>
+          <w:t>4.0</w:t>
         </w:r>
         <w:r>
           <w:rPr>
@@ -2486,7 +2252,7 @@
           <w:rPr>
             <w:rStyle w:val="Hyperlink"/>
           </w:rPr>
-          <w:t>Production User Objectives</w:t>
+          <w:t>User Story EPIC 1</w:t>
         </w:r>
         <w:r>
           <w:rPr>
@@ -2504,31 +2270,33 @@
           <w:rPr>
             <w:webHidden/>
           </w:rPr>
-          <w:instrText xml:space="preserve"> PAGEREF _Toc172622446 \h </w:instrText>
-        </w:r>
+          <w:instrText xml:space="preserve"> PAGEREF _Toc172622444 \h </w:instrText>
+        </w:r>
+      </w:ins>
+      <w:r>
+        <w:rPr>
+          <w:webHidden/>
+        </w:rPr>
+      </w:r>
+      <w:r>
+        <w:rPr>
+          <w:webHidden/>
+        </w:rPr>
+        <w:fldChar w:fldCharType="separate"/>
+      </w:r>
+      <w:ins w:id="85" w:author="rick ales" w:date="2026-04-07T11:23:00Z" w16du:dateUtc="2026-04-07T15:23:00Z">
         <w:r>
           <w:rPr>
             <w:webHidden/>
           </w:rPr>
+          <w:t>3</w:t>
         </w:r>
       </w:ins>
-      <w:r>
-        <w:rPr>
-          <w:webHidden/>
-        </w:rPr>
-        <w:fldChar w:fldCharType="separate"/>
-      </w:r>
-      <w:ins w:id="85" w:author="Rick Ales Consulting" w:date="2024-07-23T10:20:00Z" w16du:dateUtc="2024-07-23T14:20:00Z">
+      <w:ins w:id="86" w:author="Rick Ales Consulting" w:date="2024-07-23T10:20:00Z" w16du:dateUtc="2024-07-23T14:20:00Z">
         <w:r>
           <w:rPr>
             <w:webHidden/>
           </w:rPr>
-          <w:t>3</w:t>
-        </w:r>
-        <w:r>
-          <w:rPr>
-            <w:webHidden/>
-          </w:rPr>
           <w:fldChar w:fldCharType="end"/>
         </w:r>
         <w:r>
@@ -2543,7 +2311,7 @@
       <w:pPr>
         <w:pStyle w:val="TOC1"/>
         <w:rPr>
-          <w:ins w:id="86" w:author="Rick Ales Consulting" w:date="2024-07-23T10:20:00Z" w16du:dateUtc="2024-07-23T14:20:00Z"/>
+          <w:ins w:id="87" w:author="Rick Ales Consulting" w:date="2024-07-23T10:20:00Z" w16du:dateUtc="2024-07-23T14:20:00Z"/>
           <w:rFonts w:asciiTheme="minorHAnsi" w:eastAsiaTheme="minorEastAsia" w:hAnsiTheme="minorHAnsi" w:cstheme="minorBidi"/>
           <w:smallCaps w:val="0"/>
           <w:kern w:val="2"/>
@@ -2552,7 +2320,7 @@
           <w14:ligatures w14:val="standardContextual"/>
         </w:rPr>
       </w:pPr>
-      <w:ins w:id="87" w:author="Rick Ales Consulting" w:date="2024-07-23T10:20:00Z" w16du:dateUtc="2024-07-23T14:20:00Z">
+      <w:ins w:id="88" w:author="Rick Ales Consulting" w:date="2024-07-23T10:20:00Z" w16du:dateUtc="2024-07-23T14:20:00Z">
         <w:r>
           <w:rPr>
             <w:rStyle w:val="Hyperlink"/>
@@ -2566,7 +2334,7 @@
           <w:instrText xml:space="preserve"> </w:instrText>
         </w:r>
         <w:r>
-          <w:instrText>HYPERLINK \l "_Toc172622447"</w:instrText>
+          <w:instrText>HYPERLINK \l "_Toc172622445"</w:instrText>
         </w:r>
         <w:r>
           <w:rPr>
@@ -2589,7 +2357,7 @@
           <w:rPr>
             <w:rStyle w:val="Hyperlink"/>
           </w:rPr>
-          <w:t>5.1.1</w:t>
+          <w:t>5.0</w:t>
         </w:r>
         <w:r>
           <w:rPr>
@@ -2606,7 +2374,7 @@
           <w:rPr>
             <w:rStyle w:val="Hyperlink"/>
           </w:rPr>
-          <w:t>INPUTS:</w:t>
+          <w:t>User Story EPIC 2</w:t>
         </w:r>
         <w:r>
           <w:rPr>
@@ -2624,31 +2392,33 @@
           <w:rPr>
             <w:webHidden/>
           </w:rPr>
-          <w:instrText xml:space="preserve"> PAGEREF _Toc172622447 \h </w:instrText>
-        </w:r>
+          <w:instrText xml:space="preserve"> PAGEREF _Toc172622445 \h </w:instrText>
+        </w:r>
+      </w:ins>
+      <w:r>
+        <w:rPr>
+          <w:webHidden/>
+        </w:rPr>
+      </w:r>
+      <w:r>
+        <w:rPr>
+          <w:webHidden/>
+        </w:rPr>
+        <w:fldChar w:fldCharType="separate"/>
+      </w:r>
+      <w:ins w:id="89" w:author="rick ales" w:date="2026-04-07T11:23:00Z" w16du:dateUtc="2026-04-07T15:23:00Z">
         <w:r>
           <w:rPr>
             <w:webHidden/>
           </w:rPr>
+          <w:t>3</w:t>
         </w:r>
       </w:ins>
-      <w:r>
-        <w:rPr>
-          <w:webHidden/>
-        </w:rPr>
-        <w:fldChar w:fldCharType="separate"/>
-      </w:r>
-      <w:ins w:id="88" w:author="Rick Ales Consulting" w:date="2024-07-23T10:20:00Z" w16du:dateUtc="2024-07-23T14:20:00Z">
+      <w:ins w:id="90" w:author="Rick Ales Consulting" w:date="2024-07-23T10:20:00Z" w16du:dateUtc="2024-07-23T14:20:00Z">
         <w:r>
           <w:rPr>
             <w:webHidden/>
           </w:rPr>
-          <w:t>3</w:t>
-        </w:r>
-        <w:r>
-          <w:rPr>
-            <w:webHidden/>
-          </w:rPr>
           <w:fldChar w:fldCharType="end"/>
         </w:r>
         <w:r>
@@ -2663,7 +2433,7 @@
       <w:pPr>
         <w:pStyle w:val="TOC1"/>
         <w:rPr>
-          <w:ins w:id="89" w:author="Rick Ales Consulting" w:date="2024-07-23T10:20:00Z" w16du:dateUtc="2024-07-23T14:20:00Z"/>
+          <w:ins w:id="91" w:author="Rick Ales Consulting" w:date="2024-07-23T10:20:00Z" w16du:dateUtc="2024-07-23T14:20:00Z"/>
           <w:rFonts w:asciiTheme="minorHAnsi" w:eastAsiaTheme="minorEastAsia" w:hAnsiTheme="minorHAnsi" w:cstheme="minorBidi"/>
           <w:smallCaps w:val="0"/>
           <w:kern w:val="2"/>
@@ -2672,7 +2442,7 @@
           <w14:ligatures w14:val="standardContextual"/>
         </w:rPr>
       </w:pPr>
-      <w:ins w:id="90" w:author="Rick Ales Consulting" w:date="2024-07-23T10:20:00Z" w16du:dateUtc="2024-07-23T14:20:00Z">
+      <w:ins w:id="92" w:author="Rick Ales Consulting" w:date="2024-07-23T10:20:00Z" w16du:dateUtc="2024-07-23T14:20:00Z">
         <w:r>
           <w:rPr>
             <w:rStyle w:val="Hyperlink"/>
@@ -2686,7 +2456,7 @@
           <w:instrText xml:space="preserve"> </w:instrText>
         </w:r>
         <w:r>
-          <w:instrText>HYPERLINK \l "_Toc172622448"</w:instrText>
+          <w:instrText>HYPERLINK \l "_Toc172622446"</w:instrText>
         </w:r>
         <w:r>
           <w:rPr>
@@ -2709,7 +2479,7 @@
           <w:rPr>
             <w:rStyle w:val="Hyperlink"/>
           </w:rPr>
-          <w:t>5.1.2</w:t>
+          <w:t>5.1</w:t>
         </w:r>
         <w:r>
           <w:rPr>
@@ -2726,7 +2496,7 @@
           <w:rPr>
             <w:rStyle w:val="Hyperlink"/>
           </w:rPr>
-          <w:t>OUTPUTS:</w:t>
+          <w:t>Production User Objectives</w:t>
         </w:r>
         <w:r>
           <w:rPr>
@@ -2744,147 +2514,29 @@
           <w:rPr>
             <w:webHidden/>
           </w:rPr>
-          <w:instrText xml:space="preserve"> PAGEREF _Toc172622448 \h </w:instrText>
-        </w:r>
+          <w:instrText xml:space="preserve"> PAGEREF _Toc172622446 \h </w:instrText>
+        </w:r>
+      </w:ins>
+      <w:r>
+        <w:rPr>
+          <w:webHidden/>
+        </w:rPr>
+      </w:r>
+      <w:r>
+        <w:rPr>
+          <w:webHidden/>
+        </w:rPr>
+        <w:fldChar w:fldCharType="separate"/>
+      </w:r>
+      <w:ins w:id="93" w:author="rick ales" w:date="2026-04-07T11:23:00Z" w16du:dateUtc="2026-04-07T15:23:00Z">
         <w:r>
           <w:rPr>
             <w:webHidden/>
           </w:rPr>
+          <w:t>3</w:t>
         </w:r>
       </w:ins>
-      <w:r>
-        <w:rPr>
-          <w:webHidden/>
-        </w:rPr>
-        <w:fldChar w:fldCharType="separate"/>
-      </w:r>
-      <w:ins w:id="91" w:author="Rick Ales Consulting" w:date="2024-07-23T10:20:00Z" w16du:dateUtc="2024-07-23T14:20:00Z">
-        <w:r>
-          <w:rPr>
-            <w:webHidden/>
-          </w:rPr>
-          <w:t>3</w:t>
-        </w:r>
-        <w:r>
-          <w:rPr>
-            <w:webHidden/>
-          </w:rPr>
-          <w:fldChar w:fldCharType="end"/>
-        </w:r>
-        <w:r>
-          <w:rPr>
-            <w:rStyle w:val="Hyperlink"/>
-          </w:rPr>
-          <w:fldChar w:fldCharType="end"/>
-        </w:r>
-      </w:ins>
-    </w:p>
-    <w:p>
-      <w:pPr>
-        <w:pStyle w:val="TOC1"/>
-        <w:rPr>
-          <w:ins w:id="92" w:author="Rick Ales Consulting" w:date="2024-07-23T10:20:00Z" w16du:dateUtc="2024-07-23T14:20:00Z"/>
-          <w:rFonts w:asciiTheme="minorHAnsi" w:eastAsiaTheme="minorEastAsia" w:hAnsiTheme="minorHAnsi" w:cstheme="minorBidi"/>
-          <w:smallCaps w:val="0"/>
-          <w:kern w:val="2"/>
-          <w:sz w:val="24"/>
-          <w:szCs w:val="24"/>
-          <w14:ligatures w14:val="standardContextual"/>
-        </w:rPr>
-      </w:pPr>
-      <w:ins w:id="93" w:author="Rick Ales Consulting" w:date="2024-07-23T10:20:00Z" w16du:dateUtc="2024-07-23T14:20:00Z">
-        <w:r>
-          <w:rPr>
-            <w:rStyle w:val="Hyperlink"/>
-          </w:rPr>
-          <w:fldChar w:fldCharType="begin"/>
-        </w:r>
-        <w:r>
-          <w:rPr>
-            <w:rStyle w:val="Hyperlink"/>
-          </w:rPr>
-          <w:instrText xml:space="preserve"> </w:instrText>
-        </w:r>
-        <w:r>
-          <w:instrText>HYPERLINK \l "_Toc172622449"</w:instrText>
-        </w:r>
-        <w:r>
-          <w:rPr>
-            <w:rStyle w:val="Hyperlink"/>
-          </w:rPr>
-          <w:instrText xml:space="preserve"> </w:instrText>
-        </w:r>
-        <w:r>
-          <w:rPr>
-            <w:rStyle w:val="Hyperlink"/>
-          </w:rPr>
-        </w:r>
-        <w:r>
-          <w:rPr>
-            <w:rStyle w:val="Hyperlink"/>
-          </w:rPr>
-          <w:fldChar w:fldCharType="separate"/>
-        </w:r>
-        <w:r>
-          <w:rPr>
-            <w:rStyle w:val="Hyperlink"/>
-          </w:rPr>
-          <w:t>5.1.3</w:t>
-        </w:r>
-        <w:r>
-          <w:rPr>
-            <w:rFonts w:asciiTheme="minorHAnsi" w:eastAsiaTheme="minorEastAsia" w:hAnsiTheme="minorHAnsi" w:cstheme="minorBidi"/>
-            <w:smallCaps w:val="0"/>
-            <w:kern w:val="2"/>
-            <w:sz w:val="24"/>
-            <w:szCs w:val="24"/>
-            <w14:ligatures w14:val="standardContextual"/>
-          </w:rPr>
-          <w:tab/>
-        </w:r>
-        <w:r>
-          <w:rPr>
-            <w:rStyle w:val="Hyperlink"/>
-          </w:rPr>
-          <w:t>HMI:</w:t>
-        </w:r>
-        <w:r>
-          <w:rPr>
-            <w:webHidden/>
-          </w:rPr>
-          <w:tab/>
-        </w:r>
-        <w:r>
-          <w:rPr>
-            <w:webHidden/>
-          </w:rPr>
-          <w:fldChar w:fldCharType="begin"/>
-        </w:r>
-        <w:r>
-          <w:rPr>
-            <w:webHidden/>
-          </w:rPr>
-          <w:instrText xml:space="preserve"> PAGEREF _Toc172622449 \h </w:instrText>
-        </w:r>
-        <w:r>
-          <w:rPr>
-            <w:webHidden/>
-          </w:rPr>
-        </w:r>
-      </w:ins>
-      <w:r>
-        <w:rPr>
-          <w:webHidden/>
-        </w:rPr>
-        <w:fldChar w:fldCharType="separate"/>
-      </w:r>
       <w:ins w:id="94" w:author="Rick Ales Consulting" w:date="2024-07-23T10:20:00Z" w16du:dateUtc="2024-07-23T14:20:00Z">
-        <w:r>
-          <w:rPr>
-            <w:webHidden/>
-          </w:rPr>
-          <w:t>4</w:t>
-        </w:r>
         <w:r>
           <w:rPr>
             <w:webHidden/>
@@ -2926,7 +2578,7 @@
           <w:instrText xml:space="preserve"> </w:instrText>
         </w:r>
         <w:r>
-          <w:instrText>HYPERLINK \l "_Toc172622450"</w:instrText>
+          <w:instrText>HYPERLINK \l "_Toc172622447"</w:instrText>
         </w:r>
         <w:r>
           <w:rPr>
@@ -2949,7 +2601,7 @@
           <w:rPr>
             <w:rStyle w:val="Hyperlink"/>
           </w:rPr>
-          <w:t>5.1.4</w:t>
+          <w:t>5.1.1</w:t>
         </w:r>
         <w:r>
           <w:rPr>
@@ -2966,7 +2618,7 @@
           <w:rPr>
             <w:rStyle w:val="Hyperlink"/>
           </w:rPr>
-          <w:t>Pump control</w:t>
+          <w:t>INPUTS:</w:t>
         </w:r>
         <w:r>
           <w:rPr>
@@ -2984,31 +2636,33 @@
           <w:rPr>
             <w:webHidden/>
           </w:rPr>
-          <w:instrText xml:space="preserve"> PAGEREF _Toc172622450 \h </w:instrText>
-        </w:r>
+          <w:instrText xml:space="preserve"> PAGEREF _Toc172622447 \h </w:instrText>
+        </w:r>
+      </w:ins>
+      <w:r>
+        <w:rPr>
+          <w:webHidden/>
+        </w:rPr>
+      </w:r>
+      <w:r>
+        <w:rPr>
+          <w:webHidden/>
+        </w:rPr>
+        <w:fldChar w:fldCharType="separate"/>
+      </w:r>
+      <w:ins w:id="97" w:author="rick ales" w:date="2026-04-07T11:23:00Z" w16du:dateUtc="2026-04-07T15:23:00Z">
         <w:r>
           <w:rPr>
             <w:webHidden/>
           </w:rPr>
+          <w:t>3</w:t>
         </w:r>
       </w:ins>
-      <w:r>
-        <w:rPr>
-          <w:webHidden/>
-        </w:rPr>
-        <w:fldChar w:fldCharType="separate"/>
-      </w:r>
-      <w:ins w:id="97" w:author="Rick Ales Consulting" w:date="2024-07-23T10:20:00Z" w16du:dateUtc="2024-07-23T14:20:00Z">
+      <w:ins w:id="98" w:author="Rick Ales Consulting" w:date="2024-07-23T10:20:00Z" w16du:dateUtc="2024-07-23T14:20:00Z">
         <w:r>
           <w:rPr>
             <w:webHidden/>
           </w:rPr>
-          <w:t>4</w:t>
-        </w:r>
-        <w:r>
-          <w:rPr>
-            <w:webHidden/>
-          </w:rPr>
           <w:fldChar w:fldCharType="end"/>
         </w:r>
         <w:r>
@@ -3023,7 +2677,7 @@
       <w:pPr>
         <w:pStyle w:val="TOC1"/>
         <w:rPr>
-          <w:ins w:id="98" w:author="Rick Ales Consulting" w:date="2024-07-23T10:20:00Z" w16du:dateUtc="2024-07-23T14:20:00Z"/>
+          <w:ins w:id="99" w:author="Rick Ales Consulting" w:date="2024-07-23T10:20:00Z" w16du:dateUtc="2024-07-23T14:20:00Z"/>
           <w:rFonts w:asciiTheme="minorHAnsi" w:eastAsiaTheme="minorEastAsia" w:hAnsiTheme="minorHAnsi" w:cstheme="minorBidi"/>
           <w:smallCaps w:val="0"/>
           <w:kern w:val="2"/>
@@ -3032,7 +2686,7 @@
           <w14:ligatures w14:val="standardContextual"/>
         </w:rPr>
       </w:pPr>
-      <w:ins w:id="99" w:author="Rick Ales Consulting" w:date="2024-07-23T10:20:00Z" w16du:dateUtc="2024-07-23T14:20:00Z">
+      <w:ins w:id="100" w:author="Rick Ales Consulting" w:date="2024-07-23T10:20:00Z" w16du:dateUtc="2024-07-23T14:20:00Z">
         <w:r>
           <w:rPr>
             <w:rStyle w:val="Hyperlink"/>
@@ -3046,7 +2700,7 @@
           <w:instrText xml:space="preserve"> </w:instrText>
         </w:r>
         <w:r>
-          <w:instrText>HYPERLINK \l "_Toc172622451"</w:instrText>
+          <w:instrText>HYPERLINK \l "_Toc172622448"</w:instrText>
         </w:r>
         <w:r>
           <w:rPr>
@@ -3069,7 +2723,7 @@
           <w:rPr>
             <w:rStyle w:val="Hyperlink"/>
           </w:rPr>
-          <w:t>5.1.5</w:t>
+          <w:t>5.1.2</w:t>
         </w:r>
         <w:r>
           <w:rPr>
@@ -3086,7 +2740,7 @@
           <w:rPr>
             <w:rStyle w:val="Hyperlink"/>
           </w:rPr>
-          <w:t>Test Status/progress</w:t>
+          <w:t>OUTPUTS:</w:t>
         </w:r>
         <w:r>
           <w:rPr>
@@ -3104,31 +2758,33 @@
           <w:rPr>
             <w:webHidden/>
           </w:rPr>
-          <w:instrText xml:space="preserve"> PAGEREF _Toc172622451 \h </w:instrText>
-        </w:r>
+          <w:instrText xml:space="preserve"> PAGEREF _Toc172622448 \h </w:instrText>
+        </w:r>
+      </w:ins>
+      <w:r>
+        <w:rPr>
+          <w:webHidden/>
+        </w:rPr>
+      </w:r>
+      <w:r>
+        <w:rPr>
+          <w:webHidden/>
+        </w:rPr>
+        <w:fldChar w:fldCharType="separate"/>
+      </w:r>
+      <w:ins w:id="101" w:author="rick ales" w:date="2026-04-07T11:23:00Z" w16du:dateUtc="2026-04-07T15:23:00Z">
         <w:r>
           <w:rPr>
             <w:webHidden/>
           </w:rPr>
+          <w:t>3</w:t>
         </w:r>
       </w:ins>
-      <w:r>
-        <w:rPr>
-          <w:webHidden/>
-        </w:rPr>
-        <w:fldChar w:fldCharType="separate"/>
-      </w:r>
-      <w:ins w:id="100" w:author="Rick Ales Consulting" w:date="2024-07-23T10:20:00Z" w16du:dateUtc="2024-07-23T14:20:00Z">
+      <w:ins w:id="102" w:author="Rick Ales Consulting" w:date="2024-07-23T10:20:00Z" w16du:dateUtc="2024-07-23T14:20:00Z">
         <w:r>
           <w:rPr>
             <w:webHidden/>
           </w:rPr>
-          <w:t>4</w:t>
-        </w:r>
-        <w:r>
-          <w:rPr>
-            <w:webHidden/>
-          </w:rPr>
           <w:fldChar w:fldCharType="end"/>
         </w:r>
         <w:r>
@@ -3143,7 +2799,7 @@
       <w:pPr>
         <w:pStyle w:val="TOC1"/>
         <w:rPr>
-          <w:ins w:id="101" w:author="Rick Ales Consulting" w:date="2024-07-23T10:20:00Z" w16du:dateUtc="2024-07-23T14:20:00Z"/>
+          <w:ins w:id="103" w:author="Rick Ales Consulting" w:date="2024-07-23T10:20:00Z" w16du:dateUtc="2024-07-23T14:20:00Z"/>
           <w:rFonts w:asciiTheme="minorHAnsi" w:eastAsiaTheme="minorEastAsia" w:hAnsiTheme="minorHAnsi" w:cstheme="minorBidi"/>
           <w:smallCaps w:val="0"/>
           <w:kern w:val="2"/>
@@ -3152,7 +2808,7 @@
           <w14:ligatures w14:val="standardContextual"/>
         </w:rPr>
       </w:pPr>
-      <w:ins w:id="102" w:author="Rick Ales Consulting" w:date="2024-07-23T10:20:00Z" w16du:dateUtc="2024-07-23T14:20:00Z">
+      <w:ins w:id="104" w:author="Rick Ales Consulting" w:date="2024-07-23T10:20:00Z" w16du:dateUtc="2024-07-23T14:20:00Z">
         <w:r>
           <w:rPr>
             <w:rStyle w:val="Hyperlink"/>
@@ -3166,7 +2822,7 @@
           <w:instrText xml:space="preserve"> </w:instrText>
         </w:r>
         <w:r>
-          <w:instrText>HYPERLINK \l "_Toc172622452"</w:instrText>
+          <w:instrText>HYPERLINK \l "_Toc172622449"</w:instrText>
         </w:r>
         <w:r>
           <w:rPr>
@@ -3189,7 +2845,7 @@
           <w:rPr>
             <w:rStyle w:val="Hyperlink"/>
           </w:rPr>
-          <w:t>5.1.6</w:t>
+          <w:t>5.1.3</w:t>
         </w:r>
         <w:r>
           <w:rPr>
@@ -3206,7 +2862,7 @@
           <w:rPr>
             <w:rStyle w:val="Hyperlink"/>
           </w:rPr>
-          <w:t>Test Report</w:t>
+          <w:t>HMI:</w:t>
         </w:r>
         <w:r>
           <w:rPr>
@@ -3224,147 +2880,29 @@
           <w:rPr>
             <w:webHidden/>
           </w:rPr>
-          <w:instrText xml:space="preserve"> PAGEREF _Toc172622452 \h </w:instrText>
-        </w:r>
+          <w:instrText xml:space="preserve"> PAGEREF _Toc172622449 \h </w:instrText>
+        </w:r>
+      </w:ins>
+      <w:r>
+        <w:rPr>
+          <w:webHidden/>
+        </w:rPr>
+      </w:r>
+      <w:r>
+        <w:rPr>
+          <w:webHidden/>
+        </w:rPr>
+        <w:fldChar w:fldCharType="separate"/>
+      </w:r>
+      <w:ins w:id="105" w:author="rick ales" w:date="2026-04-07T11:23:00Z" w16du:dateUtc="2026-04-07T15:23:00Z">
         <w:r>
           <w:rPr>
             <w:webHidden/>
           </w:rPr>
+          <w:t>4</w:t>
         </w:r>
       </w:ins>
-      <w:r>
-        <w:rPr>
-          <w:webHidden/>
-        </w:rPr>
-        <w:fldChar w:fldCharType="separate"/>
-      </w:r>
-      <w:ins w:id="103" w:author="Rick Ales Consulting" w:date="2024-07-23T10:20:00Z" w16du:dateUtc="2024-07-23T14:20:00Z">
-        <w:r>
-          <w:rPr>
-            <w:webHidden/>
-          </w:rPr>
-          <w:t>4</w:t>
-        </w:r>
-        <w:r>
-          <w:rPr>
-            <w:webHidden/>
-          </w:rPr>
-          <w:fldChar w:fldCharType="end"/>
-        </w:r>
-        <w:r>
-          <w:rPr>
-            <w:rStyle w:val="Hyperlink"/>
-          </w:rPr>
-          <w:fldChar w:fldCharType="end"/>
-        </w:r>
-      </w:ins>
-    </w:p>
-    <w:p>
-      <w:pPr>
-        <w:pStyle w:val="TOC1"/>
-        <w:rPr>
-          <w:ins w:id="104" w:author="Rick Ales Consulting" w:date="2024-07-23T10:20:00Z" w16du:dateUtc="2024-07-23T14:20:00Z"/>
-          <w:rFonts w:asciiTheme="minorHAnsi" w:eastAsiaTheme="minorEastAsia" w:hAnsiTheme="minorHAnsi" w:cstheme="minorBidi"/>
-          <w:smallCaps w:val="0"/>
-          <w:kern w:val="2"/>
-          <w:sz w:val="24"/>
-          <w:szCs w:val="24"/>
-          <w14:ligatures w14:val="standardContextual"/>
-        </w:rPr>
-      </w:pPr>
-      <w:ins w:id="105" w:author="Rick Ales Consulting" w:date="2024-07-23T10:20:00Z" w16du:dateUtc="2024-07-23T14:20:00Z">
-        <w:r>
-          <w:rPr>
-            <w:rStyle w:val="Hyperlink"/>
-          </w:rPr>
-          <w:fldChar w:fldCharType="begin"/>
-        </w:r>
-        <w:r>
-          <w:rPr>
-            <w:rStyle w:val="Hyperlink"/>
-          </w:rPr>
-          <w:instrText xml:space="preserve"> </w:instrText>
-        </w:r>
-        <w:r>
-          <w:instrText>HYPERLINK \l "_Toc172622453"</w:instrText>
-        </w:r>
-        <w:r>
-          <w:rPr>
-            <w:rStyle w:val="Hyperlink"/>
-          </w:rPr>
-          <w:instrText xml:space="preserve"> </w:instrText>
-        </w:r>
-        <w:r>
-          <w:rPr>
-            <w:rStyle w:val="Hyperlink"/>
-          </w:rPr>
-        </w:r>
-        <w:r>
-          <w:rPr>
-            <w:rStyle w:val="Hyperlink"/>
-          </w:rPr>
-          <w:fldChar w:fldCharType="separate"/>
-        </w:r>
-        <w:r>
-          <w:rPr>
-            <w:rStyle w:val="Hyperlink"/>
-          </w:rPr>
-          <w:t>5.2</w:t>
-        </w:r>
-        <w:r>
-          <w:rPr>
-            <w:rFonts w:asciiTheme="minorHAnsi" w:eastAsiaTheme="minorEastAsia" w:hAnsiTheme="minorHAnsi" w:cstheme="minorBidi"/>
-            <w:smallCaps w:val="0"/>
-            <w:kern w:val="2"/>
-            <w:sz w:val="24"/>
-            <w:szCs w:val="24"/>
-            <w14:ligatures w14:val="standardContextual"/>
-          </w:rPr>
-          <w:tab/>
-        </w:r>
-        <w:r>
-          <w:rPr>
-            <w:rStyle w:val="Hyperlink"/>
-          </w:rPr>
-          <w:t>Engineering/ Maintenance User</w:t>
-        </w:r>
-        <w:r>
-          <w:rPr>
-            <w:webHidden/>
-          </w:rPr>
-          <w:tab/>
-        </w:r>
-        <w:r>
-          <w:rPr>
-            <w:webHidden/>
-          </w:rPr>
-          <w:fldChar w:fldCharType="begin"/>
-        </w:r>
-        <w:r>
-          <w:rPr>
-            <w:webHidden/>
-          </w:rPr>
-          <w:instrText xml:space="preserve"> PAGEREF _Toc172622453 \h </w:instrText>
-        </w:r>
-        <w:r>
-          <w:rPr>
-            <w:webHidden/>
-          </w:rPr>
-        </w:r>
-      </w:ins>
-      <w:r>
-        <w:rPr>
-          <w:webHidden/>
-        </w:rPr>
-        <w:fldChar w:fldCharType="separate"/>
-      </w:r>
       <w:ins w:id="106" w:author="Rick Ales Consulting" w:date="2024-07-23T10:20:00Z" w16du:dateUtc="2024-07-23T14:20:00Z">
-        <w:r>
-          <w:rPr>
-            <w:webHidden/>
-          </w:rPr>
-          <w:t>4</w:t>
-        </w:r>
         <w:r>
           <w:rPr>
             <w:webHidden/>
@@ -3406,7 +2944,7 @@
           <w:instrText xml:space="preserve"> </w:instrText>
         </w:r>
         <w:r>
-          <w:instrText>HYPERLINK \l "_Toc172622454"</w:instrText>
+          <w:instrText>HYPERLINK \l "_Toc172622450"</w:instrText>
         </w:r>
         <w:r>
           <w:rPr>
@@ -3429,7 +2967,7 @@
           <w:rPr>
             <w:rStyle w:val="Hyperlink"/>
           </w:rPr>
-          <w:t>5.3</w:t>
+          <w:t>5.1.4</w:t>
         </w:r>
         <w:r>
           <w:rPr>
@@ -3446,7 +2984,7 @@
           <w:rPr>
             <w:rStyle w:val="Hyperlink"/>
           </w:rPr>
-          <w:t>Use Case 1: Load Test Plan -- Maintenance User</w:t>
+          <w:t>Pump control</w:t>
         </w:r>
         <w:r>
           <w:rPr>
@@ -3464,31 +3002,33 @@
           <w:rPr>
             <w:webHidden/>
           </w:rPr>
-          <w:instrText xml:space="preserve"> PAGEREF _Toc172622454 \h </w:instrText>
-        </w:r>
+          <w:instrText xml:space="preserve"> PAGEREF _Toc172622450 \h </w:instrText>
+        </w:r>
+      </w:ins>
+      <w:r>
+        <w:rPr>
+          <w:webHidden/>
+        </w:rPr>
+      </w:r>
+      <w:r>
+        <w:rPr>
+          <w:webHidden/>
+        </w:rPr>
+        <w:fldChar w:fldCharType="separate"/>
+      </w:r>
+      <w:ins w:id="109" w:author="rick ales" w:date="2026-04-07T11:23:00Z" w16du:dateUtc="2026-04-07T15:23:00Z">
         <w:r>
           <w:rPr>
             <w:webHidden/>
           </w:rPr>
+          <w:t>4</w:t>
         </w:r>
       </w:ins>
-      <w:r>
-        <w:rPr>
-          <w:webHidden/>
-        </w:rPr>
-        <w:fldChar w:fldCharType="separate"/>
-      </w:r>
-      <w:ins w:id="109" w:author="Rick Ales Consulting" w:date="2024-07-23T10:20:00Z" w16du:dateUtc="2024-07-23T14:20:00Z">
+      <w:ins w:id="110" w:author="Rick Ales Consulting" w:date="2024-07-23T10:20:00Z" w16du:dateUtc="2024-07-23T14:20:00Z">
         <w:r>
           <w:rPr>
             <w:webHidden/>
           </w:rPr>
-          <w:t>5</w:t>
-        </w:r>
-        <w:r>
-          <w:rPr>
-            <w:webHidden/>
-          </w:rPr>
           <w:fldChar w:fldCharType="end"/>
         </w:r>
         <w:r>
@@ -3503,7 +3043,7 @@
       <w:pPr>
         <w:pStyle w:val="TOC1"/>
         <w:rPr>
-          <w:ins w:id="110" w:author="Rick Ales Consulting" w:date="2024-07-23T10:20:00Z" w16du:dateUtc="2024-07-23T14:20:00Z"/>
+          <w:ins w:id="111" w:author="Rick Ales Consulting" w:date="2024-07-23T10:20:00Z" w16du:dateUtc="2024-07-23T14:20:00Z"/>
           <w:rFonts w:asciiTheme="minorHAnsi" w:eastAsiaTheme="minorEastAsia" w:hAnsiTheme="minorHAnsi" w:cstheme="minorBidi"/>
           <w:smallCaps w:val="0"/>
           <w:kern w:val="2"/>
@@ -3512,7 +3052,7 @@
           <w14:ligatures w14:val="standardContextual"/>
         </w:rPr>
       </w:pPr>
-      <w:ins w:id="111" w:author="Rick Ales Consulting" w:date="2024-07-23T10:20:00Z" w16du:dateUtc="2024-07-23T14:20:00Z">
+      <w:ins w:id="112" w:author="Rick Ales Consulting" w:date="2024-07-23T10:20:00Z" w16du:dateUtc="2024-07-23T14:20:00Z">
         <w:r>
           <w:rPr>
             <w:rStyle w:val="Hyperlink"/>
@@ -3526,7 +3066,7 @@
           <w:instrText xml:space="preserve"> </w:instrText>
         </w:r>
         <w:r>
-          <w:instrText>HYPERLINK \l "_Toc172622455"</w:instrText>
+          <w:instrText>HYPERLINK \l "_Toc172622451"</w:instrText>
         </w:r>
         <w:r>
           <w:rPr>
@@ -3549,7 +3089,7 @@
           <w:rPr>
             <w:rStyle w:val="Hyperlink"/>
           </w:rPr>
-          <w:t>5.4</w:t>
+          <w:t>5.1.5</w:t>
         </w:r>
         <w:r>
           <w:rPr>
@@ -3566,7 +3106,7 @@
           <w:rPr>
             <w:rStyle w:val="Hyperlink"/>
           </w:rPr>
-          <w:t>Use Case 2: Validate Test System -- Maintenance User</w:t>
+          <w:t>Test Status/progress</w:t>
         </w:r>
         <w:r>
           <w:rPr>
@@ -3584,31 +3124,33 @@
           <w:rPr>
             <w:webHidden/>
           </w:rPr>
-          <w:instrText xml:space="preserve"> PAGEREF _Toc172622455 \h </w:instrText>
-        </w:r>
+          <w:instrText xml:space="preserve"> PAGEREF _Toc172622451 \h </w:instrText>
+        </w:r>
+      </w:ins>
+      <w:r>
+        <w:rPr>
+          <w:webHidden/>
+        </w:rPr>
+      </w:r>
+      <w:r>
+        <w:rPr>
+          <w:webHidden/>
+        </w:rPr>
+        <w:fldChar w:fldCharType="separate"/>
+      </w:r>
+      <w:ins w:id="113" w:author="rick ales" w:date="2026-04-07T11:23:00Z" w16du:dateUtc="2026-04-07T15:23:00Z">
         <w:r>
           <w:rPr>
             <w:webHidden/>
           </w:rPr>
+          <w:t>4</w:t>
         </w:r>
       </w:ins>
-      <w:r>
-        <w:rPr>
-          <w:webHidden/>
-        </w:rPr>
-        <w:fldChar w:fldCharType="separate"/>
-      </w:r>
-      <w:ins w:id="112" w:author="Rick Ales Consulting" w:date="2024-07-23T10:20:00Z" w16du:dateUtc="2024-07-23T14:20:00Z">
+      <w:ins w:id="114" w:author="Rick Ales Consulting" w:date="2024-07-23T10:20:00Z" w16du:dateUtc="2024-07-23T14:20:00Z">
         <w:r>
           <w:rPr>
             <w:webHidden/>
           </w:rPr>
-          <w:t>5</w:t>
-        </w:r>
-        <w:r>
-          <w:rPr>
-            <w:webHidden/>
-          </w:rPr>
           <w:fldChar w:fldCharType="end"/>
         </w:r>
         <w:r>
@@ -3623,7 +3165,7 @@
       <w:pPr>
         <w:pStyle w:val="TOC1"/>
         <w:rPr>
-          <w:ins w:id="113" w:author="Rick Ales Consulting" w:date="2024-07-23T10:20:00Z" w16du:dateUtc="2024-07-23T14:20:00Z"/>
+          <w:ins w:id="115" w:author="Rick Ales Consulting" w:date="2024-07-23T10:20:00Z" w16du:dateUtc="2024-07-23T14:20:00Z"/>
           <w:rFonts w:asciiTheme="minorHAnsi" w:eastAsiaTheme="minorEastAsia" w:hAnsiTheme="minorHAnsi" w:cstheme="minorBidi"/>
           <w:smallCaps w:val="0"/>
           <w:kern w:val="2"/>
@@ -3632,7 +3174,7 @@
           <w14:ligatures w14:val="standardContextual"/>
         </w:rPr>
       </w:pPr>
-      <w:ins w:id="114" w:author="Rick Ales Consulting" w:date="2024-07-23T10:20:00Z" w16du:dateUtc="2024-07-23T14:20:00Z">
+      <w:ins w:id="116" w:author="Rick Ales Consulting" w:date="2024-07-23T10:20:00Z" w16du:dateUtc="2024-07-23T14:20:00Z">
         <w:r>
           <w:rPr>
             <w:rStyle w:val="Hyperlink"/>
@@ -3646,7 +3188,7 @@
           <w:instrText xml:space="preserve"> </w:instrText>
         </w:r>
         <w:r>
-          <w:instrText>HYPERLINK \l "_Toc172622456"</w:instrText>
+          <w:instrText>HYPERLINK \l "_Toc172622452"</w:instrText>
         </w:r>
         <w:r>
           <w:rPr>
@@ -3669,7 +3211,7 @@
           <w:rPr>
             <w:rStyle w:val="Hyperlink"/>
           </w:rPr>
-          <w:t>5.5</w:t>
+          <w:t>5.1.6</w:t>
         </w:r>
         <w:r>
           <w:rPr>
@@ -3686,7 +3228,7 @@
           <w:rPr>
             <w:rStyle w:val="Hyperlink"/>
           </w:rPr>
-          <w:t>Use Case 3: Read Test Configuration -- Production Test User</w:t>
+          <w:t>Test Report</w:t>
         </w:r>
         <w:r>
           <w:rPr>
@@ -3704,147 +3246,29 @@
           <w:rPr>
             <w:webHidden/>
           </w:rPr>
-          <w:instrText xml:space="preserve"> PAGEREF _Toc172622456 \h </w:instrText>
-        </w:r>
+          <w:instrText xml:space="preserve"> PAGEREF _Toc172622452 \h </w:instrText>
+        </w:r>
+      </w:ins>
+      <w:r>
+        <w:rPr>
+          <w:webHidden/>
+        </w:rPr>
+      </w:r>
+      <w:r>
+        <w:rPr>
+          <w:webHidden/>
+        </w:rPr>
+        <w:fldChar w:fldCharType="separate"/>
+      </w:r>
+      <w:ins w:id="117" w:author="rick ales" w:date="2026-04-07T11:23:00Z" w16du:dateUtc="2026-04-07T15:23:00Z">
         <w:r>
           <w:rPr>
             <w:webHidden/>
           </w:rPr>
+          <w:t>4</w:t>
         </w:r>
       </w:ins>
-      <w:r>
-        <w:rPr>
-          <w:webHidden/>
-        </w:rPr>
-        <w:fldChar w:fldCharType="separate"/>
-      </w:r>
-      <w:ins w:id="115" w:author="Rick Ales Consulting" w:date="2024-07-23T10:20:00Z" w16du:dateUtc="2024-07-23T14:20:00Z">
-        <w:r>
-          <w:rPr>
-            <w:webHidden/>
-          </w:rPr>
-          <w:t>6</w:t>
-        </w:r>
-        <w:r>
-          <w:rPr>
-            <w:webHidden/>
-          </w:rPr>
-          <w:fldChar w:fldCharType="end"/>
-        </w:r>
-        <w:r>
-          <w:rPr>
-            <w:rStyle w:val="Hyperlink"/>
-          </w:rPr>
-          <w:fldChar w:fldCharType="end"/>
-        </w:r>
-      </w:ins>
-    </w:p>
-    <w:p>
-      <w:pPr>
-        <w:pStyle w:val="TOC1"/>
-        <w:rPr>
-          <w:ins w:id="116" w:author="Rick Ales Consulting" w:date="2024-07-23T10:20:00Z" w16du:dateUtc="2024-07-23T14:20:00Z"/>
-          <w:rFonts w:asciiTheme="minorHAnsi" w:eastAsiaTheme="minorEastAsia" w:hAnsiTheme="minorHAnsi" w:cstheme="minorBidi"/>
-          <w:smallCaps w:val="0"/>
-          <w:kern w:val="2"/>
-          <w:sz w:val="24"/>
-          <w:szCs w:val="24"/>
-          <w14:ligatures w14:val="standardContextual"/>
-        </w:rPr>
-      </w:pPr>
-      <w:ins w:id="117" w:author="Rick Ales Consulting" w:date="2024-07-23T10:20:00Z" w16du:dateUtc="2024-07-23T14:20:00Z">
-        <w:r>
-          <w:rPr>
-            <w:rStyle w:val="Hyperlink"/>
-          </w:rPr>
-          <w:fldChar w:fldCharType="begin"/>
-        </w:r>
-        <w:r>
-          <w:rPr>
-            <w:rStyle w:val="Hyperlink"/>
-          </w:rPr>
-          <w:instrText xml:space="preserve"> </w:instrText>
-        </w:r>
-        <w:r>
-          <w:instrText>HYPERLINK \l "_Toc172622457"</w:instrText>
-        </w:r>
-        <w:r>
-          <w:rPr>
-            <w:rStyle w:val="Hyperlink"/>
-          </w:rPr>
-          <w:instrText xml:space="preserve"> </w:instrText>
-        </w:r>
-        <w:r>
-          <w:rPr>
-            <w:rStyle w:val="Hyperlink"/>
-          </w:rPr>
-        </w:r>
-        <w:r>
-          <w:rPr>
-            <w:rStyle w:val="Hyperlink"/>
-          </w:rPr>
-          <w:fldChar w:fldCharType="separate"/>
-        </w:r>
-        <w:r>
-          <w:rPr>
-            <w:rStyle w:val="Hyperlink"/>
-          </w:rPr>
-          <w:t>5.6</w:t>
-        </w:r>
-        <w:r>
-          <w:rPr>
-            <w:rFonts w:asciiTheme="minorHAnsi" w:eastAsiaTheme="minorEastAsia" w:hAnsiTheme="minorHAnsi" w:cstheme="minorBidi"/>
-            <w:smallCaps w:val="0"/>
-            <w:kern w:val="2"/>
-            <w:sz w:val="24"/>
-            <w:szCs w:val="24"/>
-            <w14:ligatures w14:val="standardContextual"/>
-          </w:rPr>
-          <w:tab/>
-        </w:r>
-        <w:r>
-          <w:rPr>
-            <w:rStyle w:val="Hyperlink"/>
-          </w:rPr>
-          <w:t>Use Case 4: Initialize DUT test -- Production Test User</w:t>
-        </w:r>
-        <w:r>
-          <w:rPr>
-            <w:webHidden/>
-          </w:rPr>
-          <w:tab/>
-        </w:r>
-        <w:r>
-          <w:rPr>
-            <w:webHidden/>
-          </w:rPr>
-          <w:fldChar w:fldCharType="begin"/>
-        </w:r>
-        <w:r>
-          <w:rPr>
-            <w:webHidden/>
-          </w:rPr>
-          <w:instrText xml:space="preserve"> PAGEREF _Toc172622457 \h </w:instrText>
-        </w:r>
-        <w:r>
-          <w:rPr>
-            <w:webHidden/>
-          </w:rPr>
-        </w:r>
-      </w:ins>
-      <w:r>
-        <w:rPr>
-          <w:webHidden/>
-        </w:rPr>
-        <w:fldChar w:fldCharType="separate"/>
-      </w:r>
       <w:ins w:id="118" w:author="Rick Ales Consulting" w:date="2024-07-23T10:20:00Z" w16du:dateUtc="2024-07-23T14:20:00Z">
-        <w:r>
-          <w:rPr>
-            <w:webHidden/>
-          </w:rPr>
-          <w:t>6</w:t>
-        </w:r>
         <w:r>
           <w:rPr>
             <w:webHidden/>
@@ -3886,7 +3310,7 @@
           <w:instrText xml:space="preserve"> </w:instrText>
         </w:r>
         <w:r>
-          <w:instrText>HYPERLINK \l "_Toc172622458"</w:instrText>
+          <w:instrText>HYPERLINK \l "_Toc172622453"</w:instrText>
         </w:r>
         <w:r>
           <w:rPr>
@@ -3909,7 +3333,7 @@
           <w:rPr>
             <w:rStyle w:val="Hyperlink"/>
           </w:rPr>
-          <w:t>5.7</w:t>
+          <w:t>5.2</w:t>
         </w:r>
         <w:r>
           <w:rPr>
@@ -3926,7 +3350,7 @@
           <w:rPr>
             <w:rStyle w:val="Hyperlink"/>
           </w:rPr>
-          <w:t>Use Case 5: Run DUT Test -- Production Test User</w:t>
+          <w:t>Engineering/ Maintenance User</w:t>
         </w:r>
         <w:r>
           <w:rPr>
@@ -3944,31 +3368,33 @@
           <w:rPr>
             <w:webHidden/>
           </w:rPr>
-          <w:instrText xml:space="preserve"> PAGEREF _Toc172622458 \h </w:instrText>
-        </w:r>
+          <w:instrText xml:space="preserve"> PAGEREF _Toc172622453 \h </w:instrText>
+        </w:r>
+      </w:ins>
+      <w:r>
+        <w:rPr>
+          <w:webHidden/>
+        </w:rPr>
+      </w:r>
+      <w:r>
+        <w:rPr>
+          <w:webHidden/>
+        </w:rPr>
+        <w:fldChar w:fldCharType="separate"/>
+      </w:r>
+      <w:ins w:id="121" w:author="rick ales" w:date="2026-04-07T11:23:00Z" w16du:dateUtc="2026-04-07T15:23:00Z">
         <w:r>
           <w:rPr>
             <w:webHidden/>
           </w:rPr>
+          <w:t>4</w:t>
         </w:r>
       </w:ins>
-      <w:r>
-        <w:rPr>
-          <w:webHidden/>
-        </w:rPr>
-        <w:fldChar w:fldCharType="separate"/>
-      </w:r>
-      <w:ins w:id="121" w:author="Rick Ales Consulting" w:date="2024-07-23T10:20:00Z" w16du:dateUtc="2024-07-23T14:20:00Z">
+      <w:ins w:id="122" w:author="Rick Ales Consulting" w:date="2024-07-23T10:20:00Z" w16du:dateUtc="2024-07-23T14:20:00Z">
         <w:r>
           <w:rPr>
             <w:webHidden/>
           </w:rPr>
-          <w:t>7</w:t>
-        </w:r>
-        <w:r>
-          <w:rPr>
-            <w:webHidden/>
-          </w:rPr>
           <w:fldChar w:fldCharType="end"/>
         </w:r>
         <w:r>
@@ -3983,7 +3409,7 @@
       <w:pPr>
         <w:pStyle w:val="TOC1"/>
         <w:rPr>
-          <w:ins w:id="122" w:author="Rick Ales Consulting" w:date="2024-07-23T10:20:00Z" w16du:dateUtc="2024-07-23T14:20:00Z"/>
+          <w:ins w:id="123" w:author="Rick Ales Consulting" w:date="2024-07-23T10:20:00Z" w16du:dateUtc="2024-07-23T14:20:00Z"/>
           <w:rFonts w:asciiTheme="minorHAnsi" w:eastAsiaTheme="minorEastAsia" w:hAnsiTheme="minorHAnsi" w:cstheme="minorBidi"/>
           <w:smallCaps w:val="0"/>
           <w:kern w:val="2"/>
@@ -3992,7 +3418,7 @@
           <w14:ligatures w14:val="standardContextual"/>
         </w:rPr>
       </w:pPr>
-      <w:ins w:id="123" w:author="Rick Ales Consulting" w:date="2024-07-23T10:20:00Z" w16du:dateUtc="2024-07-23T14:20:00Z">
+      <w:ins w:id="124" w:author="Rick Ales Consulting" w:date="2024-07-23T10:20:00Z" w16du:dateUtc="2024-07-23T14:20:00Z">
         <w:r>
           <w:rPr>
             <w:rStyle w:val="Hyperlink"/>
@@ -4006,7 +3432,7 @@
           <w:instrText xml:space="preserve"> </w:instrText>
         </w:r>
         <w:r>
-          <w:instrText>HYPERLINK \l "_Toc172622459"</w:instrText>
+          <w:instrText>HYPERLINK \l "_Toc172622454"</w:instrText>
         </w:r>
         <w:r>
           <w:rPr>
@@ -4029,7 +3455,7 @@
           <w:rPr>
             <w:rStyle w:val="Hyperlink"/>
           </w:rPr>
-          <w:t>5.8</w:t>
+          <w:t>5.3</w:t>
         </w:r>
         <w:r>
           <w:rPr>
@@ -4046,6 +3472,616 @@
           <w:rPr>
             <w:rStyle w:val="Hyperlink"/>
           </w:rPr>
+          <w:t>Use Case 1: Load Test Plan -- Maintenance User</w:t>
+        </w:r>
+        <w:r>
+          <w:rPr>
+            <w:webHidden/>
+          </w:rPr>
+          <w:tab/>
+        </w:r>
+        <w:r>
+          <w:rPr>
+            <w:webHidden/>
+          </w:rPr>
+          <w:fldChar w:fldCharType="begin"/>
+        </w:r>
+        <w:r>
+          <w:rPr>
+            <w:webHidden/>
+          </w:rPr>
+          <w:instrText xml:space="preserve"> PAGEREF _Toc172622454 \h </w:instrText>
+        </w:r>
+      </w:ins>
+      <w:r>
+        <w:rPr>
+          <w:webHidden/>
+        </w:rPr>
+      </w:r>
+      <w:r>
+        <w:rPr>
+          <w:webHidden/>
+        </w:rPr>
+        <w:fldChar w:fldCharType="separate"/>
+      </w:r>
+      <w:ins w:id="125" w:author="rick ales" w:date="2026-04-07T11:23:00Z" w16du:dateUtc="2026-04-07T15:23:00Z">
+        <w:r>
+          <w:rPr>
+            <w:webHidden/>
+          </w:rPr>
+          <w:t>5</w:t>
+        </w:r>
+      </w:ins>
+      <w:ins w:id="126" w:author="Rick Ales Consulting" w:date="2024-07-23T10:20:00Z" w16du:dateUtc="2024-07-23T14:20:00Z">
+        <w:r>
+          <w:rPr>
+            <w:webHidden/>
+          </w:rPr>
+          <w:fldChar w:fldCharType="end"/>
+        </w:r>
+        <w:r>
+          <w:rPr>
+            <w:rStyle w:val="Hyperlink"/>
+          </w:rPr>
+          <w:fldChar w:fldCharType="end"/>
+        </w:r>
+      </w:ins>
+    </w:p>
+    <w:p>
+      <w:pPr>
+        <w:pStyle w:val="TOC1"/>
+        <w:rPr>
+          <w:ins w:id="127" w:author="Rick Ales Consulting" w:date="2024-07-23T10:20:00Z" w16du:dateUtc="2024-07-23T14:20:00Z"/>
+          <w:rFonts w:asciiTheme="minorHAnsi" w:eastAsiaTheme="minorEastAsia" w:hAnsiTheme="minorHAnsi" w:cstheme="minorBidi"/>
+          <w:smallCaps w:val="0"/>
+          <w:kern w:val="2"/>
+          <w:sz w:val="24"/>
+          <w:szCs w:val="24"/>
+          <w14:ligatures w14:val="standardContextual"/>
+        </w:rPr>
+      </w:pPr>
+      <w:ins w:id="128" w:author="Rick Ales Consulting" w:date="2024-07-23T10:20:00Z" w16du:dateUtc="2024-07-23T14:20:00Z">
+        <w:r>
+          <w:rPr>
+            <w:rStyle w:val="Hyperlink"/>
+          </w:rPr>
+          <w:fldChar w:fldCharType="begin"/>
+        </w:r>
+        <w:r>
+          <w:rPr>
+            <w:rStyle w:val="Hyperlink"/>
+          </w:rPr>
+          <w:instrText xml:space="preserve"> </w:instrText>
+        </w:r>
+        <w:r>
+          <w:instrText>HYPERLINK \l "_Toc172622455"</w:instrText>
+        </w:r>
+        <w:r>
+          <w:rPr>
+            <w:rStyle w:val="Hyperlink"/>
+          </w:rPr>
+          <w:instrText xml:space="preserve"> </w:instrText>
+        </w:r>
+        <w:r>
+          <w:rPr>
+            <w:rStyle w:val="Hyperlink"/>
+          </w:rPr>
+        </w:r>
+        <w:r>
+          <w:rPr>
+            <w:rStyle w:val="Hyperlink"/>
+          </w:rPr>
+          <w:fldChar w:fldCharType="separate"/>
+        </w:r>
+        <w:r>
+          <w:rPr>
+            <w:rStyle w:val="Hyperlink"/>
+          </w:rPr>
+          <w:t>5.4</w:t>
+        </w:r>
+        <w:r>
+          <w:rPr>
+            <w:rFonts w:asciiTheme="minorHAnsi" w:eastAsiaTheme="minorEastAsia" w:hAnsiTheme="minorHAnsi" w:cstheme="minorBidi"/>
+            <w:smallCaps w:val="0"/>
+            <w:kern w:val="2"/>
+            <w:sz w:val="24"/>
+            <w:szCs w:val="24"/>
+            <w14:ligatures w14:val="standardContextual"/>
+          </w:rPr>
+          <w:tab/>
+        </w:r>
+        <w:r>
+          <w:rPr>
+            <w:rStyle w:val="Hyperlink"/>
+          </w:rPr>
+          <w:t>Use Case 2: Validate Test System -- Maintenance User</w:t>
+        </w:r>
+        <w:r>
+          <w:rPr>
+            <w:webHidden/>
+          </w:rPr>
+          <w:tab/>
+        </w:r>
+        <w:r>
+          <w:rPr>
+            <w:webHidden/>
+          </w:rPr>
+          <w:fldChar w:fldCharType="begin"/>
+        </w:r>
+        <w:r>
+          <w:rPr>
+            <w:webHidden/>
+          </w:rPr>
+          <w:instrText xml:space="preserve"> PAGEREF _Toc172622455 \h </w:instrText>
+        </w:r>
+      </w:ins>
+      <w:r>
+        <w:rPr>
+          <w:webHidden/>
+        </w:rPr>
+      </w:r>
+      <w:r>
+        <w:rPr>
+          <w:webHidden/>
+        </w:rPr>
+        <w:fldChar w:fldCharType="separate"/>
+      </w:r>
+      <w:ins w:id="129" w:author="rick ales" w:date="2026-04-07T11:23:00Z" w16du:dateUtc="2026-04-07T15:23:00Z">
+        <w:r>
+          <w:rPr>
+            <w:webHidden/>
+          </w:rPr>
+          <w:t>5</w:t>
+        </w:r>
+      </w:ins>
+      <w:ins w:id="130" w:author="Rick Ales Consulting" w:date="2024-07-23T10:20:00Z" w16du:dateUtc="2024-07-23T14:20:00Z">
+        <w:r>
+          <w:rPr>
+            <w:webHidden/>
+          </w:rPr>
+          <w:fldChar w:fldCharType="end"/>
+        </w:r>
+        <w:r>
+          <w:rPr>
+            <w:rStyle w:val="Hyperlink"/>
+          </w:rPr>
+          <w:fldChar w:fldCharType="end"/>
+        </w:r>
+      </w:ins>
+    </w:p>
+    <w:p>
+      <w:pPr>
+        <w:pStyle w:val="TOC1"/>
+        <w:rPr>
+          <w:ins w:id="131" w:author="Rick Ales Consulting" w:date="2024-07-23T10:20:00Z" w16du:dateUtc="2024-07-23T14:20:00Z"/>
+          <w:rFonts w:asciiTheme="minorHAnsi" w:eastAsiaTheme="minorEastAsia" w:hAnsiTheme="minorHAnsi" w:cstheme="minorBidi"/>
+          <w:smallCaps w:val="0"/>
+          <w:kern w:val="2"/>
+          <w:sz w:val="24"/>
+          <w:szCs w:val="24"/>
+          <w14:ligatures w14:val="standardContextual"/>
+        </w:rPr>
+      </w:pPr>
+      <w:ins w:id="132" w:author="Rick Ales Consulting" w:date="2024-07-23T10:20:00Z" w16du:dateUtc="2024-07-23T14:20:00Z">
+        <w:r>
+          <w:rPr>
+            <w:rStyle w:val="Hyperlink"/>
+          </w:rPr>
+          <w:fldChar w:fldCharType="begin"/>
+        </w:r>
+        <w:r>
+          <w:rPr>
+            <w:rStyle w:val="Hyperlink"/>
+          </w:rPr>
+          <w:instrText xml:space="preserve"> </w:instrText>
+        </w:r>
+        <w:r>
+          <w:instrText>HYPERLINK \l "_Toc172622456"</w:instrText>
+        </w:r>
+        <w:r>
+          <w:rPr>
+            <w:rStyle w:val="Hyperlink"/>
+          </w:rPr>
+          <w:instrText xml:space="preserve"> </w:instrText>
+        </w:r>
+        <w:r>
+          <w:rPr>
+            <w:rStyle w:val="Hyperlink"/>
+          </w:rPr>
+        </w:r>
+        <w:r>
+          <w:rPr>
+            <w:rStyle w:val="Hyperlink"/>
+          </w:rPr>
+          <w:fldChar w:fldCharType="separate"/>
+        </w:r>
+        <w:r>
+          <w:rPr>
+            <w:rStyle w:val="Hyperlink"/>
+          </w:rPr>
+          <w:t>5.5</w:t>
+        </w:r>
+        <w:r>
+          <w:rPr>
+            <w:rFonts w:asciiTheme="minorHAnsi" w:eastAsiaTheme="minorEastAsia" w:hAnsiTheme="minorHAnsi" w:cstheme="minorBidi"/>
+            <w:smallCaps w:val="0"/>
+            <w:kern w:val="2"/>
+            <w:sz w:val="24"/>
+            <w:szCs w:val="24"/>
+            <w14:ligatures w14:val="standardContextual"/>
+          </w:rPr>
+          <w:tab/>
+        </w:r>
+        <w:r>
+          <w:rPr>
+            <w:rStyle w:val="Hyperlink"/>
+          </w:rPr>
+          <w:t>Use Case 3: Read Test Configuration -- Production Test User</w:t>
+        </w:r>
+        <w:r>
+          <w:rPr>
+            <w:webHidden/>
+          </w:rPr>
+          <w:tab/>
+        </w:r>
+        <w:r>
+          <w:rPr>
+            <w:webHidden/>
+          </w:rPr>
+          <w:fldChar w:fldCharType="begin"/>
+        </w:r>
+        <w:r>
+          <w:rPr>
+            <w:webHidden/>
+          </w:rPr>
+          <w:instrText xml:space="preserve"> PAGEREF _Toc172622456 \h </w:instrText>
+        </w:r>
+      </w:ins>
+      <w:r>
+        <w:rPr>
+          <w:webHidden/>
+        </w:rPr>
+      </w:r>
+      <w:r>
+        <w:rPr>
+          <w:webHidden/>
+        </w:rPr>
+        <w:fldChar w:fldCharType="separate"/>
+      </w:r>
+      <w:ins w:id="133" w:author="rick ales" w:date="2026-04-07T11:23:00Z" w16du:dateUtc="2026-04-07T15:23:00Z">
+        <w:r>
+          <w:rPr>
+            <w:webHidden/>
+          </w:rPr>
+          <w:t>6</w:t>
+        </w:r>
+      </w:ins>
+      <w:ins w:id="134" w:author="Rick Ales Consulting" w:date="2024-07-23T10:20:00Z" w16du:dateUtc="2024-07-23T14:20:00Z">
+        <w:r>
+          <w:rPr>
+            <w:webHidden/>
+          </w:rPr>
+          <w:fldChar w:fldCharType="end"/>
+        </w:r>
+        <w:r>
+          <w:rPr>
+            <w:rStyle w:val="Hyperlink"/>
+          </w:rPr>
+          <w:fldChar w:fldCharType="end"/>
+        </w:r>
+      </w:ins>
+    </w:p>
+    <w:p>
+      <w:pPr>
+        <w:pStyle w:val="TOC1"/>
+        <w:rPr>
+          <w:ins w:id="135" w:author="Rick Ales Consulting" w:date="2024-07-23T10:20:00Z" w16du:dateUtc="2024-07-23T14:20:00Z"/>
+          <w:rFonts w:asciiTheme="minorHAnsi" w:eastAsiaTheme="minorEastAsia" w:hAnsiTheme="minorHAnsi" w:cstheme="minorBidi"/>
+          <w:smallCaps w:val="0"/>
+          <w:kern w:val="2"/>
+          <w:sz w:val="24"/>
+          <w:szCs w:val="24"/>
+          <w14:ligatures w14:val="standardContextual"/>
+        </w:rPr>
+      </w:pPr>
+      <w:ins w:id="136" w:author="Rick Ales Consulting" w:date="2024-07-23T10:20:00Z" w16du:dateUtc="2024-07-23T14:20:00Z">
+        <w:r>
+          <w:rPr>
+            <w:rStyle w:val="Hyperlink"/>
+          </w:rPr>
+          <w:fldChar w:fldCharType="begin"/>
+        </w:r>
+        <w:r>
+          <w:rPr>
+            <w:rStyle w:val="Hyperlink"/>
+          </w:rPr>
+          <w:instrText xml:space="preserve"> </w:instrText>
+        </w:r>
+        <w:r>
+          <w:instrText>HYPERLINK \l "_Toc172622457"</w:instrText>
+        </w:r>
+        <w:r>
+          <w:rPr>
+            <w:rStyle w:val="Hyperlink"/>
+          </w:rPr>
+          <w:instrText xml:space="preserve"> </w:instrText>
+        </w:r>
+        <w:r>
+          <w:rPr>
+            <w:rStyle w:val="Hyperlink"/>
+          </w:rPr>
+        </w:r>
+        <w:r>
+          <w:rPr>
+            <w:rStyle w:val="Hyperlink"/>
+          </w:rPr>
+          <w:fldChar w:fldCharType="separate"/>
+        </w:r>
+        <w:r>
+          <w:rPr>
+            <w:rStyle w:val="Hyperlink"/>
+          </w:rPr>
+          <w:t>5.6</w:t>
+        </w:r>
+        <w:r>
+          <w:rPr>
+            <w:rFonts w:asciiTheme="minorHAnsi" w:eastAsiaTheme="minorEastAsia" w:hAnsiTheme="minorHAnsi" w:cstheme="minorBidi"/>
+            <w:smallCaps w:val="0"/>
+            <w:kern w:val="2"/>
+            <w:sz w:val="24"/>
+            <w:szCs w:val="24"/>
+            <w14:ligatures w14:val="standardContextual"/>
+          </w:rPr>
+          <w:tab/>
+        </w:r>
+        <w:r>
+          <w:rPr>
+            <w:rStyle w:val="Hyperlink"/>
+          </w:rPr>
+          <w:t>Use Case 4: Initialize DUT test -- Production Test User</w:t>
+        </w:r>
+        <w:r>
+          <w:rPr>
+            <w:webHidden/>
+          </w:rPr>
+          <w:tab/>
+        </w:r>
+        <w:r>
+          <w:rPr>
+            <w:webHidden/>
+          </w:rPr>
+          <w:fldChar w:fldCharType="begin"/>
+        </w:r>
+        <w:r>
+          <w:rPr>
+            <w:webHidden/>
+          </w:rPr>
+          <w:instrText xml:space="preserve"> PAGEREF _Toc172622457 \h </w:instrText>
+        </w:r>
+      </w:ins>
+      <w:r>
+        <w:rPr>
+          <w:webHidden/>
+        </w:rPr>
+      </w:r>
+      <w:r>
+        <w:rPr>
+          <w:webHidden/>
+        </w:rPr>
+        <w:fldChar w:fldCharType="separate"/>
+      </w:r>
+      <w:ins w:id="137" w:author="rick ales" w:date="2026-04-07T11:23:00Z" w16du:dateUtc="2026-04-07T15:23:00Z">
+        <w:r>
+          <w:rPr>
+            <w:webHidden/>
+          </w:rPr>
+          <w:t>6</w:t>
+        </w:r>
+      </w:ins>
+      <w:ins w:id="138" w:author="Rick Ales Consulting" w:date="2024-07-23T10:20:00Z" w16du:dateUtc="2024-07-23T14:20:00Z">
+        <w:r>
+          <w:rPr>
+            <w:webHidden/>
+          </w:rPr>
+          <w:fldChar w:fldCharType="end"/>
+        </w:r>
+        <w:r>
+          <w:rPr>
+            <w:rStyle w:val="Hyperlink"/>
+          </w:rPr>
+          <w:fldChar w:fldCharType="end"/>
+        </w:r>
+      </w:ins>
+    </w:p>
+    <w:p>
+      <w:pPr>
+        <w:pStyle w:val="TOC1"/>
+        <w:rPr>
+          <w:ins w:id="139" w:author="Rick Ales Consulting" w:date="2024-07-23T10:20:00Z" w16du:dateUtc="2024-07-23T14:20:00Z"/>
+          <w:rFonts w:asciiTheme="minorHAnsi" w:eastAsiaTheme="minorEastAsia" w:hAnsiTheme="minorHAnsi" w:cstheme="minorBidi"/>
+          <w:smallCaps w:val="0"/>
+          <w:kern w:val="2"/>
+          <w:sz w:val="24"/>
+          <w:szCs w:val="24"/>
+          <w14:ligatures w14:val="standardContextual"/>
+        </w:rPr>
+      </w:pPr>
+      <w:ins w:id="140" w:author="Rick Ales Consulting" w:date="2024-07-23T10:20:00Z" w16du:dateUtc="2024-07-23T14:20:00Z">
+        <w:r>
+          <w:rPr>
+            <w:rStyle w:val="Hyperlink"/>
+          </w:rPr>
+          <w:fldChar w:fldCharType="begin"/>
+        </w:r>
+        <w:r>
+          <w:rPr>
+            <w:rStyle w:val="Hyperlink"/>
+          </w:rPr>
+          <w:instrText xml:space="preserve"> </w:instrText>
+        </w:r>
+        <w:r>
+          <w:instrText>HYPERLINK \l "_Toc172622458"</w:instrText>
+        </w:r>
+        <w:r>
+          <w:rPr>
+            <w:rStyle w:val="Hyperlink"/>
+          </w:rPr>
+          <w:instrText xml:space="preserve"> </w:instrText>
+        </w:r>
+        <w:r>
+          <w:rPr>
+            <w:rStyle w:val="Hyperlink"/>
+          </w:rPr>
+        </w:r>
+        <w:r>
+          <w:rPr>
+            <w:rStyle w:val="Hyperlink"/>
+          </w:rPr>
+          <w:fldChar w:fldCharType="separate"/>
+        </w:r>
+        <w:r>
+          <w:rPr>
+            <w:rStyle w:val="Hyperlink"/>
+          </w:rPr>
+          <w:t>5.7</w:t>
+        </w:r>
+        <w:r>
+          <w:rPr>
+            <w:rFonts w:asciiTheme="minorHAnsi" w:eastAsiaTheme="minorEastAsia" w:hAnsiTheme="minorHAnsi" w:cstheme="minorBidi"/>
+            <w:smallCaps w:val="0"/>
+            <w:kern w:val="2"/>
+            <w:sz w:val="24"/>
+            <w:szCs w:val="24"/>
+            <w14:ligatures w14:val="standardContextual"/>
+          </w:rPr>
+          <w:tab/>
+        </w:r>
+        <w:r>
+          <w:rPr>
+            <w:rStyle w:val="Hyperlink"/>
+          </w:rPr>
+          <w:t>Use Case 5: Run DUT Test -- Production Test User</w:t>
+        </w:r>
+        <w:r>
+          <w:rPr>
+            <w:webHidden/>
+          </w:rPr>
+          <w:tab/>
+        </w:r>
+        <w:r>
+          <w:rPr>
+            <w:webHidden/>
+          </w:rPr>
+          <w:fldChar w:fldCharType="begin"/>
+        </w:r>
+        <w:r>
+          <w:rPr>
+            <w:webHidden/>
+          </w:rPr>
+          <w:instrText xml:space="preserve"> PAGEREF _Toc172622458 \h </w:instrText>
+        </w:r>
+      </w:ins>
+      <w:r>
+        <w:rPr>
+          <w:webHidden/>
+        </w:rPr>
+      </w:r>
+      <w:r>
+        <w:rPr>
+          <w:webHidden/>
+        </w:rPr>
+        <w:fldChar w:fldCharType="separate"/>
+      </w:r>
+      <w:ins w:id="141" w:author="rick ales" w:date="2026-04-07T11:23:00Z" w16du:dateUtc="2026-04-07T15:23:00Z">
+        <w:r>
+          <w:rPr>
+            <w:webHidden/>
+          </w:rPr>
+          <w:t>7</w:t>
+        </w:r>
+      </w:ins>
+      <w:ins w:id="142" w:author="Rick Ales Consulting" w:date="2024-07-23T10:20:00Z" w16du:dateUtc="2024-07-23T14:20:00Z">
+        <w:r>
+          <w:rPr>
+            <w:webHidden/>
+          </w:rPr>
+          <w:fldChar w:fldCharType="end"/>
+        </w:r>
+        <w:r>
+          <w:rPr>
+            <w:rStyle w:val="Hyperlink"/>
+          </w:rPr>
+          <w:fldChar w:fldCharType="end"/>
+        </w:r>
+      </w:ins>
+    </w:p>
+    <w:p>
+      <w:pPr>
+        <w:pStyle w:val="TOC1"/>
+        <w:rPr>
+          <w:ins w:id="143" w:author="Rick Ales Consulting" w:date="2024-07-23T10:20:00Z" w16du:dateUtc="2024-07-23T14:20:00Z"/>
+          <w:rFonts w:asciiTheme="minorHAnsi" w:eastAsiaTheme="minorEastAsia" w:hAnsiTheme="minorHAnsi" w:cstheme="minorBidi"/>
+          <w:smallCaps w:val="0"/>
+          <w:kern w:val="2"/>
+          <w:sz w:val="24"/>
+          <w:szCs w:val="24"/>
+          <w14:ligatures w14:val="standardContextual"/>
+        </w:rPr>
+      </w:pPr>
+      <w:ins w:id="144" w:author="Rick Ales Consulting" w:date="2024-07-23T10:20:00Z" w16du:dateUtc="2024-07-23T14:20:00Z">
+        <w:r>
+          <w:rPr>
+            <w:rStyle w:val="Hyperlink"/>
+          </w:rPr>
+          <w:fldChar w:fldCharType="begin"/>
+        </w:r>
+        <w:r>
+          <w:rPr>
+            <w:rStyle w:val="Hyperlink"/>
+          </w:rPr>
+          <w:instrText xml:space="preserve"> </w:instrText>
+        </w:r>
+        <w:r>
+          <w:instrText>HYPERLINK \l "_Toc172622459"</w:instrText>
+        </w:r>
+        <w:r>
+          <w:rPr>
+            <w:rStyle w:val="Hyperlink"/>
+          </w:rPr>
+          <w:instrText xml:space="preserve"> </w:instrText>
+        </w:r>
+        <w:r>
+          <w:rPr>
+            <w:rStyle w:val="Hyperlink"/>
+          </w:rPr>
+        </w:r>
+        <w:r>
+          <w:rPr>
+            <w:rStyle w:val="Hyperlink"/>
+          </w:rPr>
+          <w:fldChar w:fldCharType="separate"/>
+        </w:r>
+        <w:r>
+          <w:rPr>
+            <w:rStyle w:val="Hyperlink"/>
+          </w:rPr>
+          <w:t>5.8</w:t>
+        </w:r>
+        <w:r>
+          <w:rPr>
+            <w:rFonts w:asciiTheme="minorHAnsi" w:eastAsiaTheme="minorEastAsia" w:hAnsiTheme="minorHAnsi" w:cstheme="minorBidi"/>
+            <w:smallCaps w:val="0"/>
+            <w:kern w:val="2"/>
+            <w:sz w:val="24"/>
+            <w:szCs w:val="24"/>
+            <w14:ligatures w14:val="standardContextual"/>
+          </w:rPr>
+          <w:tab/>
+        </w:r>
+        <w:r>
+          <w:rPr>
+            <w:rStyle w:val="Hyperlink"/>
+          </w:rPr>
           <w:t>Use Case 5: Generate DUT Test Report   -- Production Test User</w:t>
         </w:r>
         <w:r>
@@ -4066,29 +4102,31 @@
           </w:rPr>
           <w:instrText xml:space="preserve"> PAGEREF _Toc172622459 \h </w:instrText>
         </w:r>
+      </w:ins>
+      <w:r>
+        <w:rPr>
+          <w:webHidden/>
+        </w:rPr>
+      </w:r>
+      <w:r>
+        <w:rPr>
+          <w:webHidden/>
+        </w:rPr>
+        <w:fldChar w:fldCharType="separate"/>
+      </w:r>
+      <w:ins w:id="145" w:author="rick ales" w:date="2026-04-07T11:23:00Z" w16du:dateUtc="2026-04-07T15:23:00Z">
         <w:r>
           <w:rPr>
             <w:webHidden/>
           </w:rPr>
+          <w:t>10</w:t>
         </w:r>
       </w:ins>
-      <w:r>
-        <w:rPr>
-          <w:webHidden/>
-        </w:rPr>
-        <w:fldChar w:fldCharType="separate"/>
-      </w:r>
-      <w:ins w:id="124" w:author="Rick Ales Consulting" w:date="2024-07-23T10:20:00Z" w16du:dateUtc="2024-07-23T14:20:00Z">
+      <w:ins w:id="146" w:author="Rick Ales Consulting" w:date="2024-07-23T10:20:00Z" w16du:dateUtc="2024-07-23T14:20:00Z">
         <w:r>
           <w:rPr>
             <w:webHidden/>
           </w:rPr>
-          <w:t>9</w:t>
-        </w:r>
-        <w:r>
-          <w:rPr>
-            <w:webHidden/>
-          </w:rPr>
           <w:fldChar w:fldCharType="end"/>
         </w:r>
         <w:r>
@@ -4103,7 +4141,7 @@
       <w:pPr>
         <w:pStyle w:val="TOC1"/>
         <w:rPr>
-          <w:del w:id="125" w:author="Rick Ales Consulting" w:date="2024-07-23T10:20:00Z" w16du:dateUtc="2024-07-23T14:20:00Z"/>
+          <w:del w:id="147" w:author="Rick Ales Consulting" w:date="2024-07-23T10:20:00Z" w16du:dateUtc="2024-07-23T14:20:00Z"/>
         </w:rPr>
       </w:pPr>
     </w:p>
@@ -4111,7 +4149,7 @@
       <w:pPr>
         <w:pStyle w:val="TOC1"/>
         <w:rPr>
-          <w:del w:id="126" w:author="Rick Ales Consulting" w:date="2024-07-23T10:19:00Z" w16du:dateUtc="2024-07-23T14:19:00Z"/>
+          <w:del w:id="148" w:author="Rick Ales Consulting" w:date="2024-07-23T10:19:00Z" w16du:dateUtc="2024-07-23T14:19:00Z"/>
         </w:rPr>
       </w:pPr>
     </w:p>
@@ -4119,7 +4157,7 @@
       <w:pPr>
         <w:pStyle w:val="TOC1"/>
         <w:rPr>
-          <w:del w:id="127" w:author="Rick Ales Consulting" w:date="2024-07-23T10:18:00Z" w16du:dateUtc="2024-07-23T14:18:00Z"/>
+          <w:del w:id="149" w:author="Rick Ales Consulting" w:date="2024-07-23T10:18:00Z" w16du:dateUtc="2024-07-23T14:18:00Z"/>
         </w:rPr>
       </w:pPr>
     </w:p>
@@ -4127,7 +4165,7 @@
       <w:pPr>
         <w:pStyle w:val="TOC1"/>
         <w:rPr>
-          <w:del w:id="128" w:author="Rick Ales Consulting" w:date="2024-07-23T10:16:00Z" w16du:dateUtc="2024-07-23T14:16:00Z"/>
+          <w:del w:id="150" w:author="Rick Ales Consulting" w:date="2024-07-23T10:16:00Z" w16du:dateUtc="2024-07-23T14:16:00Z"/>
         </w:rPr>
       </w:pPr>
     </w:p>
@@ -4143,7 +4181,7 @@
           <w:tab w:val="left" w:pos="8730"/>
         </w:tabs>
         <w:rPr>
-          <w:del w:id="129" w:author="Rick Ales Consulting" w:date="2024-07-23T10:12:00Z" w16du:dateUtc="2024-07-23T14:12:00Z"/>
+          <w:del w:id="151" w:author="Rick Ales Consulting" w:date="2024-07-23T10:12:00Z" w16du:dateUtc="2024-07-23T14:12:00Z"/>
           <w:noProof/>
         </w:rPr>
       </w:pPr>
@@ -4160,7 +4198,7 @@
           <w:tab w:val="left" w:pos="8730"/>
         </w:tabs>
         <w:rPr>
-          <w:del w:id="130" w:author="Rick Ales Consulting" w:date="2024-07-23T10:12:00Z" w16du:dateUtc="2024-07-23T14:12:00Z"/>
+          <w:del w:id="152" w:author="Rick Ales Consulting" w:date="2024-07-23T10:12:00Z" w16du:dateUtc="2024-07-23T14:12:00Z"/>
           <w:noProof/>
         </w:rPr>
       </w:pPr>
@@ -4169,7 +4207,7 @@
       <w:pPr>
         <w:pStyle w:val="TOC1"/>
         <w:rPr>
-          <w:del w:id="131" w:author="Rick Ales Consulting" w:date="2024-07-23T10:12:00Z" w16du:dateUtc="2024-07-23T14:12:00Z"/>
+          <w:del w:id="153" w:author="Rick Ales Consulting" w:date="2024-07-23T10:12:00Z" w16du:dateUtc="2024-07-23T14:12:00Z"/>
           <w:rFonts w:asciiTheme="minorHAnsi" w:eastAsiaTheme="minorEastAsia" w:hAnsiTheme="minorHAnsi" w:cstheme="minorBidi"/>
           <w:smallCaps w:val="0"/>
           <w:kern w:val="2"/>
@@ -4177,12 +4215,13 @@
           <w14:ligatures w14:val="standardContextual"/>
         </w:rPr>
       </w:pPr>
-      <w:del w:id="132" w:author="Rick Ales Consulting" w:date="2024-07-23T10:12:00Z" w16du:dateUtc="2024-07-23T14:12:00Z">
-        <w:r>
-          <w:rPr>
-            <w:rPrChange w:id="133" w:author="Rick Ales Consulting" w:date="2024-07-23T10:12:00Z" w16du:dateUtc="2024-07-23T14:12:00Z">
+      <w:del w:id="154" w:author="Rick Ales Consulting" w:date="2024-07-23T10:12:00Z" w16du:dateUtc="2024-07-23T14:12:00Z">
+        <w:r>
+          <w:rPr>
+            <w:rPrChange w:id="155" w:author="Rick Ales Consulting" w:date="2024-07-23T10:12:00Z" w16du:dateUtc="2024-07-23T14:12:00Z">
               <w:rPr>
                 <w:rStyle w:val="Hyperlink"/>
+                <w:smallCaps w:val="0"/>
               </w:rPr>
             </w:rPrChange>
           </w:rPr>
@@ -4200,9 +4239,10 @@
         </w:r>
         <w:r>
           <w:rPr>
-            <w:rPrChange w:id="134" w:author="Rick Ales Consulting" w:date="2024-07-23T10:12:00Z" w16du:dateUtc="2024-07-23T14:12:00Z">
+            <w:rPrChange w:id="156" w:author="Rick Ales Consulting" w:date="2024-07-23T10:12:00Z" w16du:dateUtc="2024-07-23T14:12:00Z">
               <w:rPr>
                 <w:rStyle w:val="Hyperlink"/>
+                <w:smallCaps w:val="0"/>
               </w:rPr>
             </w:rPrChange>
           </w:rPr>
@@ -4221,7 +4261,7 @@
       <w:pPr>
         <w:pStyle w:val="TOC1"/>
         <w:rPr>
-          <w:del w:id="135" w:author="Rick Ales Consulting" w:date="2024-07-23T10:12:00Z" w16du:dateUtc="2024-07-23T14:12:00Z"/>
+          <w:del w:id="157" w:author="Rick Ales Consulting" w:date="2024-07-23T10:12:00Z" w16du:dateUtc="2024-07-23T14:12:00Z"/>
           <w:rFonts w:asciiTheme="minorHAnsi" w:eastAsiaTheme="minorEastAsia" w:hAnsiTheme="minorHAnsi" w:cstheme="minorBidi"/>
           <w:smallCaps w:val="0"/>
           <w:kern w:val="2"/>
@@ -4229,12 +4269,13 @@
           <w14:ligatures w14:val="standardContextual"/>
         </w:rPr>
       </w:pPr>
-      <w:del w:id="136" w:author="Rick Ales Consulting" w:date="2024-07-23T10:12:00Z" w16du:dateUtc="2024-07-23T14:12:00Z">
-        <w:r>
-          <w:rPr>
-            <w:rPrChange w:id="137" w:author="Rick Ales Consulting" w:date="2024-07-23T10:12:00Z" w16du:dateUtc="2024-07-23T14:12:00Z">
+      <w:del w:id="158" w:author="Rick Ales Consulting" w:date="2024-07-23T10:12:00Z" w16du:dateUtc="2024-07-23T14:12:00Z">
+        <w:r>
+          <w:rPr>
+            <w:rPrChange w:id="159" w:author="Rick Ales Consulting" w:date="2024-07-23T10:12:00Z" w16du:dateUtc="2024-07-23T14:12:00Z">
               <w:rPr>
                 <w:rStyle w:val="Hyperlink"/>
+                <w:smallCaps w:val="0"/>
               </w:rPr>
             </w:rPrChange>
           </w:rPr>
@@ -4252,9 +4293,10 @@
         </w:r>
         <w:r>
           <w:rPr>
-            <w:rPrChange w:id="138" w:author="Rick Ales Consulting" w:date="2024-07-23T10:12:00Z" w16du:dateUtc="2024-07-23T14:12:00Z">
+            <w:rPrChange w:id="160" w:author="Rick Ales Consulting" w:date="2024-07-23T10:12:00Z" w16du:dateUtc="2024-07-23T14:12:00Z">
               <w:rPr>
                 <w:rStyle w:val="Hyperlink"/>
+                <w:smallCaps w:val="0"/>
               </w:rPr>
             </w:rPrChange>
           </w:rPr>
@@ -4273,7 +4315,7 @@
       <w:pPr>
         <w:pStyle w:val="TOC1"/>
         <w:rPr>
-          <w:del w:id="139" w:author="Rick Ales Consulting" w:date="2024-07-23T10:12:00Z" w16du:dateUtc="2024-07-23T14:12:00Z"/>
+          <w:del w:id="161" w:author="Rick Ales Consulting" w:date="2024-07-23T10:12:00Z" w16du:dateUtc="2024-07-23T14:12:00Z"/>
           <w:rFonts w:asciiTheme="minorHAnsi" w:eastAsiaTheme="minorEastAsia" w:hAnsiTheme="minorHAnsi" w:cstheme="minorBidi"/>
           <w:smallCaps w:val="0"/>
           <w:kern w:val="2"/>
@@ -4281,12 +4323,13 @@
           <w14:ligatures w14:val="standardContextual"/>
         </w:rPr>
       </w:pPr>
-      <w:del w:id="140" w:author="Rick Ales Consulting" w:date="2024-07-23T10:12:00Z" w16du:dateUtc="2024-07-23T14:12:00Z">
-        <w:r>
-          <w:rPr>
-            <w:rPrChange w:id="141" w:author="Rick Ales Consulting" w:date="2024-07-23T10:12:00Z" w16du:dateUtc="2024-07-23T14:12:00Z">
+      <w:del w:id="162" w:author="Rick Ales Consulting" w:date="2024-07-23T10:12:00Z" w16du:dateUtc="2024-07-23T14:12:00Z">
+        <w:r>
+          <w:rPr>
+            <w:rPrChange w:id="163" w:author="Rick Ales Consulting" w:date="2024-07-23T10:12:00Z" w16du:dateUtc="2024-07-23T14:12:00Z">
               <w:rPr>
                 <w:rStyle w:val="Hyperlink"/>
+                <w:smallCaps w:val="0"/>
               </w:rPr>
             </w:rPrChange>
           </w:rPr>
@@ -4304,9 +4347,10 @@
         </w:r>
         <w:r>
           <w:rPr>
-            <w:rPrChange w:id="142" w:author="Rick Ales Consulting" w:date="2024-07-23T10:12:00Z" w16du:dateUtc="2024-07-23T14:12:00Z">
+            <w:rPrChange w:id="164" w:author="Rick Ales Consulting" w:date="2024-07-23T10:12:00Z" w16du:dateUtc="2024-07-23T14:12:00Z">
               <w:rPr>
                 <w:rStyle w:val="Hyperlink"/>
+                <w:smallCaps w:val="0"/>
               </w:rPr>
             </w:rPrChange>
           </w:rPr>
@@ -4325,7 +4369,7 @@
       <w:pPr>
         <w:pStyle w:val="TOC1"/>
         <w:rPr>
-          <w:del w:id="143" w:author="Rick Ales Consulting" w:date="2024-07-23T10:12:00Z" w16du:dateUtc="2024-07-23T14:12:00Z"/>
+          <w:del w:id="165" w:author="Rick Ales Consulting" w:date="2024-07-23T10:12:00Z" w16du:dateUtc="2024-07-23T14:12:00Z"/>
           <w:rFonts w:asciiTheme="minorHAnsi" w:eastAsiaTheme="minorEastAsia" w:hAnsiTheme="minorHAnsi" w:cstheme="minorBidi"/>
           <w:smallCaps w:val="0"/>
           <w:kern w:val="2"/>
@@ -4333,12 +4377,13 @@
           <w14:ligatures w14:val="standardContextual"/>
         </w:rPr>
       </w:pPr>
-      <w:del w:id="144" w:author="Rick Ales Consulting" w:date="2024-07-23T10:12:00Z" w16du:dateUtc="2024-07-23T14:12:00Z">
-        <w:r>
-          <w:rPr>
-            <w:rPrChange w:id="145" w:author="Rick Ales Consulting" w:date="2024-07-23T10:12:00Z" w16du:dateUtc="2024-07-23T14:12:00Z">
+      <w:del w:id="166" w:author="Rick Ales Consulting" w:date="2024-07-23T10:12:00Z" w16du:dateUtc="2024-07-23T14:12:00Z">
+        <w:r>
+          <w:rPr>
+            <w:rPrChange w:id="167" w:author="Rick Ales Consulting" w:date="2024-07-23T10:12:00Z" w16du:dateUtc="2024-07-23T14:12:00Z">
               <w:rPr>
                 <w:rStyle w:val="Hyperlink"/>
+                <w:smallCaps w:val="0"/>
               </w:rPr>
             </w:rPrChange>
           </w:rPr>
@@ -4356,9 +4401,10 @@
         </w:r>
         <w:r>
           <w:rPr>
-            <w:rPrChange w:id="146" w:author="Rick Ales Consulting" w:date="2024-07-23T10:12:00Z" w16du:dateUtc="2024-07-23T14:12:00Z">
+            <w:rPrChange w:id="168" w:author="Rick Ales Consulting" w:date="2024-07-23T10:12:00Z" w16du:dateUtc="2024-07-23T14:12:00Z">
               <w:rPr>
                 <w:rStyle w:val="Hyperlink"/>
+                <w:smallCaps w:val="0"/>
               </w:rPr>
             </w:rPrChange>
           </w:rPr>
@@ -4377,7 +4423,7 @@
       <w:pPr>
         <w:pStyle w:val="TOC1"/>
         <w:rPr>
-          <w:del w:id="147" w:author="Rick Ales Consulting" w:date="2024-07-23T10:12:00Z" w16du:dateUtc="2024-07-23T14:12:00Z"/>
+          <w:del w:id="169" w:author="Rick Ales Consulting" w:date="2024-07-23T10:12:00Z" w16du:dateUtc="2024-07-23T14:12:00Z"/>
           <w:rFonts w:asciiTheme="minorHAnsi" w:eastAsiaTheme="minorEastAsia" w:hAnsiTheme="minorHAnsi" w:cstheme="minorBidi"/>
           <w:smallCaps w:val="0"/>
           <w:kern w:val="2"/>
@@ -4385,12 +4431,13 @@
           <w14:ligatures w14:val="standardContextual"/>
         </w:rPr>
       </w:pPr>
-      <w:del w:id="148" w:author="Rick Ales Consulting" w:date="2024-07-23T10:12:00Z" w16du:dateUtc="2024-07-23T14:12:00Z">
-        <w:r>
-          <w:rPr>
-            <w:rPrChange w:id="149" w:author="Rick Ales Consulting" w:date="2024-07-23T10:12:00Z" w16du:dateUtc="2024-07-23T14:12:00Z">
+      <w:del w:id="170" w:author="Rick Ales Consulting" w:date="2024-07-23T10:12:00Z" w16du:dateUtc="2024-07-23T14:12:00Z">
+        <w:r>
+          <w:rPr>
+            <w:rPrChange w:id="171" w:author="Rick Ales Consulting" w:date="2024-07-23T10:12:00Z" w16du:dateUtc="2024-07-23T14:12:00Z">
               <w:rPr>
                 <w:rStyle w:val="Hyperlink"/>
+                <w:smallCaps w:val="0"/>
               </w:rPr>
             </w:rPrChange>
           </w:rPr>
@@ -4408,9 +4455,10 @@
         </w:r>
         <w:r>
           <w:rPr>
-            <w:rPrChange w:id="150" w:author="Rick Ales Consulting" w:date="2024-07-23T10:12:00Z" w16du:dateUtc="2024-07-23T14:12:00Z">
+            <w:rPrChange w:id="172" w:author="Rick Ales Consulting" w:date="2024-07-23T10:12:00Z" w16du:dateUtc="2024-07-23T14:12:00Z">
               <w:rPr>
                 <w:rStyle w:val="Hyperlink"/>
+                <w:smallCaps w:val="0"/>
               </w:rPr>
             </w:rPrChange>
           </w:rPr>
@@ -4429,7 +4477,7 @@
       <w:pPr>
         <w:pStyle w:val="TOC1"/>
         <w:rPr>
-          <w:del w:id="151" w:author="Rick Ales Consulting" w:date="2024-07-23T10:12:00Z" w16du:dateUtc="2024-07-23T14:12:00Z"/>
+          <w:del w:id="173" w:author="Rick Ales Consulting" w:date="2024-07-23T10:12:00Z" w16du:dateUtc="2024-07-23T14:12:00Z"/>
           <w:rFonts w:asciiTheme="minorHAnsi" w:eastAsiaTheme="minorEastAsia" w:hAnsiTheme="minorHAnsi" w:cstheme="minorBidi"/>
           <w:smallCaps w:val="0"/>
           <w:kern w:val="2"/>
@@ -4437,12 +4485,13 @@
           <w14:ligatures w14:val="standardContextual"/>
         </w:rPr>
       </w:pPr>
-      <w:del w:id="152" w:author="Rick Ales Consulting" w:date="2024-07-23T10:12:00Z" w16du:dateUtc="2024-07-23T14:12:00Z">
-        <w:r>
-          <w:rPr>
-            <w:rPrChange w:id="153" w:author="Rick Ales Consulting" w:date="2024-07-23T10:12:00Z" w16du:dateUtc="2024-07-23T14:12:00Z">
+      <w:del w:id="174" w:author="Rick Ales Consulting" w:date="2024-07-23T10:12:00Z" w16du:dateUtc="2024-07-23T14:12:00Z">
+        <w:r>
+          <w:rPr>
+            <w:rPrChange w:id="175" w:author="Rick Ales Consulting" w:date="2024-07-23T10:12:00Z" w16du:dateUtc="2024-07-23T14:12:00Z">
               <w:rPr>
                 <w:rStyle w:val="Hyperlink"/>
+                <w:smallCaps w:val="0"/>
               </w:rPr>
             </w:rPrChange>
           </w:rPr>
@@ -4461,9 +4510,10 @@
         </w:r>
         <w:r>
           <w:rPr>
-            <w:rPrChange w:id="154" w:author="Rick Ales Consulting" w:date="2024-07-23T10:12:00Z" w16du:dateUtc="2024-07-23T14:12:00Z">
+            <w:rPrChange w:id="176" w:author="Rick Ales Consulting" w:date="2024-07-23T10:12:00Z" w16du:dateUtc="2024-07-23T14:12:00Z">
               <w:rPr>
                 <w:rStyle w:val="Hyperlink"/>
+                <w:smallCaps w:val="0"/>
               </w:rPr>
             </w:rPrChange>
           </w:rPr>
@@ -4482,7 +4532,7 @@
       <w:pPr>
         <w:pStyle w:val="TOC1"/>
         <w:rPr>
-          <w:del w:id="155" w:author="Rick Ales Consulting" w:date="2024-07-23T10:12:00Z" w16du:dateUtc="2024-07-23T14:12:00Z"/>
+          <w:del w:id="177" w:author="Rick Ales Consulting" w:date="2024-07-23T10:12:00Z" w16du:dateUtc="2024-07-23T14:12:00Z"/>
           <w:rFonts w:asciiTheme="minorHAnsi" w:eastAsiaTheme="minorEastAsia" w:hAnsiTheme="minorHAnsi" w:cstheme="minorBidi"/>
           <w:smallCaps w:val="0"/>
           <w:kern w:val="2"/>
@@ -4490,12 +4540,13 @@
           <w14:ligatures w14:val="standardContextual"/>
         </w:rPr>
       </w:pPr>
-      <w:del w:id="156" w:author="Rick Ales Consulting" w:date="2024-07-23T10:12:00Z" w16du:dateUtc="2024-07-23T14:12:00Z">
-        <w:r>
-          <w:rPr>
-            <w:rPrChange w:id="157" w:author="Rick Ales Consulting" w:date="2024-07-23T10:12:00Z" w16du:dateUtc="2024-07-23T14:12:00Z">
+      <w:del w:id="178" w:author="Rick Ales Consulting" w:date="2024-07-23T10:12:00Z" w16du:dateUtc="2024-07-23T14:12:00Z">
+        <w:r>
+          <w:rPr>
+            <w:rPrChange w:id="179" w:author="Rick Ales Consulting" w:date="2024-07-23T10:12:00Z" w16du:dateUtc="2024-07-23T14:12:00Z">
               <w:rPr>
                 <w:rStyle w:val="Hyperlink"/>
+                <w:smallCaps w:val="0"/>
               </w:rPr>
             </w:rPrChange>
           </w:rPr>
@@ -4513,9 +4564,10 @@
         </w:r>
         <w:r>
           <w:rPr>
-            <w:rPrChange w:id="158" w:author="Rick Ales Consulting" w:date="2024-07-23T10:12:00Z" w16du:dateUtc="2024-07-23T14:12:00Z">
+            <w:rPrChange w:id="180" w:author="Rick Ales Consulting" w:date="2024-07-23T10:12:00Z" w16du:dateUtc="2024-07-23T14:12:00Z">
               <w:rPr>
                 <w:rStyle w:val="Hyperlink"/>
+                <w:smallCaps w:val="0"/>
               </w:rPr>
             </w:rPrChange>
           </w:rPr>
@@ -4534,7 +4586,7 @@
       <w:pPr>
         <w:pStyle w:val="TOC1"/>
         <w:rPr>
-          <w:del w:id="159" w:author="Rick Ales Consulting" w:date="2024-07-23T10:12:00Z" w16du:dateUtc="2024-07-23T14:12:00Z"/>
+          <w:del w:id="181" w:author="Rick Ales Consulting" w:date="2024-07-23T10:12:00Z" w16du:dateUtc="2024-07-23T14:12:00Z"/>
           <w:rFonts w:asciiTheme="minorHAnsi" w:eastAsiaTheme="minorEastAsia" w:hAnsiTheme="minorHAnsi" w:cstheme="minorBidi"/>
           <w:smallCaps w:val="0"/>
           <w:kern w:val="2"/>
@@ -4542,12 +4594,13 @@
           <w14:ligatures w14:val="standardContextual"/>
         </w:rPr>
       </w:pPr>
-      <w:del w:id="160" w:author="Rick Ales Consulting" w:date="2024-07-23T10:12:00Z" w16du:dateUtc="2024-07-23T14:12:00Z">
-        <w:r>
-          <w:rPr>
-            <w:rPrChange w:id="161" w:author="Rick Ales Consulting" w:date="2024-07-23T10:12:00Z" w16du:dateUtc="2024-07-23T14:12:00Z">
+      <w:del w:id="182" w:author="Rick Ales Consulting" w:date="2024-07-23T10:12:00Z" w16du:dateUtc="2024-07-23T14:12:00Z">
+        <w:r>
+          <w:rPr>
+            <w:rPrChange w:id="183" w:author="Rick Ales Consulting" w:date="2024-07-23T10:12:00Z" w16du:dateUtc="2024-07-23T14:12:00Z">
               <w:rPr>
                 <w:rStyle w:val="Hyperlink"/>
+                <w:smallCaps w:val="0"/>
               </w:rPr>
             </w:rPrChange>
           </w:rPr>
@@ -4565,9 +4618,10 @@
         </w:r>
         <w:r>
           <w:rPr>
-            <w:rPrChange w:id="162" w:author="Rick Ales Consulting" w:date="2024-07-23T10:12:00Z" w16du:dateUtc="2024-07-23T14:12:00Z">
+            <w:rPrChange w:id="184" w:author="Rick Ales Consulting" w:date="2024-07-23T10:12:00Z" w16du:dateUtc="2024-07-23T14:12:00Z">
               <w:rPr>
                 <w:rStyle w:val="Hyperlink"/>
+                <w:smallCaps w:val="0"/>
               </w:rPr>
             </w:rPrChange>
           </w:rPr>
@@ -4586,7 +4640,7 @@
       <w:pPr>
         <w:pStyle w:val="TOC1"/>
         <w:rPr>
-          <w:del w:id="163" w:author="Rick Ales Consulting" w:date="2024-07-23T10:12:00Z" w16du:dateUtc="2024-07-23T14:12:00Z"/>
+          <w:del w:id="185" w:author="Rick Ales Consulting" w:date="2024-07-23T10:12:00Z" w16du:dateUtc="2024-07-23T14:12:00Z"/>
           <w:rFonts w:asciiTheme="minorHAnsi" w:eastAsiaTheme="minorEastAsia" w:hAnsiTheme="minorHAnsi" w:cstheme="minorBidi"/>
           <w:smallCaps w:val="0"/>
           <w:kern w:val="2"/>
@@ -4594,12 +4648,13 @@
           <w14:ligatures w14:val="standardContextual"/>
         </w:rPr>
       </w:pPr>
-      <w:del w:id="164" w:author="Rick Ales Consulting" w:date="2024-07-23T10:12:00Z" w16du:dateUtc="2024-07-23T14:12:00Z">
-        <w:r>
-          <w:rPr>
-            <w:rPrChange w:id="165" w:author="Rick Ales Consulting" w:date="2024-07-23T10:12:00Z" w16du:dateUtc="2024-07-23T14:12:00Z">
+      <w:del w:id="186" w:author="Rick Ales Consulting" w:date="2024-07-23T10:12:00Z" w16du:dateUtc="2024-07-23T14:12:00Z">
+        <w:r>
+          <w:rPr>
+            <w:rPrChange w:id="187" w:author="Rick Ales Consulting" w:date="2024-07-23T10:12:00Z" w16du:dateUtc="2024-07-23T14:12:00Z">
               <w:rPr>
                 <w:rStyle w:val="Hyperlink"/>
+                <w:smallCaps w:val="0"/>
               </w:rPr>
             </w:rPrChange>
           </w:rPr>
@@ -4617,9 +4672,10 @@
         </w:r>
         <w:r>
           <w:rPr>
-            <w:rPrChange w:id="166" w:author="Rick Ales Consulting" w:date="2024-07-23T10:12:00Z" w16du:dateUtc="2024-07-23T14:12:00Z">
+            <w:rPrChange w:id="188" w:author="Rick Ales Consulting" w:date="2024-07-23T10:12:00Z" w16du:dateUtc="2024-07-23T14:12:00Z">
               <w:rPr>
                 <w:rStyle w:val="Hyperlink"/>
+                <w:smallCaps w:val="0"/>
               </w:rPr>
             </w:rPrChange>
           </w:rPr>
@@ -4638,7 +4694,7 @@
       <w:pPr>
         <w:pStyle w:val="TOC1"/>
         <w:rPr>
-          <w:del w:id="167" w:author="Rick Ales Consulting" w:date="2024-07-23T10:12:00Z" w16du:dateUtc="2024-07-23T14:12:00Z"/>
+          <w:del w:id="189" w:author="Rick Ales Consulting" w:date="2024-07-23T10:12:00Z" w16du:dateUtc="2024-07-23T14:12:00Z"/>
           <w:rFonts w:asciiTheme="minorHAnsi" w:eastAsiaTheme="minorEastAsia" w:hAnsiTheme="minorHAnsi" w:cstheme="minorBidi"/>
           <w:smallCaps w:val="0"/>
           <w:kern w:val="2"/>
@@ -4646,12 +4702,13 @@
           <w14:ligatures w14:val="standardContextual"/>
         </w:rPr>
       </w:pPr>
-      <w:del w:id="168" w:author="Rick Ales Consulting" w:date="2024-07-23T10:12:00Z" w16du:dateUtc="2024-07-23T14:12:00Z">
-        <w:r>
-          <w:rPr>
-            <w:rPrChange w:id="169" w:author="Rick Ales Consulting" w:date="2024-07-23T10:12:00Z" w16du:dateUtc="2024-07-23T14:12:00Z">
+      <w:del w:id="190" w:author="Rick Ales Consulting" w:date="2024-07-23T10:12:00Z" w16du:dateUtc="2024-07-23T14:12:00Z">
+        <w:r>
+          <w:rPr>
+            <w:rPrChange w:id="191" w:author="Rick Ales Consulting" w:date="2024-07-23T10:12:00Z" w16du:dateUtc="2024-07-23T14:12:00Z">
               <w:rPr>
                 <w:rStyle w:val="Hyperlink"/>
+                <w:smallCaps w:val="0"/>
               </w:rPr>
             </w:rPrChange>
           </w:rPr>
@@ -4669,9 +4726,10 @@
         </w:r>
         <w:r>
           <w:rPr>
-            <w:rPrChange w:id="170" w:author="Rick Ales Consulting" w:date="2024-07-23T10:12:00Z" w16du:dateUtc="2024-07-23T14:12:00Z">
+            <w:rPrChange w:id="192" w:author="Rick Ales Consulting" w:date="2024-07-23T10:12:00Z" w16du:dateUtc="2024-07-23T14:12:00Z">
               <w:rPr>
                 <w:rStyle w:val="Hyperlink"/>
+                <w:smallCaps w:val="0"/>
               </w:rPr>
             </w:rPrChange>
           </w:rPr>
@@ -4690,7 +4748,7 @@
       <w:pPr>
         <w:pStyle w:val="TOC1"/>
         <w:rPr>
-          <w:del w:id="171" w:author="Rick Ales Consulting" w:date="2024-07-23T10:12:00Z" w16du:dateUtc="2024-07-23T14:12:00Z"/>
+          <w:del w:id="193" w:author="Rick Ales Consulting" w:date="2024-07-23T10:12:00Z" w16du:dateUtc="2024-07-23T14:12:00Z"/>
           <w:rFonts w:asciiTheme="minorHAnsi" w:eastAsiaTheme="minorEastAsia" w:hAnsiTheme="minorHAnsi" w:cstheme="minorBidi"/>
           <w:smallCaps w:val="0"/>
           <w:kern w:val="2"/>
@@ -4698,12 +4756,13 @@
           <w14:ligatures w14:val="standardContextual"/>
         </w:rPr>
       </w:pPr>
-      <w:del w:id="172" w:author="Rick Ales Consulting" w:date="2024-07-23T10:12:00Z" w16du:dateUtc="2024-07-23T14:12:00Z">
-        <w:r>
-          <w:rPr>
-            <w:rPrChange w:id="173" w:author="Rick Ales Consulting" w:date="2024-07-23T10:12:00Z" w16du:dateUtc="2024-07-23T14:12:00Z">
+      <w:del w:id="194" w:author="Rick Ales Consulting" w:date="2024-07-23T10:12:00Z" w16du:dateUtc="2024-07-23T14:12:00Z">
+        <w:r>
+          <w:rPr>
+            <w:rPrChange w:id="195" w:author="Rick Ales Consulting" w:date="2024-07-23T10:12:00Z" w16du:dateUtc="2024-07-23T14:12:00Z">
               <w:rPr>
                 <w:rStyle w:val="Hyperlink"/>
+                <w:smallCaps w:val="0"/>
               </w:rPr>
             </w:rPrChange>
           </w:rPr>
@@ -4721,9 +4780,10 @@
         </w:r>
         <w:r>
           <w:rPr>
-            <w:rPrChange w:id="174" w:author="Rick Ales Consulting" w:date="2024-07-23T10:12:00Z" w16du:dateUtc="2024-07-23T14:12:00Z">
+            <w:rPrChange w:id="196" w:author="Rick Ales Consulting" w:date="2024-07-23T10:12:00Z" w16du:dateUtc="2024-07-23T14:12:00Z">
               <w:rPr>
                 <w:rStyle w:val="Hyperlink"/>
+                <w:smallCaps w:val="0"/>
               </w:rPr>
             </w:rPrChange>
           </w:rPr>
@@ -4742,7 +4802,7 @@
       <w:pPr>
         <w:pStyle w:val="TOC1"/>
         <w:rPr>
-          <w:del w:id="175" w:author="Rick Ales Consulting" w:date="2024-07-23T10:12:00Z" w16du:dateUtc="2024-07-23T14:12:00Z"/>
+          <w:del w:id="197" w:author="Rick Ales Consulting" w:date="2024-07-23T10:12:00Z" w16du:dateUtc="2024-07-23T14:12:00Z"/>
           <w:rFonts w:asciiTheme="minorHAnsi" w:eastAsiaTheme="minorEastAsia" w:hAnsiTheme="minorHAnsi" w:cstheme="minorBidi"/>
           <w:smallCaps w:val="0"/>
           <w:kern w:val="2"/>
@@ -4750,12 +4810,13 @@
           <w14:ligatures w14:val="standardContextual"/>
         </w:rPr>
       </w:pPr>
-      <w:del w:id="176" w:author="Rick Ales Consulting" w:date="2024-07-23T10:12:00Z" w16du:dateUtc="2024-07-23T14:12:00Z">
-        <w:r>
-          <w:rPr>
-            <w:rPrChange w:id="177" w:author="Rick Ales Consulting" w:date="2024-07-23T10:12:00Z" w16du:dateUtc="2024-07-23T14:12:00Z">
+      <w:del w:id="198" w:author="Rick Ales Consulting" w:date="2024-07-23T10:12:00Z" w16du:dateUtc="2024-07-23T14:12:00Z">
+        <w:r>
+          <w:rPr>
+            <w:rPrChange w:id="199" w:author="Rick Ales Consulting" w:date="2024-07-23T10:12:00Z" w16du:dateUtc="2024-07-23T14:12:00Z">
               <w:rPr>
                 <w:rStyle w:val="Hyperlink"/>
+                <w:smallCaps w:val="0"/>
               </w:rPr>
             </w:rPrChange>
           </w:rPr>
@@ -4773,9 +4834,10 @@
         </w:r>
         <w:r>
           <w:rPr>
-            <w:rPrChange w:id="178" w:author="Rick Ales Consulting" w:date="2024-07-23T10:12:00Z" w16du:dateUtc="2024-07-23T14:12:00Z">
+            <w:rPrChange w:id="200" w:author="Rick Ales Consulting" w:date="2024-07-23T10:12:00Z" w16du:dateUtc="2024-07-23T14:12:00Z">
               <w:rPr>
                 <w:rStyle w:val="Hyperlink"/>
+                <w:smallCaps w:val="0"/>
               </w:rPr>
             </w:rPrChange>
           </w:rPr>
@@ -4794,7 +4856,7 @@
       <w:pPr>
         <w:pStyle w:val="TOC1"/>
         <w:rPr>
-          <w:del w:id="179" w:author="Rick Ales Consulting" w:date="2024-07-23T10:12:00Z" w16du:dateUtc="2024-07-23T14:12:00Z"/>
+          <w:del w:id="201" w:author="Rick Ales Consulting" w:date="2024-07-23T10:12:00Z" w16du:dateUtc="2024-07-23T14:12:00Z"/>
           <w:rFonts w:asciiTheme="minorHAnsi" w:eastAsiaTheme="minorEastAsia" w:hAnsiTheme="minorHAnsi" w:cstheme="minorBidi"/>
           <w:smallCaps w:val="0"/>
           <w:kern w:val="2"/>
@@ -4802,12 +4864,13 @@
           <w14:ligatures w14:val="standardContextual"/>
         </w:rPr>
       </w:pPr>
-      <w:del w:id="180" w:author="Rick Ales Consulting" w:date="2024-07-23T10:12:00Z" w16du:dateUtc="2024-07-23T14:12:00Z">
-        <w:r>
-          <w:rPr>
-            <w:rPrChange w:id="181" w:author="Rick Ales Consulting" w:date="2024-07-23T10:12:00Z" w16du:dateUtc="2024-07-23T14:12:00Z">
+      <w:del w:id="202" w:author="Rick Ales Consulting" w:date="2024-07-23T10:12:00Z" w16du:dateUtc="2024-07-23T14:12:00Z">
+        <w:r>
+          <w:rPr>
+            <w:rPrChange w:id="203" w:author="Rick Ales Consulting" w:date="2024-07-23T10:12:00Z" w16du:dateUtc="2024-07-23T14:12:00Z">
               <w:rPr>
                 <w:rStyle w:val="Hyperlink"/>
+                <w:smallCaps w:val="0"/>
               </w:rPr>
             </w:rPrChange>
           </w:rPr>
@@ -4825,9 +4888,10 @@
         </w:r>
         <w:r>
           <w:rPr>
-            <w:rPrChange w:id="182" w:author="Rick Ales Consulting" w:date="2024-07-23T10:12:00Z" w16du:dateUtc="2024-07-23T14:12:00Z">
+            <w:rPrChange w:id="204" w:author="Rick Ales Consulting" w:date="2024-07-23T10:12:00Z" w16du:dateUtc="2024-07-23T14:12:00Z">
               <w:rPr>
                 <w:rStyle w:val="Hyperlink"/>
+                <w:smallCaps w:val="0"/>
               </w:rPr>
             </w:rPrChange>
           </w:rPr>
@@ -4846,7 +4910,7 @@
       <w:pPr>
         <w:pStyle w:val="TOC1"/>
         <w:rPr>
-          <w:del w:id="183" w:author="Rick Ales Consulting" w:date="2024-07-23T10:12:00Z" w16du:dateUtc="2024-07-23T14:12:00Z"/>
+          <w:del w:id="205" w:author="Rick Ales Consulting" w:date="2024-07-23T10:12:00Z" w16du:dateUtc="2024-07-23T14:12:00Z"/>
           <w:rFonts w:asciiTheme="minorHAnsi" w:eastAsiaTheme="minorEastAsia" w:hAnsiTheme="minorHAnsi" w:cstheme="minorBidi"/>
           <w:smallCaps w:val="0"/>
           <w:kern w:val="2"/>
@@ -4854,12 +4918,13 @@
           <w14:ligatures w14:val="standardContextual"/>
         </w:rPr>
       </w:pPr>
-      <w:del w:id="184" w:author="Rick Ales Consulting" w:date="2024-07-23T10:12:00Z" w16du:dateUtc="2024-07-23T14:12:00Z">
-        <w:r>
-          <w:rPr>
-            <w:rPrChange w:id="185" w:author="Rick Ales Consulting" w:date="2024-07-23T10:12:00Z" w16du:dateUtc="2024-07-23T14:12:00Z">
+      <w:del w:id="206" w:author="Rick Ales Consulting" w:date="2024-07-23T10:12:00Z" w16du:dateUtc="2024-07-23T14:12:00Z">
+        <w:r>
+          <w:rPr>
+            <w:rPrChange w:id="207" w:author="Rick Ales Consulting" w:date="2024-07-23T10:12:00Z" w16du:dateUtc="2024-07-23T14:12:00Z">
               <w:rPr>
                 <w:rStyle w:val="Hyperlink"/>
+                <w:smallCaps w:val="0"/>
               </w:rPr>
             </w:rPrChange>
           </w:rPr>
@@ -4877,9 +4942,10 @@
         </w:r>
         <w:r>
           <w:rPr>
-            <w:rPrChange w:id="186" w:author="Rick Ales Consulting" w:date="2024-07-23T10:12:00Z" w16du:dateUtc="2024-07-23T14:12:00Z">
+            <w:rPrChange w:id="208" w:author="Rick Ales Consulting" w:date="2024-07-23T10:12:00Z" w16du:dateUtc="2024-07-23T14:12:00Z">
               <w:rPr>
                 <w:rStyle w:val="Hyperlink"/>
+                <w:smallCaps w:val="0"/>
               </w:rPr>
             </w:rPrChange>
           </w:rPr>
@@ -4898,7 +4964,7 @@
       <w:pPr>
         <w:pStyle w:val="TOC1"/>
         <w:rPr>
-          <w:del w:id="187" w:author="Rick Ales Consulting" w:date="2024-07-23T10:12:00Z" w16du:dateUtc="2024-07-23T14:12:00Z"/>
+          <w:del w:id="209" w:author="Rick Ales Consulting" w:date="2024-07-23T10:12:00Z" w16du:dateUtc="2024-07-23T14:12:00Z"/>
           <w:rFonts w:asciiTheme="minorHAnsi" w:eastAsiaTheme="minorEastAsia" w:hAnsiTheme="minorHAnsi" w:cstheme="minorBidi"/>
           <w:smallCaps w:val="0"/>
           <w:kern w:val="2"/>
@@ -4906,12 +4972,13 @@
           <w14:ligatures w14:val="standardContextual"/>
         </w:rPr>
       </w:pPr>
-      <w:del w:id="188" w:author="Rick Ales Consulting" w:date="2024-07-23T10:12:00Z" w16du:dateUtc="2024-07-23T14:12:00Z">
-        <w:r>
-          <w:rPr>
-            <w:rPrChange w:id="189" w:author="Rick Ales Consulting" w:date="2024-07-23T10:12:00Z" w16du:dateUtc="2024-07-23T14:12:00Z">
+      <w:del w:id="210" w:author="Rick Ales Consulting" w:date="2024-07-23T10:12:00Z" w16du:dateUtc="2024-07-23T14:12:00Z">
+        <w:r>
+          <w:rPr>
+            <w:rPrChange w:id="211" w:author="Rick Ales Consulting" w:date="2024-07-23T10:12:00Z" w16du:dateUtc="2024-07-23T14:12:00Z">
               <w:rPr>
                 <w:rStyle w:val="Hyperlink"/>
+                <w:smallCaps w:val="0"/>
               </w:rPr>
             </w:rPrChange>
           </w:rPr>
@@ -4929,9 +4996,10 @@
         </w:r>
         <w:r>
           <w:rPr>
-            <w:rPrChange w:id="190" w:author="Rick Ales Consulting" w:date="2024-07-23T10:12:00Z" w16du:dateUtc="2024-07-23T14:12:00Z">
+            <w:rPrChange w:id="212" w:author="Rick Ales Consulting" w:date="2024-07-23T10:12:00Z" w16du:dateUtc="2024-07-23T14:12:00Z">
               <w:rPr>
                 <w:rStyle w:val="Hyperlink"/>
+                <w:smallCaps w:val="0"/>
               </w:rPr>
             </w:rPrChange>
           </w:rPr>
@@ -4950,7 +5018,7 @@
       <w:pPr>
         <w:pStyle w:val="TOC1"/>
         <w:rPr>
-          <w:del w:id="191" w:author="Rick Ales Consulting" w:date="2024-07-23T10:12:00Z" w16du:dateUtc="2024-07-23T14:12:00Z"/>
+          <w:del w:id="213" w:author="Rick Ales Consulting" w:date="2024-07-23T10:12:00Z" w16du:dateUtc="2024-07-23T14:12:00Z"/>
           <w:rFonts w:asciiTheme="minorHAnsi" w:eastAsiaTheme="minorEastAsia" w:hAnsiTheme="minorHAnsi" w:cstheme="minorBidi"/>
           <w:smallCaps w:val="0"/>
           <w:kern w:val="2"/>
@@ -4958,12 +5026,13 @@
           <w14:ligatures w14:val="standardContextual"/>
         </w:rPr>
       </w:pPr>
-      <w:del w:id="192" w:author="Rick Ales Consulting" w:date="2024-07-23T10:12:00Z" w16du:dateUtc="2024-07-23T14:12:00Z">
-        <w:r>
-          <w:rPr>
-            <w:rPrChange w:id="193" w:author="Rick Ales Consulting" w:date="2024-07-23T10:12:00Z" w16du:dateUtc="2024-07-23T14:12:00Z">
+      <w:del w:id="214" w:author="Rick Ales Consulting" w:date="2024-07-23T10:12:00Z" w16du:dateUtc="2024-07-23T14:12:00Z">
+        <w:r>
+          <w:rPr>
+            <w:rPrChange w:id="215" w:author="Rick Ales Consulting" w:date="2024-07-23T10:12:00Z" w16du:dateUtc="2024-07-23T14:12:00Z">
               <w:rPr>
                 <w:rStyle w:val="Hyperlink"/>
+                <w:smallCaps w:val="0"/>
               </w:rPr>
             </w:rPrChange>
           </w:rPr>
@@ -4981,9 +5050,10 @@
         </w:r>
         <w:r>
           <w:rPr>
-            <w:rPrChange w:id="194" w:author="Rick Ales Consulting" w:date="2024-07-23T10:12:00Z" w16du:dateUtc="2024-07-23T14:12:00Z">
+            <w:rPrChange w:id="216" w:author="Rick Ales Consulting" w:date="2024-07-23T10:12:00Z" w16du:dateUtc="2024-07-23T14:12:00Z">
               <w:rPr>
                 <w:rStyle w:val="Hyperlink"/>
+                <w:smallCaps w:val="0"/>
               </w:rPr>
             </w:rPrChange>
           </w:rPr>
@@ -5002,7 +5072,7 @@
       <w:pPr>
         <w:pStyle w:val="TOC1"/>
         <w:rPr>
-          <w:del w:id="195" w:author="Rick Ales Consulting" w:date="2024-07-23T10:12:00Z" w16du:dateUtc="2024-07-23T14:12:00Z"/>
+          <w:del w:id="217" w:author="Rick Ales Consulting" w:date="2024-07-23T10:12:00Z" w16du:dateUtc="2024-07-23T14:12:00Z"/>
           <w:rFonts w:asciiTheme="minorHAnsi" w:eastAsiaTheme="minorEastAsia" w:hAnsiTheme="minorHAnsi" w:cstheme="minorBidi"/>
           <w:smallCaps w:val="0"/>
           <w:kern w:val="2"/>
@@ -5010,12 +5080,13 @@
           <w14:ligatures w14:val="standardContextual"/>
         </w:rPr>
       </w:pPr>
-      <w:del w:id="196" w:author="Rick Ales Consulting" w:date="2024-07-23T10:12:00Z" w16du:dateUtc="2024-07-23T14:12:00Z">
-        <w:r>
-          <w:rPr>
-            <w:rPrChange w:id="197" w:author="Rick Ales Consulting" w:date="2024-07-23T10:12:00Z" w16du:dateUtc="2024-07-23T14:12:00Z">
+      <w:del w:id="218" w:author="Rick Ales Consulting" w:date="2024-07-23T10:12:00Z" w16du:dateUtc="2024-07-23T14:12:00Z">
+        <w:r>
+          <w:rPr>
+            <w:rPrChange w:id="219" w:author="Rick Ales Consulting" w:date="2024-07-23T10:12:00Z" w16du:dateUtc="2024-07-23T14:12:00Z">
               <w:rPr>
                 <w:rStyle w:val="Hyperlink"/>
+                <w:smallCaps w:val="0"/>
               </w:rPr>
             </w:rPrChange>
           </w:rPr>
@@ -5033,9 +5104,10 @@
         </w:r>
         <w:r>
           <w:rPr>
-            <w:rPrChange w:id="198" w:author="Rick Ales Consulting" w:date="2024-07-23T10:12:00Z" w16du:dateUtc="2024-07-23T14:12:00Z">
+            <w:rPrChange w:id="220" w:author="Rick Ales Consulting" w:date="2024-07-23T10:12:00Z" w16du:dateUtc="2024-07-23T14:12:00Z">
               <w:rPr>
                 <w:rStyle w:val="Hyperlink"/>
+                <w:smallCaps w:val="0"/>
               </w:rPr>
             </w:rPrChange>
           </w:rPr>
@@ -5054,7 +5126,7 @@
       <w:pPr>
         <w:pStyle w:val="TOC1"/>
         <w:rPr>
-          <w:del w:id="199" w:author="Rick Ales Consulting" w:date="2024-07-23T10:12:00Z" w16du:dateUtc="2024-07-23T14:12:00Z"/>
+          <w:del w:id="221" w:author="Rick Ales Consulting" w:date="2024-07-23T10:12:00Z" w16du:dateUtc="2024-07-23T14:12:00Z"/>
           <w:rFonts w:asciiTheme="minorHAnsi" w:eastAsiaTheme="minorEastAsia" w:hAnsiTheme="minorHAnsi" w:cstheme="minorBidi"/>
           <w:smallCaps w:val="0"/>
           <w:kern w:val="2"/>
@@ -5062,12 +5134,13 @@
           <w14:ligatures w14:val="standardContextual"/>
         </w:rPr>
       </w:pPr>
-      <w:del w:id="200" w:author="Rick Ales Consulting" w:date="2024-07-23T10:12:00Z" w16du:dateUtc="2024-07-23T14:12:00Z">
-        <w:r>
-          <w:rPr>
-            <w:rPrChange w:id="201" w:author="Rick Ales Consulting" w:date="2024-07-23T10:12:00Z" w16du:dateUtc="2024-07-23T14:12:00Z">
+      <w:del w:id="222" w:author="Rick Ales Consulting" w:date="2024-07-23T10:12:00Z" w16du:dateUtc="2024-07-23T14:12:00Z">
+        <w:r>
+          <w:rPr>
+            <w:rPrChange w:id="223" w:author="Rick Ales Consulting" w:date="2024-07-23T10:12:00Z" w16du:dateUtc="2024-07-23T14:12:00Z">
               <w:rPr>
                 <w:rStyle w:val="Hyperlink"/>
+                <w:smallCaps w:val="0"/>
               </w:rPr>
             </w:rPrChange>
           </w:rPr>
@@ -5085,9 +5158,10 @@
         </w:r>
         <w:r>
           <w:rPr>
-            <w:rPrChange w:id="202" w:author="Rick Ales Consulting" w:date="2024-07-23T10:12:00Z" w16du:dateUtc="2024-07-23T14:12:00Z">
+            <w:rPrChange w:id="224" w:author="Rick Ales Consulting" w:date="2024-07-23T10:12:00Z" w16du:dateUtc="2024-07-23T14:12:00Z">
               <w:rPr>
                 <w:rStyle w:val="Hyperlink"/>
+                <w:smallCaps w:val="0"/>
               </w:rPr>
             </w:rPrChange>
           </w:rPr>
@@ -5106,7 +5180,7 @@
       <w:pPr>
         <w:pStyle w:val="TOC1"/>
         <w:rPr>
-          <w:del w:id="203" w:author="Rick Ales Consulting" w:date="2024-07-23T10:12:00Z" w16du:dateUtc="2024-07-23T14:12:00Z"/>
+          <w:del w:id="225" w:author="Rick Ales Consulting" w:date="2024-07-23T10:12:00Z" w16du:dateUtc="2024-07-23T14:12:00Z"/>
           <w:rFonts w:asciiTheme="minorHAnsi" w:eastAsiaTheme="minorEastAsia" w:hAnsiTheme="minorHAnsi" w:cstheme="minorBidi"/>
           <w:smallCaps w:val="0"/>
           <w:kern w:val="2"/>
@@ -5114,12 +5188,13 @@
           <w14:ligatures w14:val="standardContextual"/>
         </w:rPr>
       </w:pPr>
-      <w:del w:id="204" w:author="Rick Ales Consulting" w:date="2024-07-23T10:12:00Z" w16du:dateUtc="2024-07-23T14:12:00Z">
-        <w:r>
-          <w:rPr>
-            <w:rPrChange w:id="205" w:author="Rick Ales Consulting" w:date="2024-07-23T10:12:00Z" w16du:dateUtc="2024-07-23T14:12:00Z">
+      <w:del w:id="226" w:author="Rick Ales Consulting" w:date="2024-07-23T10:12:00Z" w16du:dateUtc="2024-07-23T14:12:00Z">
+        <w:r>
+          <w:rPr>
+            <w:rPrChange w:id="227" w:author="Rick Ales Consulting" w:date="2024-07-23T10:12:00Z" w16du:dateUtc="2024-07-23T14:12:00Z">
               <w:rPr>
                 <w:rStyle w:val="Hyperlink"/>
+                <w:smallCaps w:val="0"/>
               </w:rPr>
             </w:rPrChange>
           </w:rPr>
@@ -5137,9 +5212,10 @@
         </w:r>
         <w:r>
           <w:rPr>
-            <w:rPrChange w:id="206" w:author="Rick Ales Consulting" w:date="2024-07-23T10:12:00Z" w16du:dateUtc="2024-07-23T14:12:00Z">
+            <w:rPrChange w:id="228" w:author="Rick Ales Consulting" w:date="2024-07-23T10:12:00Z" w16du:dateUtc="2024-07-23T14:12:00Z">
               <w:rPr>
                 <w:rStyle w:val="Hyperlink"/>
+                <w:smallCaps w:val="0"/>
               </w:rPr>
             </w:rPrChange>
           </w:rPr>
@@ -5158,7 +5234,7 @@
       <w:pPr>
         <w:pStyle w:val="TOC1"/>
         <w:rPr>
-          <w:del w:id="207" w:author="Rick Ales Consulting" w:date="2024-07-23T10:12:00Z" w16du:dateUtc="2024-07-23T14:12:00Z"/>
+          <w:del w:id="229" w:author="Rick Ales Consulting" w:date="2024-07-23T10:12:00Z" w16du:dateUtc="2024-07-23T14:12:00Z"/>
           <w:rFonts w:asciiTheme="minorHAnsi" w:eastAsiaTheme="minorEastAsia" w:hAnsiTheme="minorHAnsi" w:cstheme="minorBidi"/>
           <w:smallCaps w:val="0"/>
           <w:kern w:val="2"/>
@@ -5166,12 +5242,13 @@
           <w14:ligatures w14:val="standardContextual"/>
         </w:rPr>
       </w:pPr>
-      <w:del w:id="208" w:author="Rick Ales Consulting" w:date="2024-07-23T10:12:00Z" w16du:dateUtc="2024-07-23T14:12:00Z">
-        <w:r>
-          <w:rPr>
-            <w:rPrChange w:id="209" w:author="Rick Ales Consulting" w:date="2024-07-23T10:12:00Z" w16du:dateUtc="2024-07-23T14:12:00Z">
+      <w:del w:id="230" w:author="Rick Ales Consulting" w:date="2024-07-23T10:12:00Z" w16du:dateUtc="2024-07-23T14:12:00Z">
+        <w:r>
+          <w:rPr>
+            <w:rPrChange w:id="231" w:author="Rick Ales Consulting" w:date="2024-07-23T10:12:00Z" w16du:dateUtc="2024-07-23T14:12:00Z">
               <w:rPr>
                 <w:rStyle w:val="Hyperlink"/>
+                <w:smallCaps w:val="0"/>
               </w:rPr>
             </w:rPrChange>
           </w:rPr>
@@ -5189,9 +5266,10 @@
         </w:r>
         <w:r>
           <w:rPr>
-            <w:rPrChange w:id="210" w:author="Rick Ales Consulting" w:date="2024-07-23T10:12:00Z" w16du:dateUtc="2024-07-23T14:12:00Z">
+            <w:rPrChange w:id="232" w:author="Rick Ales Consulting" w:date="2024-07-23T10:12:00Z" w16du:dateUtc="2024-07-23T14:12:00Z">
               <w:rPr>
                 <w:rStyle w:val="Hyperlink"/>
+                <w:smallCaps w:val="0"/>
               </w:rPr>
             </w:rPrChange>
           </w:rPr>
@@ -5210,7 +5288,7 @@
       <w:pPr>
         <w:pStyle w:val="TOC1"/>
         <w:rPr>
-          <w:del w:id="211" w:author="Rick Ales Consulting" w:date="2024-07-23T10:12:00Z" w16du:dateUtc="2024-07-23T14:12:00Z"/>
+          <w:del w:id="233" w:author="Rick Ales Consulting" w:date="2024-07-23T10:12:00Z" w16du:dateUtc="2024-07-23T14:12:00Z"/>
           <w:rFonts w:asciiTheme="minorHAnsi" w:eastAsiaTheme="minorEastAsia" w:hAnsiTheme="minorHAnsi" w:cstheme="minorBidi"/>
           <w:smallCaps w:val="0"/>
           <w:kern w:val="2"/>
@@ -5218,12 +5296,13 @@
           <w14:ligatures w14:val="standardContextual"/>
         </w:rPr>
       </w:pPr>
-      <w:del w:id="212" w:author="Rick Ales Consulting" w:date="2024-07-23T10:12:00Z" w16du:dateUtc="2024-07-23T14:12:00Z">
-        <w:r>
-          <w:rPr>
-            <w:rPrChange w:id="213" w:author="Rick Ales Consulting" w:date="2024-07-23T10:12:00Z" w16du:dateUtc="2024-07-23T14:12:00Z">
+      <w:del w:id="234" w:author="Rick Ales Consulting" w:date="2024-07-23T10:12:00Z" w16du:dateUtc="2024-07-23T14:12:00Z">
+        <w:r>
+          <w:rPr>
+            <w:rPrChange w:id="235" w:author="Rick Ales Consulting" w:date="2024-07-23T10:12:00Z" w16du:dateUtc="2024-07-23T14:12:00Z">
               <w:rPr>
                 <w:rStyle w:val="Hyperlink"/>
+                <w:smallCaps w:val="0"/>
               </w:rPr>
             </w:rPrChange>
           </w:rPr>
@@ -5241,9 +5320,10 @@
         </w:r>
         <w:r>
           <w:rPr>
-            <w:rPrChange w:id="214" w:author="Rick Ales Consulting" w:date="2024-07-23T10:12:00Z" w16du:dateUtc="2024-07-23T14:12:00Z">
+            <w:rPrChange w:id="236" w:author="Rick Ales Consulting" w:date="2024-07-23T10:12:00Z" w16du:dateUtc="2024-07-23T14:12:00Z">
               <w:rPr>
                 <w:rStyle w:val="Hyperlink"/>
+                <w:smallCaps w:val="0"/>
               </w:rPr>
             </w:rPrChange>
           </w:rPr>
@@ -5262,7 +5342,7 @@
       <w:pPr>
         <w:pStyle w:val="TOC1"/>
         <w:rPr>
-          <w:del w:id="215" w:author="Rick Ales Consulting" w:date="2024-07-23T10:12:00Z" w16du:dateUtc="2024-07-23T14:12:00Z"/>
+          <w:del w:id="237" w:author="Rick Ales Consulting" w:date="2024-07-23T10:12:00Z" w16du:dateUtc="2024-07-23T14:12:00Z"/>
           <w:rFonts w:asciiTheme="minorHAnsi" w:eastAsiaTheme="minorEastAsia" w:hAnsiTheme="minorHAnsi" w:cstheme="minorBidi"/>
           <w:smallCaps w:val="0"/>
           <w:kern w:val="2"/>
@@ -5270,12 +5350,13 @@
           <w14:ligatures w14:val="standardContextual"/>
         </w:rPr>
       </w:pPr>
-      <w:del w:id="216" w:author="Rick Ales Consulting" w:date="2024-07-23T10:12:00Z" w16du:dateUtc="2024-07-23T14:12:00Z">
-        <w:r>
-          <w:rPr>
-            <w:rPrChange w:id="217" w:author="Rick Ales Consulting" w:date="2024-07-23T10:12:00Z" w16du:dateUtc="2024-07-23T14:12:00Z">
+      <w:del w:id="238" w:author="Rick Ales Consulting" w:date="2024-07-23T10:12:00Z" w16du:dateUtc="2024-07-23T14:12:00Z">
+        <w:r>
+          <w:rPr>
+            <w:rPrChange w:id="239" w:author="Rick Ales Consulting" w:date="2024-07-23T10:12:00Z" w16du:dateUtc="2024-07-23T14:12:00Z">
               <w:rPr>
                 <w:rStyle w:val="Hyperlink"/>
+                <w:smallCaps w:val="0"/>
               </w:rPr>
             </w:rPrChange>
           </w:rPr>
@@ -5293,9 +5374,10 @@
         </w:r>
         <w:r>
           <w:rPr>
-            <w:rPrChange w:id="218" w:author="Rick Ales Consulting" w:date="2024-07-23T10:12:00Z" w16du:dateUtc="2024-07-23T14:12:00Z">
+            <w:rPrChange w:id="240" w:author="Rick Ales Consulting" w:date="2024-07-23T10:12:00Z" w16du:dateUtc="2024-07-23T14:12:00Z">
               <w:rPr>
                 <w:rStyle w:val="Hyperlink"/>
+                <w:smallCaps w:val="0"/>
               </w:rPr>
             </w:rPrChange>
           </w:rPr>
@@ -5348,7 +5430,7 @@
           <w:u w:val="single"/>
         </w:rPr>
       </w:pPr>
-      <w:bookmarkStart w:id="219" w:name="_Ref316544384"/>
+      <w:bookmarkStart w:id="241" w:name="_Ref316544384"/>
       <w:r>
         <w:br w:type="page"/>
       </w:r>
@@ -5368,33 +5450,33 @@
         </w:tabs>
         <w:ind w:left="756" w:hanging="756"/>
       </w:pPr>
-      <w:bookmarkStart w:id="220" w:name="_Toc172621994"/>
-      <w:bookmarkStart w:id="221" w:name="_Toc172621995"/>
-      <w:bookmarkStart w:id="222" w:name="_Toc172621996"/>
-      <w:bookmarkStart w:id="223" w:name="_Toc172621997"/>
-      <w:bookmarkStart w:id="224" w:name="_Toc172621998"/>
-      <w:bookmarkStart w:id="225" w:name="_Toc172621999"/>
-      <w:bookmarkStart w:id="226" w:name="_Toc172622000"/>
-      <w:bookmarkStart w:id="227" w:name="_Toc172622001"/>
-      <w:bookmarkStart w:id="228" w:name="_Toc172622002"/>
-      <w:bookmarkStart w:id="229" w:name="_Toc172622003"/>
-      <w:bookmarkStart w:id="230" w:name="_Toc172622004"/>
-      <w:bookmarkStart w:id="231" w:name="_Toc172622005"/>
-      <w:bookmarkStart w:id="232" w:name="_Toc172622437"/>
-      <w:bookmarkEnd w:id="219"/>
-      <w:bookmarkEnd w:id="220"/>
-      <w:bookmarkEnd w:id="221"/>
-      <w:bookmarkEnd w:id="222"/>
-      <w:bookmarkEnd w:id="223"/>
-      <w:bookmarkEnd w:id="224"/>
-      <w:bookmarkEnd w:id="225"/>
-      <w:bookmarkEnd w:id="226"/>
-      <w:bookmarkEnd w:id="227"/>
-      <w:bookmarkEnd w:id="228"/>
-      <w:bookmarkEnd w:id="229"/>
-      <w:bookmarkEnd w:id="230"/>
-      <w:bookmarkEnd w:id="231"/>
-      <w:bookmarkEnd w:id="232"/>
+      <w:bookmarkStart w:id="242" w:name="_Toc172621994"/>
+      <w:bookmarkStart w:id="243" w:name="_Toc172621995"/>
+      <w:bookmarkStart w:id="244" w:name="_Toc172621996"/>
+      <w:bookmarkStart w:id="245" w:name="_Toc172621997"/>
+      <w:bookmarkStart w:id="246" w:name="_Toc172621998"/>
+      <w:bookmarkStart w:id="247" w:name="_Toc172621999"/>
+      <w:bookmarkStart w:id="248" w:name="_Toc172622000"/>
+      <w:bookmarkStart w:id="249" w:name="_Toc172622001"/>
+      <w:bookmarkStart w:id="250" w:name="_Toc172622002"/>
+      <w:bookmarkStart w:id="251" w:name="_Toc172622003"/>
+      <w:bookmarkStart w:id="252" w:name="_Toc172622004"/>
+      <w:bookmarkStart w:id="253" w:name="_Toc172622005"/>
+      <w:bookmarkStart w:id="254" w:name="_Toc172622437"/>
+      <w:bookmarkEnd w:id="241"/>
+      <w:bookmarkEnd w:id="242"/>
+      <w:bookmarkEnd w:id="243"/>
+      <w:bookmarkEnd w:id="244"/>
+      <w:bookmarkEnd w:id="245"/>
+      <w:bookmarkEnd w:id="246"/>
+      <w:bookmarkEnd w:id="247"/>
+      <w:bookmarkEnd w:id="248"/>
+      <w:bookmarkEnd w:id="249"/>
+      <w:bookmarkEnd w:id="250"/>
+      <w:bookmarkEnd w:id="251"/>
+      <w:bookmarkEnd w:id="252"/>
+      <w:bookmarkEnd w:id="253"/>
+      <w:bookmarkEnd w:id="254"/>
     </w:p>
     <w:p>
       <w:pPr>
@@ -5411,14 +5493,14 @@
         </w:tabs>
         <w:ind w:left="756" w:hanging="756"/>
       </w:pPr>
-      <w:bookmarkStart w:id="233" w:name="_Toc172622438"/>
+      <w:bookmarkStart w:id="255" w:name="_Toc172622438"/>
       <w:r>
         <w:t>Introductio</w:t>
       </w:r>
       <w:r>
         <w:t>n</w:t>
       </w:r>
-      <w:bookmarkEnd w:id="233"/>
+      <w:bookmarkEnd w:id="255"/>
     </w:p>
     <w:p>
       <w:pPr>
@@ -5460,11 +5542,11 @@
         </w:numPr>
         <w:ind w:left="720" w:hanging="720"/>
       </w:pPr>
-      <w:bookmarkStart w:id="234" w:name="_Toc172622439"/>
+      <w:bookmarkStart w:id="256" w:name="_Toc172622439"/>
       <w:r>
         <w:t>Reference Documents:</w:t>
       </w:r>
-      <w:bookmarkEnd w:id="234"/>
+      <w:bookmarkEnd w:id="256"/>
     </w:p>
     <w:p>
       <w:pPr>
@@ -5491,11 +5573,11 @@
         </w:numPr>
         <w:ind w:left="720" w:hanging="720"/>
       </w:pPr>
-      <w:bookmarkStart w:id="235" w:name="_Toc172622440"/>
+      <w:bookmarkStart w:id="257" w:name="_Toc172622440"/>
       <w:r>
         <w:t>Notation</w:t>
       </w:r>
-      <w:bookmarkEnd w:id="235"/>
+      <w:bookmarkEnd w:id="257"/>
     </w:p>
     <w:p>
       <w:pPr>
@@ -5684,11 +5766,11 @@
           <w:rFonts w:cs="Times New Roman"/>
         </w:rPr>
       </w:pPr>
-      <w:bookmarkStart w:id="236" w:name="_Toc172622441"/>
+      <w:bookmarkStart w:id="258" w:name="_Toc172622441"/>
       <w:r>
         <w:t>Allen Aircraft Product LabVIEW Program:</w:t>
       </w:r>
-      <w:bookmarkEnd w:id="236"/>
+      <w:bookmarkEnd w:id="258"/>
     </w:p>
     <w:p>
       <w:pPr>
@@ -5746,11 +5828,11 @@
         </w:numPr>
         <w:ind w:left="720" w:hanging="720"/>
       </w:pPr>
-      <w:bookmarkStart w:id="237" w:name="_Toc172622442"/>
+      <w:bookmarkStart w:id="259" w:name="_Toc172622442"/>
       <w:r>
         <w:t>Allen Aircraft Products Agile Project Management Glossary:</w:t>
       </w:r>
-      <w:bookmarkEnd w:id="237"/>
+      <w:bookmarkEnd w:id="259"/>
     </w:p>
     <w:p>
       <w:pPr>
@@ -6041,11 +6123,11 @@
         </w:numPr>
         <w:ind w:left="720" w:hanging="720"/>
       </w:pPr>
-      <w:bookmarkStart w:id="238" w:name="_Toc172622443"/>
+      <w:bookmarkStart w:id="260" w:name="_Toc172622443"/>
       <w:r>
         <w:t>Quality System AS9100</w:t>
       </w:r>
-      <w:bookmarkEnd w:id="238"/>
+      <w:bookmarkEnd w:id="260"/>
     </w:p>
     <w:p>
       <w:pPr>
@@ -6172,11 +6254,11 @@
           <w:rFonts w:cs="Times New Roman"/>
         </w:rPr>
       </w:pPr>
-      <w:bookmarkStart w:id="239" w:name="_Toc172622444"/>
+      <w:bookmarkStart w:id="261" w:name="_Toc172622444"/>
       <w:r>
         <w:t>User Story EPIC 1</w:t>
       </w:r>
-      <w:bookmarkEnd w:id="239"/>
+      <w:bookmarkEnd w:id="261"/>
     </w:p>
     <w:p>
       <w:pPr>
@@ -6211,11 +6293,11 @@
           <w:rFonts w:cs="Times New Roman"/>
         </w:rPr>
       </w:pPr>
-      <w:bookmarkStart w:id="240" w:name="_Toc172622445"/>
+      <w:bookmarkStart w:id="262" w:name="_Toc172622445"/>
       <w:r>
         <w:t>User Story EPIC 2</w:t>
       </w:r>
-      <w:bookmarkEnd w:id="240"/>
+      <w:bookmarkEnd w:id="262"/>
     </w:p>
     <w:p>
       <w:pPr>
@@ -6291,11 +6373,11 @@
         </w:numPr>
         <w:ind w:left="720" w:hanging="720"/>
       </w:pPr>
-      <w:bookmarkStart w:id="241" w:name="_Toc172622446"/>
+      <w:bookmarkStart w:id="263" w:name="_Toc172622446"/>
       <w:r>
         <w:t>Production User Objectives</w:t>
       </w:r>
-      <w:bookmarkEnd w:id="241"/>
+      <w:bookmarkEnd w:id="263"/>
     </w:p>
     <w:p>
       <w:pPr>
@@ -6414,11 +6496,11 @@
         </w:numPr>
         <w:ind w:left="720" w:hanging="720"/>
       </w:pPr>
-      <w:bookmarkStart w:id="242" w:name="_Toc172622447"/>
+      <w:bookmarkStart w:id="264" w:name="_Toc172622447"/>
       <w:r>
         <w:t>INPUTS:</w:t>
       </w:r>
-      <w:bookmarkEnd w:id="242"/>
+      <w:bookmarkEnd w:id="264"/>
     </w:p>
     <w:p>
       <w:pPr>
@@ -6448,23 +6530,7 @@
           <w:rFonts w:cs="Arial"/>
           <w:szCs w:val="22"/>
         </w:rPr>
-        <w:t xml:space="preserve">Ch +/-10Vdc Resistance Measurements from </w:t>
-      </w:r>
-      <w:proofErr w:type="spellStart"/>
-      <w:r>
-        <w:rPr>
-          <w:rFonts w:cs="Arial"/>
-          <w:szCs w:val="22"/>
-        </w:rPr>
-        <w:t>DataQ</w:t>
-      </w:r>
-      <w:proofErr w:type="spellEnd"/>
-      <w:r>
-        <w:rPr>
-          <w:rFonts w:cs="Arial"/>
-          <w:szCs w:val="22"/>
-        </w:rPr>
-        <w:t xml:space="preserve"> DI-2108</w:t>
+        <w:t>Ch +/-10Vdc Resistance Measurements from DataQ DI-2108</w:t>
       </w:r>
     </w:p>
     <w:p>
@@ -6575,11 +6641,11 @@
           <w:rFonts w:cs="Times New Roman"/>
         </w:rPr>
       </w:pPr>
-      <w:bookmarkStart w:id="243" w:name="_Toc172622448"/>
+      <w:bookmarkStart w:id="265" w:name="_Toc172622448"/>
       <w:r>
         <w:t>OUTPUTS:</w:t>
       </w:r>
-      <w:bookmarkEnd w:id="243"/>
+      <w:bookmarkEnd w:id="265"/>
     </w:p>
     <w:p>
       <w:pPr>
@@ -6597,21 +6663,12 @@
           <w:szCs w:val="22"/>
         </w:rPr>
       </w:pPr>
-      <w:proofErr w:type="spellStart"/>
-      <w:r>
-        <w:rPr>
-          <w:rFonts w:cs="Arial"/>
-          <w:szCs w:val="22"/>
-        </w:rPr>
-        <w:t>DataQ</w:t>
-      </w:r>
-      <w:proofErr w:type="spellEnd"/>
-      <w:r>
-        <w:rPr>
-          <w:rFonts w:cs="Arial"/>
-          <w:szCs w:val="22"/>
-        </w:rPr>
-        <w:t xml:space="preserve"> Digital Output to H-Bridge, FWD, REV, Brake</w:t>
+      <w:r>
+        <w:rPr>
+          <w:rFonts w:cs="Arial"/>
+          <w:szCs w:val="22"/>
+        </w:rPr>
+        <w:t>DataQ Digital Output to H-Bridge, FWD, REV, Brake</w:t>
       </w:r>
     </w:p>
     <w:p>
@@ -6650,12 +6707,12 @@
           <w:rFonts w:cs="Times New Roman"/>
         </w:rPr>
       </w:pPr>
-      <w:bookmarkStart w:id="244" w:name="_Toc172622449"/>
+      <w:bookmarkStart w:id="266" w:name="_Toc172622449"/>
       <w:r>
         <w:lastRenderedPageBreak/>
         <w:t>HMI:</w:t>
       </w:r>
-      <w:bookmarkEnd w:id="244"/>
+      <w:bookmarkEnd w:id="266"/>
     </w:p>
     <w:p>
       <w:pPr>
@@ -6755,11 +6812,11 @@
           <w:rFonts w:cs="Times New Roman"/>
         </w:rPr>
       </w:pPr>
-      <w:bookmarkStart w:id="245" w:name="_Toc172622450"/>
+      <w:bookmarkStart w:id="267" w:name="_Toc172622450"/>
       <w:r>
         <w:t>Pump control</w:t>
       </w:r>
-      <w:bookmarkEnd w:id="245"/>
+      <w:bookmarkEnd w:id="267"/>
     </w:p>
     <w:p>
       <w:pPr>
@@ -6795,7 +6852,7 @@
         <w:spacing w:after="160" w:line="276" w:lineRule="auto"/>
         <w:contextualSpacing/>
         <w:rPr>
-          <w:ins w:id="246" w:author="Rick Ales Consulting" w:date="2024-07-23T10:20:00Z" w16du:dateUtc="2024-07-23T14:20:00Z"/>
+          <w:ins w:id="268" w:author="Rick Ales Consulting" w:date="2024-07-23T10:20:00Z" w16du:dateUtc="2024-07-23T14:20:00Z"/>
           <w:rFonts w:cs="Arial"/>
           <w:szCs w:val="22"/>
         </w:rPr>
@@ -6823,7 +6880,7 @@
           <w:szCs w:val="22"/>
         </w:rPr>
       </w:pPr>
-      <w:ins w:id="247" w:author="Rick Ales Consulting" w:date="2024-07-23T10:20:00Z" w16du:dateUtc="2024-07-23T14:20:00Z">
+      <w:ins w:id="269" w:author="Rick Ales Consulting" w:date="2024-07-23T10:20:00Z" w16du:dateUtc="2024-07-23T14:20:00Z">
         <w:r>
           <w:rPr>
             <w:rFonts w:cs="Arial"/>
@@ -6832,7 +6889,7 @@
           <w:t xml:space="preserve">The Pump will have </w:t>
         </w:r>
       </w:ins>
-      <w:ins w:id="248" w:author="Rick Ales Consulting" w:date="2024-07-23T10:21:00Z" w16du:dateUtc="2024-07-23T14:21:00Z">
+      <w:ins w:id="270" w:author="Rick Ales Consulting" w:date="2024-07-23T10:21:00Z" w16du:dateUtc="2024-07-23T14:21:00Z">
         <w:r>
           <w:rPr>
             <w:rFonts w:cs="Arial"/>
@@ -6861,11 +6918,11 @@
           <w:rFonts w:cs="Times New Roman"/>
         </w:rPr>
       </w:pPr>
-      <w:bookmarkStart w:id="249" w:name="_Toc172622451"/>
+      <w:bookmarkStart w:id="271" w:name="_Toc172622451"/>
       <w:r>
         <w:t>Test Status/progress</w:t>
       </w:r>
-      <w:bookmarkEnd w:id="249"/>
+      <w:bookmarkEnd w:id="271"/>
     </w:p>
     <w:p>
       <w:pPr>
@@ -6948,11 +7005,11 @@
           <w:rFonts w:cs="Times New Roman"/>
         </w:rPr>
       </w:pPr>
-      <w:bookmarkStart w:id="250" w:name="_Toc172622452"/>
+      <w:bookmarkStart w:id="272" w:name="_Toc172622452"/>
       <w:r>
         <w:t>Test Report</w:t>
       </w:r>
-      <w:bookmarkEnd w:id="250"/>
+      <w:bookmarkEnd w:id="272"/>
     </w:p>
     <w:p>
       <w:pPr>
@@ -7055,11 +7112,11 @@
         </w:numPr>
         <w:ind w:left="720" w:hanging="720"/>
       </w:pPr>
-      <w:bookmarkStart w:id="251" w:name="_Toc172622453"/>
+      <w:bookmarkStart w:id="273" w:name="_Toc172622453"/>
       <w:r>
         <w:t>Engineering/ Maintenance User</w:t>
       </w:r>
-      <w:bookmarkEnd w:id="251"/>
+      <w:bookmarkEnd w:id="273"/>
       <w:r>
         <w:t xml:space="preserve"> </w:t>
       </w:r>
@@ -7139,12 +7196,12 @@
         </w:numPr>
         <w:ind w:left="720" w:hanging="720"/>
       </w:pPr>
-      <w:bookmarkStart w:id="252" w:name="_Toc172622454"/>
+      <w:bookmarkStart w:id="274" w:name="_Toc172622454"/>
       <w:r>
         <w:lastRenderedPageBreak/>
         <w:t>Use Case 1: Load Test Plan -- Maintenance User</w:t>
       </w:r>
-      <w:bookmarkEnd w:id="252"/>
+      <w:bookmarkEnd w:id="274"/>
     </w:p>
     <w:p>
       <w:pPr>
@@ -7448,11 +7505,11 @@
         </w:numPr>
         <w:ind w:left="720" w:hanging="720"/>
       </w:pPr>
-      <w:bookmarkStart w:id="253" w:name="_Toc172622455"/>
+      <w:bookmarkStart w:id="275" w:name="_Toc172622455"/>
       <w:r>
         <w:t>Use Case 2: Validate Test System -- Maintenance User</w:t>
       </w:r>
-      <w:bookmarkEnd w:id="253"/>
+      <w:bookmarkEnd w:id="275"/>
     </w:p>
     <w:p>
       <w:pPr>
@@ -7646,23 +7703,7 @@
           <w:rFonts w:cs="Arial"/>
           <w:szCs w:val="22"/>
         </w:rPr>
-        <w:t>Each instrument (</w:t>
-      </w:r>
-      <w:proofErr w:type="spellStart"/>
-      <w:r>
-        <w:rPr>
-          <w:rFonts w:cs="Arial"/>
-          <w:szCs w:val="22"/>
-        </w:rPr>
-        <w:t>DataQ</w:t>
-      </w:r>
-      <w:proofErr w:type="spellEnd"/>
-      <w:r>
-        <w:rPr>
-          <w:rFonts w:cs="Arial"/>
-          <w:szCs w:val="22"/>
-        </w:rPr>
-        <w:t>, Keyence) shall provide a health indictor.</w:t>
+        <w:t>Each instrument (DataQ, Keyence) shall provide a health indictor.</w:t>
       </w:r>
     </w:p>
     <w:p>
@@ -7732,12 +7773,12 @@
         </w:numPr>
         <w:ind w:left="720" w:hanging="720"/>
       </w:pPr>
-      <w:bookmarkStart w:id="254" w:name="_Toc172622456"/>
+      <w:bookmarkStart w:id="276" w:name="_Toc172622456"/>
       <w:r>
         <w:lastRenderedPageBreak/>
         <w:t>Use Case 3: Read Test Configuration -- Production Test User</w:t>
       </w:r>
-      <w:bookmarkEnd w:id="254"/>
+      <w:bookmarkEnd w:id="276"/>
     </w:p>
     <w:p>
       <w:pPr>
@@ -7868,11 +7909,11 @@
         </w:numPr>
         <w:ind w:left="720" w:hanging="720"/>
       </w:pPr>
-      <w:bookmarkStart w:id="255" w:name="_Toc172622457"/>
+      <w:bookmarkStart w:id="277" w:name="_Toc172622457"/>
       <w:r>
         <w:t>Use Case 4: Initialize DUT test -- Production Test User</w:t>
       </w:r>
-      <w:bookmarkEnd w:id="255"/>
+      <w:bookmarkEnd w:id="277"/>
     </w:p>
     <w:p>
       <w:pPr>
@@ -8314,12 +8355,12 @@
         </w:numPr>
         <w:ind w:left="720" w:hanging="720"/>
       </w:pPr>
-      <w:bookmarkStart w:id="256" w:name="_Toc172622458"/>
+      <w:bookmarkStart w:id="278" w:name="_Toc172622458"/>
       <w:r>
         <w:lastRenderedPageBreak/>
         <w:t>Use Case 5: Run DUT Test -- Production Test User</w:t>
       </w:r>
-      <w:bookmarkEnd w:id="256"/>
+      <w:bookmarkEnd w:id="278"/>
     </w:p>
     <w:p>
       <w:pPr>
@@ -8344,7 +8385,7 @@
         </w:rPr>
         <w:t xml:space="preserve">The Test protocol shall implement the </w:t>
       </w:r>
-      <w:bookmarkStart w:id="257" w:name="_Hlk157604331"/>
+      <w:bookmarkStart w:id="279" w:name="_Hlk157604331"/>
       <w:r>
         <w:rPr>
           <w:rFonts w:cs="Arial"/>
@@ -8352,7 +8393,7 @@
         </w:rPr>
         <w:t>ACCEPTANCE TEST PROCEDURE FOR ALLEN 8005571.05, Report# 200333.</w:t>
       </w:r>
-      <w:bookmarkEnd w:id="257"/>
+      <w:bookmarkEnd w:id="279"/>
       <w:r>
         <w:rPr>
           <w:rFonts w:cs="Arial"/>
@@ -8372,12 +8413,12 @@
         <w:spacing w:after="160" w:line="276" w:lineRule="auto"/>
         <w:contextualSpacing/>
         <w:rPr>
-          <w:ins w:id="258" w:author="Rick Ales Consulting" w:date="2024-07-23T08:04:00Z" w16du:dateUtc="2024-07-23T12:04:00Z"/>
-          <w:rFonts w:cs="Arial"/>
-          <w:szCs w:val="22"/>
-        </w:rPr>
-      </w:pPr>
-      <w:del w:id="259" w:author="Rick Ales Consulting" w:date="2024-07-23T08:01:00Z" w16du:dateUtc="2024-07-23T12:01:00Z">
+          <w:ins w:id="280" w:author="Rick Ales Consulting" w:date="2024-07-23T08:04:00Z" w16du:dateUtc="2024-07-23T12:04:00Z"/>
+          <w:rFonts w:cs="Arial"/>
+          <w:szCs w:val="22"/>
+        </w:rPr>
+      </w:pPr>
+      <w:del w:id="281" w:author="Rick Ales Consulting" w:date="2024-07-23T08:01:00Z" w16du:dateUtc="2024-07-23T12:01:00Z">
         <w:r>
           <w:rPr>
             <w:rFonts w:cs="Arial"/>
@@ -8386,7 +8427,7 @@
           <w:delText>Refer f</w:delText>
         </w:r>
       </w:del>
-      <w:ins w:id="260" w:author="Rick Ales Consulting" w:date="2024-07-23T08:01:00Z" w16du:dateUtc="2024-07-23T12:01:00Z">
+      <w:ins w:id="282" w:author="Rick Ales Consulting" w:date="2024-07-23T08:01:00Z" w16du:dateUtc="2024-07-23T12:01:00Z">
         <w:r>
           <w:rPr>
             <w:rFonts w:cs="Arial"/>
@@ -8395,7 +8436,7 @@
           <w:t>Fi</w:t>
         </w:r>
       </w:ins>
-      <w:del w:id="261" w:author="Rick Ales Consulting" w:date="2024-07-23T08:01:00Z" w16du:dateUtc="2024-07-23T12:01:00Z">
+      <w:del w:id="283" w:author="Rick Ales Consulting" w:date="2024-07-23T08:01:00Z" w16du:dateUtc="2024-07-23T12:01:00Z">
         <w:r>
           <w:rPr>
             <w:rFonts w:cs="Arial"/>
@@ -8411,7 +8452,7 @@
         </w:rPr>
         <w:t xml:space="preserve">gure 2 </w:t>
       </w:r>
-      <w:ins w:id="262" w:author="Rick Ales Consulting" w:date="2024-07-23T08:01:00Z" w16du:dateUtc="2024-07-23T12:01:00Z">
+      <w:ins w:id="284" w:author="Rick Ales Consulting" w:date="2024-07-23T08:01:00Z" w16du:dateUtc="2024-07-23T12:01:00Z">
         <w:r>
           <w:rPr>
             <w:rFonts w:cs="Arial"/>
@@ -8420,7 +8461,7 @@
           <w:t>de</w:t>
         </w:r>
       </w:ins>
-      <w:ins w:id="263" w:author="Rick Ales Consulting" w:date="2024-07-23T08:02:00Z" w16du:dateUtc="2024-07-23T12:02:00Z">
+      <w:ins w:id="285" w:author="Rick Ales Consulting" w:date="2024-07-23T08:02:00Z" w16du:dateUtc="2024-07-23T12:02:00Z">
         <w:r>
           <w:rPr>
             <w:rFonts w:cs="Arial"/>
@@ -8429,7 +8470,7 @@
           <w:t>fines the characteristics of the nominal electrical signal</w:t>
         </w:r>
       </w:ins>
-      <w:ins w:id="264" w:author="Rick Ales Consulting" w:date="2024-07-23T08:03:00Z" w16du:dateUtc="2024-07-23T12:03:00Z">
+      <w:ins w:id="286" w:author="Rick Ales Consulting" w:date="2024-07-23T08:03:00Z" w16du:dateUtc="2024-07-23T12:03:00Z">
         <w:r>
           <w:rPr>
             <w:rFonts w:cs="Arial"/>
@@ -8438,7 +8479,7 @@
           <w:t xml:space="preserve"> during filling a</w:t>
         </w:r>
       </w:ins>
-      <w:ins w:id="265" w:author="Rick Ales Consulting" w:date="2024-07-23T08:04:00Z" w16du:dateUtc="2024-07-23T12:04:00Z">
+      <w:ins w:id="287" w:author="Rick Ales Consulting" w:date="2024-07-23T08:04:00Z" w16du:dateUtc="2024-07-23T12:04:00Z">
         <w:r>
           <w:rPr>
             <w:rFonts w:cs="Arial"/>
@@ -8447,7 +8488,7 @@
           <w:t>bout</w:t>
         </w:r>
       </w:ins>
-      <w:ins w:id="266" w:author="Rick Ales Consulting" w:date="2024-07-23T08:03:00Z" w16du:dateUtc="2024-07-23T12:03:00Z">
+      <w:ins w:id="288" w:author="Rick Ales Consulting" w:date="2024-07-23T08:03:00Z" w16du:dateUtc="2024-07-23T12:03:00Z">
         <w:r>
           <w:rPr>
             <w:rFonts w:cs="Arial"/>
@@ -8472,7 +8513,7 @@
           <w:t xml:space="preserve"> transition.  </w:t>
         </w:r>
       </w:ins>
-      <w:del w:id="267" w:author="Rick Ales Consulting" w:date="2024-07-23T08:04:00Z" w16du:dateUtc="2024-07-23T12:04:00Z">
+      <w:del w:id="289" w:author="Rick Ales Consulting" w:date="2024-07-23T08:04:00Z" w16du:dateUtc="2024-07-23T12:04:00Z">
         <w:r>
           <w:rPr>
             <w:rFonts w:cs="Arial"/>
@@ -8493,12 +8534,12 @@
         <w:spacing w:after="160" w:line="276" w:lineRule="auto"/>
         <w:contextualSpacing/>
         <w:rPr>
-          <w:ins w:id="268" w:author="Rick Ales Consulting" w:date="2024-07-23T08:11:00Z" w16du:dateUtc="2024-07-23T12:11:00Z"/>
-          <w:rFonts w:cs="Arial"/>
-          <w:szCs w:val="22"/>
-        </w:rPr>
-      </w:pPr>
-      <w:ins w:id="269" w:author="Rick Ales Consulting" w:date="2024-07-23T08:04:00Z" w16du:dateUtc="2024-07-23T12:04:00Z">
+          <w:ins w:id="290" w:author="Rick Ales Consulting" w:date="2024-07-23T08:11:00Z" w16du:dateUtc="2024-07-23T12:11:00Z"/>
+          <w:rFonts w:cs="Arial"/>
+          <w:szCs w:val="22"/>
+        </w:rPr>
+      </w:pPr>
+      <w:ins w:id="291" w:author="Rick Ales Consulting" w:date="2024-07-23T08:04:00Z" w16du:dateUtc="2024-07-23T12:04:00Z">
         <w:r>
           <w:rPr>
             <w:rFonts w:cs="Arial"/>
@@ -8507,7 +8548,7 @@
           <w:t>Figure 3 Illustrates the nominal el</w:t>
         </w:r>
       </w:ins>
-      <w:ins w:id="270" w:author="Rick Ales Consulting" w:date="2024-07-23T08:05:00Z" w16du:dateUtc="2024-07-23T12:05:00Z">
+      <w:ins w:id="292" w:author="Rick Ales Consulting" w:date="2024-07-23T08:05:00Z" w16du:dateUtc="2024-07-23T12:05:00Z">
         <w:r>
           <w:rPr>
             <w:rFonts w:cs="Arial"/>
@@ -8516,7 +8557,7 @@
           <w:t>ectrical signal step function over the full drain to fill cycle.  (</w:t>
         </w:r>
       </w:ins>
-      <w:ins w:id="271" w:author="Rick Ales Consulting" w:date="2024-07-23T08:07:00Z" w16du:dateUtc="2024-07-23T12:07:00Z">
+      <w:ins w:id="293" w:author="Rick Ales Consulting" w:date="2024-07-23T08:07:00Z" w16du:dateUtc="2024-07-23T12:07:00Z">
         <w:r>
           <w:rPr>
             <w:rFonts w:cs="Arial"/>
@@ -8525,7 +8566,7 @@
           <w:t xml:space="preserve">bold red curve).  The </w:t>
         </w:r>
       </w:ins>
-      <w:ins w:id="272" w:author="Rick Ales Consulting" w:date="2024-07-23T08:08:00Z" w16du:dateUtc="2024-07-23T12:08:00Z">
+      <w:ins w:id="294" w:author="Rick Ales Consulting" w:date="2024-07-23T08:08:00Z" w16du:dateUtc="2024-07-23T12:08:00Z">
         <w:r>
           <w:rPr>
             <w:rFonts w:cs="Arial"/>
@@ -8534,7 +8575,7 @@
           <w:t xml:space="preserve">pulses represent the minimum and maximum </w:t>
         </w:r>
       </w:ins>
-      <w:ins w:id="273" w:author="Rick Ales Consulting" w:date="2024-07-23T08:09:00Z" w16du:dateUtc="2024-07-23T12:09:00Z">
+      <w:ins w:id="295" w:author="Rick Ales Consulting" w:date="2024-07-23T08:09:00Z" w16du:dateUtc="2024-07-23T12:09:00Z">
         <w:r>
           <w:rPr>
             <w:rFonts w:cs="Arial"/>
@@ -8543,7 +8584,7 @@
           <w:t xml:space="preserve">“set points” referenced in Table 1 </w:t>
         </w:r>
       </w:ins>
-      <w:ins w:id="274" w:author="Rick Ales Consulting" w:date="2024-07-23T08:10:00Z" w16du:dateUtc="2024-07-23T12:10:00Z">
+      <w:ins w:id="296" w:author="Rick Ales Consulting" w:date="2024-07-23T08:10:00Z" w16du:dateUtc="2024-07-23T12:10:00Z">
         <w:r>
           <w:rPr>
             <w:rFonts w:cs="Arial"/>
@@ -8552,7 +8593,7 @@
           <w:t xml:space="preserve">&amp; 2 of the ATP.  This region is the Switch Zone. In the low areas </w:t>
         </w:r>
       </w:ins>
-      <w:ins w:id="275" w:author="Rick Ales Consulting" w:date="2024-07-23T08:11:00Z" w16du:dateUtc="2024-07-23T12:11:00Z">
+      <w:ins w:id="297" w:author="Rick Ales Consulting" w:date="2024-07-23T08:11:00Z" w16du:dateUtc="2024-07-23T12:11:00Z">
         <w:r>
           <w:rPr>
             <w:rFonts w:cs="Arial"/>
@@ -8561,7 +8602,7 @@
           <w:t>showing the expected resistance measurement is the R Measurement Zone.</w:t>
         </w:r>
       </w:ins>
-      <w:ins w:id="276" w:author="Rick Ales Consulting" w:date="2024-07-23T08:12:00Z" w16du:dateUtc="2024-07-23T12:12:00Z">
+      <w:ins w:id="298" w:author="Rick Ales Consulting" w:date="2024-07-23T08:12:00Z" w16du:dateUtc="2024-07-23T12:12:00Z">
         <w:r>
           <w:rPr>
             <w:rFonts w:cs="Arial"/>
@@ -8570,7 +8611,7 @@
           <w:t xml:space="preserve"> </w:t>
         </w:r>
       </w:ins>
-      <w:ins w:id="277" w:author="Rick Ales Consulting" w:date="2024-07-23T08:13:00Z" w16du:dateUtc="2024-07-23T12:13:00Z">
+      <w:ins w:id="299" w:author="Rick Ales Consulting" w:date="2024-07-23T08:13:00Z" w16du:dateUtc="2024-07-23T12:13:00Z">
         <w:r>
           <w:rPr>
             <w:rFonts w:cs="Arial"/>
@@ -8595,7 +8636,7 @@
           <w:szCs w:val="22"/>
         </w:rPr>
       </w:pPr>
-      <w:ins w:id="278" w:author="Rick Ales Consulting" w:date="2024-07-23T08:12:00Z" w16du:dateUtc="2024-07-23T12:12:00Z">
+      <w:ins w:id="300" w:author="Rick Ales Consulting" w:date="2024-07-23T08:12:00Z" w16du:dateUtc="2024-07-23T12:12:00Z">
         <w:r>
           <w:rPr>
             <w:rFonts w:cs="Arial"/>
@@ -8604,7 +8645,7 @@
           <w:t>Figure 4 shows the modified state transition diagram for the</w:t>
         </w:r>
       </w:ins>
-      <w:ins w:id="279" w:author="Rick Ales Consulting" w:date="2024-07-23T08:14:00Z" w16du:dateUtc="2024-07-23T12:14:00Z">
+      <w:ins w:id="301" w:author="Rick Ales Consulting" w:date="2024-07-23T08:14:00Z" w16du:dateUtc="2024-07-23T12:14:00Z">
         <w:r>
           <w:rPr>
             <w:rFonts w:cs="Arial"/>
@@ -8621,7 +8662,7 @@
           <w:t xml:space="preserve">ATP;  </w:t>
         </w:r>
       </w:ins>
-      <w:ins w:id="280" w:author="Rick Ales Consulting" w:date="2024-07-23T08:15:00Z" w16du:dateUtc="2024-07-23T12:15:00Z">
+      <w:ins w:id="302" w:author="Rick Ales Consulting" w:date="2024-07-23T08:15:00Z" w16du:dateUtc="2024-07-23T12:15:00Z">
         <w:r>
           <w:rPr>
             <w:rFonts w:cs="Arial"/>
@@ -8638,7 +8679,7 @@
           <w:t xml:space="preserve"> </w:t>
         </w:r>
       </w:ins>
-      <w:ins w:id="281" w:author="Rick Ales Consulting" w:date="2024-07-23T08:12:00Z" w16du:dateUtc="2024-07-23T12:12:00Z">
+      <w:ins w:id="303" w:author="Rick Ales Consulting" w:date="2024-07-23T08:12:00Z" w16du:dateUtc="2024-07-23T12:12:00Z">
         <w:r>
           <w:rPr>
             <w:rFonts w:cs="Arial"/>
@@ -8660,12 +8701,12 @@
         <w:ind w:left="1440"/>
         <w:contextualSpacing/>
         <w:rPr>
-          <w:del w:id="282" w:author="Rick Ales Consulting" w:date="2024-07-23T08:15:00Z" w16du:dateUtc="2024-07-23T12:15:00Z"/>
-          <w:rFonts w:cs="Arial"/>
-          <w:szCs w:val="22"/>
-        </w:rPr>
-      </w:pPr>
-      <w:del w:id="283" w:author="Rick Ales Consulting" w:date="2024-07-23T08:15:00Z" w16du:dateUtc="2024-07-23T12:15:00Z">
+          <w:del w:id="304" w:author="Rick Ales Consulting" w:date="2024-07-23T08:15:00Z" w16du:dateUtc="2024-07-23T12:15:00Z"/>
+          <w:rFonts w:cs="Arial"/>
+          <w:szCs w:val="22"/>
+        </w:rPr>
+      </w:pPr>
+      <w:del w:id="305" w:author="Rick Ales Consulting" w:date="2024-07-23T08:15:00Z" w16du:dateUtc="2024-07-23T12:15:00Z">
         <w:r>
           <w:rPr>
             <w:rFonts w:cs="Arial"/>
@@ -8682,7 +8723,7 @@
         <w:ind w:left="1440" w:firstLine="720"/>
         <w:contextualSpacing/>
         <w:rPr>
-          <w:del w:id="284" w:author="Rick Ales Consulting" w:date="2024-07-23T08:15:00Z" w16du:dateUtc="2024-07-23T12:15:00Z"/>
+          <w:del w:id="306" w:author="Rick Ales Consulting" w:date="2024-07-23T08:15:00Z" w16du:dateUtc="2024-07-23T12:15:00Z"/>
           <w:rFonts w:cs="Arial"/>
           <w:b/>
           <w:bCs/>
@@ -8690,7 +8731,7 @@
           <w:vertAlign w:val="subscript"/>
         </w:rPr>
       </w:pPr>
-      <w:del w:id="285" w:author="Rick Ales Consulting" w:date="2024-07-23T08:15:00Z" w16du:dateUtc="2024-07-23T12:15:00Z">
+      <w:del w:id="307" w:author="Rick Ales Consulting" w:date="2024-07-23T08:15:00Z" w16du:dateUtc="2024-07-23T12:15:00Z">
         <w:r>
           <w:rPr>
             <w:rFonts w:cs="Arial"/>
@@ -8769,12 +8810,12 @@
         <w:ind w:left="1440"/>
         <w:contextualSpacing/>
         <w:rPr>
-          <w:del w:id="286" w:author="Rick Ales Consulting" w:date="2024-07-23T08:15:00Z" w16du:dateUtc="2024-07-23T12:15:00Z"/>
-          <w:rFonts w:cs="Arial"/>
-          <w:szCs w:val="22"/>
-        </w:rPr>
-      </w:pPr>
-      <w:del w:id="287" w:author="Rick Ales Consulting" w:date="2024-07-23T08:15:00Z" w16du:dateUtc="2024-07-23T12:15:00Z">
+          <w:del w:id="308" w:author="Rick Ales Consulting" w:date="2024-07-23T08:15:00Z" w16du:dateUtc="2024-07-23T12:15:00Z"/>
+          <w:rFonts w:cs="Arial"/>
+          <w:szCs w:val="22"/>
+        </w:rPr>
+      </w:pPr>
+      <w:del w:id="309" w:author="Rick Ales Consulting" w:date="2024-07-23T08:15:00Z" w16du:dateUtc="2024-07-23T12:15:00Z">
         <w:r>
           <w:rPr>
             <w:rFonts w:cs="Arial"/>
@@ -8798,7 +8839,7 @@
         <w:ind w:left="1440" w:firstLine="720"/>
         <w:contextualSpacing/>
         <w:rPr>
-          <w:del w:id="288" w:author="Rick Ales Consulting" w:date="2024-07-23T08:15:00Z" w16du:dateUtc="2024-07-23T12:15:00Z"/>
+          <w:del w:id="310" w:author="Rick Ales Consulting" w:date="2024-07-23T08:15:00Z" w16du:dateUtc="2024-07-23T12:15:00Z"/>
           <w:rFonts w:cs="Arial"/>
           <w:b/>
           <w:bCs/>
@@ -8806,7 +8847,7 @@
           <w:vertAlign w:val="subscript"/>
         </w:rPr>
       </w:pPr>
-      <w:del w:id="289" w:author="Rick Ales Consulting" w:date="2024-07-23T08:15:00Z" w16du:dateUtc="2024-07-23T12:15:00Z">
+      <w:del w:id="311" w:author="Rick Ales Consulting" w:date="2024-07-23T08:15:00Z" w16du:dateUtc="2024-07-23T12:15:00Z">
         <w:r>
           <w:rPr>
             <w:rFonts w:cs="Arial"/>
@@ -8911,12 +8952,12 @@
         <w:ind w:left="1440"/>
         <w:contextualSpacing/>
         <w:rPr>
-          <w:del w:id="290" w:author="Rick Ales Consulting" w:date="2024-07-23T08:15:00Z" w16du:dateUtc="2024-07-23T12:15:00Z"/>
-          <w:rFonts w:cs="Arial"/>
-          <w:szCs w:val="22"/>
-        </w:rPr>
-      </w:pPr>
-      <w:del w:id="291" w:author="Rick Ales Consulting" w:date="2024-07-23T08:15:00Z" w16du:dateUtc="2024-07-23T12:15:00Z">
+          <w:del w:id="312" w:author="Rick Ales Consulting" w:date="2024-07-23T08:15:00Z" w16du:dateUtc="2024-07-23T12:15:00Z"/>
+          <w:rFonts w:cs="Arial"/>
+          <w:szCs w:val="22"/>
+        </w:rPr>
+      </w:pPr>
+      <w:del w:id="313" w:author="Rick Ales Consulting" w:date="2024-07-23T08:15:00Z" w16du:dateUtc="2024-07-23T12:15:00Z">
         <w:r>
           <w:rPr>
             <w:rFonts w:cs="Arial"/>
@@ -8967,12 +9008,12 @@
         <w:ind w:left="1440"/>
         <w:contextualSpacing/>
         <w:rPr>
-          <w:del w:id="292" w:author="Rick Ales Consulting" w:date="2024-07-23T08:15:00Z" w16du:dateUtc="2024-07-23T12:15:00Z"/>
-          <w:rFonts w:cs="Arial"/>
-          <w:szCs w:val="22"/>
-        </w:rPr>
-      </w:pPr>
-      <w:del w:id="293" w:author="Rick Ales Consulting" w:date="2024-07-23T08:15:00Z" w16du:dateUtc="2024-07-23T12:15:00Z">
+          <w:del w:id="314" w:author="Rick Ales Consulting" w:date="2024-07-23T08:15:00Z" w16du:dateUtc="2024-07-23T12:15:00Z"/>
+          <w:rFonts w:cs="Arial"/>
+          <w:szCs w:val="22"/>
+        </w:rPr>
+      </w:pPr>
+      <w:del w:id="315" w:author="Rick Ales Consulting" w:date="2024-07-23T08:15:00Z" w16du:dateUtc="2024-07-23T12:15:00Z">
         <w:r>
           <w:rPr>
             <w:rFonts w:cs="Arial"/>
@@ -8989,12 +9030,12 @@
         <w:ind w:left="1440" w:firstLine="720"/>
         <w:contextualSpacing/>
         <w:rPr>
-          <w:del w:id="294" w:author="Rick Ales Consulting" w:date="2024-07-23T08:15:00Z" w16du:dateUtc="2024-07-23T12:15:00Z"/>
-          <w:rFonts w:cs="Arial"/>
-          <w:szCs w:val="22"/>
-        </w:rPr>
-      </w:pPr>
-      <w:del w:id="295" w:author="Rick Ales Consulting" w:date="2024-07-23T08:15:00Z" w16du:dateUtc="2024-07-23T12:15:00Z">
+          <w:del w:id="316" w:author="Rick Ales Consulting" w:date="2024-07-23T08:15:00Z" w16du:dateUtc="2024-07-23T12:15:00Z"/>
+          <w:rFonts w:cs="Arial"/>
+          <w:szCs w:val="22"/>
+        </w:rPr>
+      </w:pPr>
+      <w:del w:id="317" w:author="Rick Ales Consulting" w:date="2024-07-23T08:15:00Z" w16du:dateUtc="2024-07-23T12:15:00Z">
         <w:r>
           <w:rPr>
             <w:rFonts w:cs="Arial"/>
@@ -9039,7 +9080,7 @@
         <w:ind w:left="1440" w:firstLine="720"/>
         <w:contextualSpacing/>
         <w:rPr>
-          <w:del w:id="296" w:author="Rick Ales Consulting" w:date="2024-07-23T08:15:00Z" w16du:dateUtc="2024-07-23T12:15:00Z"/>
+          <w:del w:id="318" w:author="Rick Ales Consulting" w:date="2024-07-23T08:15:00Z" w16du:dateUtc="2024-07-23T12:15:00Z"/>
           <w:rFonts w:cs="Arial"/>
           <w:szCs w:val="22"/>
         </w:rPr>
@@ -9076,7 +9117,7 @@
         </w:rPr>
         <w:t>Figure 2 Test point definition per ATP Spec</w:t>
       </w:r>
-      <w:del w:id="297" w:author="Rick Ales Consulting" w:date="2024-07-23T08:02:00Z" w16du:dateUtc="2024-07-23T12:02:00Z">
+      <w:del w:id="319" w:author="Rick Ales Consulting" w:date="2024-07-23T08:02:00Z" w16du:dateUtc="2024-07-23T12:02:00Z">
         <w:r>
           <w:rPr>
             <w:rFonts w:cs="Arial"/>
@@ -9105,7 +9146,7 @@
         </w:rPr>
         <w:lastRenderedPageBreak/>
         <w:drawing>
-          <wp:anchor distT="0" distB="0" distL="114300" distR="114300" simplePos="0" relativeHeight="251658240" behindDoc="0" locked="0" layoutInCell="1" allowOverlap="1" wp14:anchorId="2DE4759D" wp14:editId="402B8333">
+          <wp:anchor distT="0" distB="0" distL="114300" distR="114300" simplePos="0" relativeHeight="251658240" behindDoc="0" locked="0" layoutInCell="1" allowOverlap="1" wp14:anchorId="2DE4759D" wp14:editId="66E69A43">
             <wp:simplePos x="0" y="0"/>
             <wp:positionH relativeFrom="page">
               <wp:posOffset>1880870</wp:posOffset>
@@ -9216,7 +9257,15 @@
       </w:r>
       <w:proofErr w:type="gramEnd"/>
       <w:r>
-        <w:t xml:space="preserve"> Switch Point -  The next Level measurement after the Resistance measurement is </w:t>
+        <w:t xml:space="preserve"> Switch Point </w:t>
+      </w:r>
+      <w:proofErr w:type="gramStart"/>
+      <w:r>
+        <w:t>-  The</w:t>
+      </w:r>
+      <w:proofErr w:type="gramEnd"/>
+      <w:r>
+        <w:t xml:space="preserve"> next Level measurement after the Resistance measurement is </w:t>
       </w:r>
       <w:proofErr w:type="spellStart"/>
       <w:proofErr w:type="gramStart"/>
@@ -9326,7 +9375,7 @@
         <w:spacing w:after="120"/>
         <w:ind w:left="1440"/>
         <w:rPr>
-          <w:del w:id="298" w:author="Rick Ales Consulting" w:date="2024-07-23T08:16:00Z" w16du:dateUtc="2024-07-23T12:16:00Z"/>
+          <w:del w:id="320" w:author="Rick Ales Consulting" w:date="2024-07-23T08:16:00Z" w16du:dateUtc="2024-07-23T12:16:00Z"/>
         </w:rPr>
       </w:pPr>
       <w:proofErr w:type="spellStart"/>
@@ -9388,7 +9437,7 @@
         </w:rPr>
         <w:t xml:space="preserve">M  </w:t>
       </w:r>
-      <w:del w:id="299" w:author="Rick Ales Consulting" w:date="2024-07-23T08:16:00Z" w16du:dateUtc="2024-07-23T12:16:00Z">
+      <w:del w:id="321" w:author="Rick Ales Consulting" w:date="2024-07-23T08:16:00Z" w16du:dateUtc="2024-07-23T12:16:00Z">
         <w:r>
           <w:delText>Requirement.  Passing value from (TBD) Table 3  based on Level Fill/Drain rate.  (detects variable resistance)</w:delText>
         </w:r>
@@ -9399,10 +9448,10 @@
         <w:spacing w:after="120"/>
         <w:ind w:left="1440"/>
         <w:rPr>
-          <w:del w:id="300" w:author="Rick Ales Consulting" w:date="2024-07-23T08:16:00Z" w16du:dateUtc="2024-07-23T12:16:00Z"/>
-        </w:rPr>
-      </w:pPr>
-      <w:del w:id="301" w:author="Rick Ales Consulting" w:date="2024-07-23T08:16:00Z" w16du:dateUtc="2024-07-23T12:16:00Z">
+          <w:del w:id="322" w:author="Rick Ales Consulting" w:date="2024-07-23T08:16:00Z" w16du:dateUtc="2024-07-23T12:16:00Z"/>
+        </w:rPr>
+      </w:pPr>
+      <w:del w:id="323" w:author="Rick Ales Consulting" w:date="2024-07-23T08:16:00Z" w16du:dateUtc="2024-07-23T12:16:00Z">
         <w:r>
           <w:rPr>
             <w:b/>
@@ -9443,10 +9492,10 @@
         <w:spacing w:after="120"/>
         <w:ind w:left="1440"/>
         <w:rPr>
-          <w:del w:id="302" w:author="Rick Ales Consulting" w:date="2024-07-23T08:16:00Z" w16du:dateUtc="2024-07-23T12:16:00Z"/>
-        </w:rPr>
-      </w:pPr>
-      <w:del w:id="303" w:author="Rick Ales Consulting" w:date="2024-07-23T08:16:00Z" w16du:dateUtc="2024-07-23T12:16:00Z">
+          <w:del w:id="324" w:author="Rick Ales Consulting" w:date="2024-07-23T08:16:00Z" w16du:dateUtc="2024-07-23T12:16:00Z"/>
+        </w:rPr>
+      </w:pPr>
+      <w:del w:id="325" w:author="Rick Ales Consulting" w:date="2024-07-23T08:16:00Z" w16du:dateUtc="2024-07-23T12:16:00Z">
         <w:r>
           <w:rPr>
             <w:b/>
@@ -9478,7 +9527,7 @@
         <w:spacing w:after="120"/>
         <w:ind w:left="1440"/>
       </w:pPr>
-      <w:del w:id="304" w:author="Rick Ales Consulting" w:date="2024-07-23T08:16:00Z" w16du:dateUtc="2024-07-23T12:16:00Z">
+      <w:del w:id="326" w:author="Rick Ales Consulting" w:date="2024-07-23T08:16:00Z" w16du:dateUtc="2024-07-23T12:16:00Z">
         <w:r>
           <w:rPr>
             <w:b/>
@@ -9535,12 +9584,12 @@
         <w:spacing w:before="120" w:after="160" w:line="276" w:lineRule="auto"/>
         <w:contextualSpacing/>
         <w:rPr>
-          <w:ins w:id="305" w:author="Rick Ales Consulting" w:date="2024-07-23T08:17:00Z" w16du:dateUtc="2024-07-23T12:17:00Z"/>
-          <w:rFonts w:cs="Arial"/>
-          <w:szCs w:val="22"/>
-        </w:rPr>
-      </w:pPr>
-      <w:ins w:id="306" w:author="Rick Ales Consulting" w:date="2024-07-23T08:16:00Z" w16du:dateUtc="2024-07-23T12:16:00Z">
+          <w:ins w:id="327" w:author="Rick Ales Consulting" w:date="2024-07-23T08:17:00Z" w16du:dateUtc="2024-07-23T12:17:00Z"/>
+          <w:rFonts w:cs="Arial"/>
+          <w:szCs w:val="22"/>
+        </w:rPr>
+      </w:pPr>
+      <w:ins w:id="328" w:author="Rick Ales Consulting" w:date="2024-07-23T08:16:00Z" w16du:dateUtc="2024-07-23T12:16:00Z">
         <w:r>
           <w:rPr>
             <w:rFonts w:cs="Arial"/>
@@ -9603,12 +9652,12 @@
         <w:contextualSpacing/>
         <w:jc w:val="center"/>
         <w:rPr>
-          <w:ins w:id="307" w:author="Rick Ales Consulting" w:date="2024-07-23T08:18:00Z" w16du:dateUtc="2024-07-23T12:18:00Z"/>
-          <w:rFonts w:cs="Arial"/>
-          <w:szCs w:val="22"/>
-        </w:rPr>
-      </w:pPr>
-      <w:ins w:id="308" w:author="Rick Ales Consulting" w:date="2024-07-23T08:17:00Z" w16du:dateUtc="2024-07-23T12:17:00Z">
+          <w:ins w:id="329" w:author="rick ales" w:date="2026-04-07T11:19:00Z" w16du:dateUtc="2026-04-07T15:19:00Z"/>
+          <w:rFonts w:cs="Arial"/>
+          <w:szCs w:val="22"/>
+        </w:rPr>
+      </w:pPr>
+      <w:ins w:id="330" w:author="Rick Ales Consulting" w:date="2024-07-23T08:17:00Z" w16du:dateUtc="2024-07-23T12:17:00Z">
         <w:r>
           <w:rPr>
             <w:rFonts w:cs="Arial"/>
@@ -9638,6 +9687,24 @@
             <w:szCs w:val="22"/>
           </w:rPr>
           <w:t xml:space="preserve"> Drain-Fill cycle</w:t>
+        </w:r>
+      </w:ins>
+    </w:p>
+    <w:p>
+      <w:pPr>
+        <w:rPr>
+          <w:ins w:id="331" w:author="rick ales" w:date="2026-04-07T11:19:00Z" w16du:dateUtc="2026-04-07T15:19:00Z"/>
+          <w:rFonts w:cs="Arial"/>
+          <w:szCs w:val="22"/>
+        </w:rPr>
+      </w:pPr>
+      <w:ins w:id="332" w:author="rick ales" w:date="2026-04-07T11:19:00Z" w16du:dateUtc="2026-04-07T15:19:00Z">
+        <w:r>
+          <w:rPr>
+            <w:rFonts w:cs="Arial"/>
+            <w:szCs w:val="22"/>
+          </w:rPr>
+          <w:br w:type="page"/>
         </w:r>
       </w:ins>
     </w:p>
@@ -9648,7 +9715,7 @@
         <w:contextualSpacing/>
         <w:jc w:val="center"/>
         <w:rPr>
-          <w:ins w:id="309" w:author="Rick Ales Consulting" w:date="2024-07-23T08:18:00Z" w16du:dateUtc="2024-07-23T12:18:00Z"/>
+          <w:ins w:id="333" w:author="Rick Ales Consulting" w:date="2024-07-23T08:18:00Z" w16du:dateUtc="2024-07-23T12:18:00Z"/>
           <w:rFonts w:cs="Arial"/>
           <w:szCs w:val="22"/>
         </w:rPr>
@@ -9659,13 +9726,26 @@
         <w:autoSpaceDN w:val="0"/>
         <w:spacing w:before="120" w:after="160" w:line="276" w:lineRule="auto"/>
         <w:contextualSpacing/>
-        <w:rPr>
-          <w:ins w:id="310" w:author="Rick Ales Consulting" w:date="2024-07-23T08:19:00Z" w16du:dateUtc="2024-07-23T12:19:00Z"/>
-          <w:rFonts w:cs="Arial"/>
-          <w:szCs w:val="22"/>
-        </w:rPr>
-      </w:pPr>
-      <w:ins w:id="311" w:author="Rick Ales Consulting" w:date="2024-07-23T08:18:00Z" w16du:dateUtc="2024-07-23T12:18:00Z">
+        <w:jc w:val="center"/>
+        <w:rPr>
+          <w:ins w:id="334" w:author="Rick Ales Consulting" w:date="2024-07-23T08:18:00Z" w16du:dateUtc="2024-07-23T12:18:00Z"/>
+          <w:rFonts w:cs="Arial"/>
+          <w:szCs w:val="22"/>
+        </w:rPr>
+      </w:pPr>
+    </w:p>
+    <w:p>
+      <w:pPr>
+        <w:autoSpaceDN w:val="0"/>
+        <w:spacing w:before="120" w:after="160" w:line="276" w:lineRule="auto"/>
+        <w:contextualSpacing/>
+        <w:rPr>
+          <w:ins w:id="335" w:author="Rick Ales Consulting" w:date="2024-07-23T08:19:00Z" w16du:dateUtc="2024-07-23T12:19:00Z"/>
+          <w:rFonts w:cs="Arial"/>
+          <w:szCs w:val="22"/>
+        </w:rPr>
+      </w:pPr>
+      <w:ins w:id="336" w:author="Rick Ales Consulting" w:date="2024-07-23T08:18:00Z" w16du:dateUtc="2024-07-23T12:18:00Z">
         <w:r>
           <w:rPr>
             <w:rFonts w:cs="Arial"/>
@@ -9673,7 +9753,7 @@
             <w:szCs w:val="22"/>
           </w:rPr>
           <w:drawing>
-            <wp:inline distT="0" distB="0" distL="0" distR="0" wp14:anchorId="0B9895BD" wp14:editId="0A6AD9A0">
+            <wp:inline distT="0" distB="0" distL="0" distR="0" wp14:anchorId="0B9895BD" wp14:editId="42E50466">
               <wp:extent cx="6177915" cy="3465725"/>
               <wp:effectExtent l="0" t="0" r="0" b="1905"/>
               <wp:docPr id="1315987567" name="Picture 2"/>
@@ -9727,10 +9807,59 @@
         <w:contextualSpacing/>
         <w:jc w:val="center"/>
         <w:rPr>
-          <w:rFonts w:cs="Arial"/>
-          <w:szCs w:val="22"/>
-        </w:rPr>
-        <w:pPrChange w:id="312" w:author="Rick Ales Consulting" w:date="2024-07-23T08:19:00Z" w16du:dateUtc="2024-07-23T12:19:00Z">
+          <w:ins w:id="337" w:author="rick ales" w:date="2026-04-07T11:19:00Z" w16du:dateUtc="2026-04-07T15:19:00Z"/>
+          <w:rFonts w:cs="Arial"/>
+          <w:szCs w:val="22"/>
+        </w:rPr>
+      </w:pPr>
+      <w:proofErr w:type="spellStart"/>
+      <w:ins w:id="338" w:author="Rick Ales Consulting" w:date="2024-07-23T08:19:00Z" w16du:dateUtc="2024-07-23T12:19:00Z">
+        <w:r>
+          <w:rPr>
+            <w:rFonts w:cs="Arial"/>
+            <w:szCs w:val="22"/>
+          </w:rPr>
+          <w:t>Firgure</w:t>
+        </w:r>
+        <w:proofErr w:type="spellEnd"/>
+        <w:r>
+          <w:rPr>
+            <w:rFonts w:cs="Arial"/>
+            <w:szCs w:val="22"/>
+          </w:rPr>
+          <w:t xml:space="preserve"> 4.  Automated ATP State Transition Diagram</w:t>
+        </w:r>
+      </w:ins>
+    </w:p>
+    <w:p>
+      <w:pPr>
+        <w:rPr>
+          <w:ins w:id="339" w:author="rick ales" w:date="2026-04-07T11:19:00Z" w16du:dateUtc="2026-04-07T15:19:00Z"/>
+          <w:rFonts w:cs="Arial"/>
+          <w:szCs w:val="22"/>
+        </w:rPr>
+      </w:pPr>
+      <w:ins w:id="340" w:author="rick ales" w:date="2026-04-07T11:19:00Z" w16du:dateUtc="2026-04-07T15:19:00Z">
+        <w:r>
+          <w:rPr>
+            <w:rFonts w:cs="Arial"/>
+            <w:szCs w:val="22"/>
+          </w:rPr>
+          <w:br w:type="page"/>
+        </w:r>
+      </w:ins>
+    </w:p>
+    <w:p>
+      <w:pPr>
+        <w:autoSpaceDN w:val="0"/>
+        <w:spacing w:before="120" w:after="160" w:line="276" w:lineRule="auto"/>
+        <w:contextualSpacing/>
+        <w:jc w:val="center"/>
+        <w:rPr>
+          <w:rFonts w:cs="Arial"/>
+          <w:szCs w:val="22"/>
+        </w:rPr>
+        <w:pPrChange w:id="341" w:author="Rick Ales Consulting" w:date="2024-07-23T08:19:00Z" w16du:dateUtc="2024-07-23T12:19:00Z">
           <w:pPr>
             <w:autoSpaceDN w:val="0"/>
             <w:spacing w:before="120" w:after="160" w:line="276" w:lineRule="auto"/>
@@ -9738,24 +9867,6 @@
           </w:pPr>
         </w:pPrChange>
       </w:pPr>
-      <w:proofErr w:type="spellStart"/>
-      <w:ins w:id="313" w:author="Rick Ales Consulting" w:date="2024-07-23T08:19:00Z" w16du:dateUtc="2024-07-23T12:19:00Z">
-        <w:r>
-          <w:rPr>
-            <w:rFonts w:cs="Arial"/>
-            <w:szCs w:val="22"/>
-          </w:rPr>
-          <w:t>Firgure</w:t>
-        </w:r>
-        <w:proofErr w:type="spellEnd"/>
-        <w:r>
-          <w:rPr>
-            <w:rFonts w:cs="Arial"/>
-            <w:szCs w:val="22"/>
-          </w:rPr>
-          <w:t xml:space="preserve"> 4.  Automated ATP State Transition Diagram</w:t>
-        </w:r>
-      </w:ins>
     </w:p>
     <w:p>
       <w:pPr>
@@ -9780,23 +9891,22 @@
         <w:ind w:left="1170" w:hanging="450"/>
         <w:contextualSpacing/>
         <w:rPr>
-          <w:ins w:id="314" w:author="Rick Ales Consulting" w:date="2024-07-23T08:21:00Z" w16du:dateUtc="2024-07-23T12:21:00Z"/>
-          <w:rFonts w:cs="Arial"/>
-          <w:szCs w:val="22"/>
-        </w:rPr>
-      </w:pPr>
-      <w:bookmarkStart w:id="315" w:name="_Hlk157604919"/>
-      <w:ins w:id="316" w:author="Rick Ales Consulting" w:date="2024-07-23T08:21:00Z" w16du:dateUtc="2024-07-23T12:21:00Z">
+          <w:ins w:id="342" w:author="Rick Ales Consulting" w:date="2024-07-23T08:21:00Z" w16du:dateUtc="2024-07-23T12:21:00Z"/>
+          <w:rFonts w:cs="Arial"/>
+          <w:szCs w:val="22"/>
+        </w:rPr>
+      </w:pPr>
+      <w:bookmarkStart w:id="343" w:name="_Hlk157604919"/>
+      <w:ins w:id="344" w:author="Rick Ales Consulting" w:date="2024-07-23T08:21:00Z" w16du:dateUtc="2024-07-23T12:21:00Z">
         <w:r>
           <w:rPr>
             <w:rFonts w:cs="Arial"/>
             <w:szCs w:val="22"/>
           </w:rPr>
-          <w:lastRenderedPageBreak/>
           <w:t>The Automated ATP is base</w:t>
         </w:r>
       </w:ins>
-      <w:ins w:id="317" w:author="Rick Ales Consulting" w:date="2024-07-23T08:23:00Z" w16du:dateUtc="2024-07-23T12:23:00Z">
+      <w:ins w:id="345" w:author="Rick Ales Consulting" w:date="2024-07-23T08:23:00Z" w16du:dateUtc="2024-07-23T12:23:00Z">
         <w:r>
           <w:rPr>
             <w:rFonts w:cs="Arial"/>
@@ -9805,7 +9915,7 @@
           <w:t>d</w:t>
         </w:r>
       </w:ins>
-      <w:ins w:id="318" w:author="Rick Ales Consulting" w:date="2024-07-23T08:21:00Z" w16du:dateUtc="2024-07-23T12:21:00Z">
+      <w:ins w:id="346" w:author="Rick Ales Consulting" w:date="2024-07-23T08:21:00Z" w16du:dateUtc="2024-07-23T12:21:00Z">
         <w:r>
           <w:rPr>
             <w:rFonts w:cs="Arial"/>
@@ -9827,12 +9937,12 @@
         <w:ind w:left="1440"/>
         <w:contextualSpacing/>
         <w:rPr>
-          <w:ins w:id="319" w:author="Rick Ales Consulting" w:date="2024-07-23T08:23:00Z" w16du:dateUtc="2024-07-23T12:23:00Z"/>
-          <w:rFonts w:cs="Arial"/>
-          <w:szCs w:val="22"/>
-        </w:rPr>
-      </w:pPr>
-      <w:ins w:id="320" w:author="Rick Ales Consulting" w:date="2024-07-23T08:22:00Z" w16du:dateUtc="2024-07-23T12:22:00Z">
+          <w:ins w:id="347" w:author="Rick Ales Consulting" w:date="2024-07-23T08:23:00Z" w16du:dateUtc="2024-07-23T12:23:00Z"/>
+          <w:rFonts w:cs="Arial"/>
+          <w:szCs w:val="22"/>
+        </w:rPr>
+      </w:pPr>
+      <w:ins w:id="348" w:author="Rick Ales Consulting" w:date="2024-07-23T08:22:00Z" w16du:dateUtc="2024-07-23T12:22:00Z">
         <w:r>
           <w:rPr>
             <w:rFonts w:cs="Arial"/>
@@ -9841,7 +9951,7 @@
           <w:t>The oil level shall be cycled from full</w:t>
         </w:r>
       </w:ins>
-      <w:ins w:id="321" w:author="Rick Ales Consulting" w:date="2024-07-23T08:23:00Z" w16du:dateUtc="2024-07-23T12:23:00Z">
+      <w:ins w:id="349" w:author="Rick Ales Consulting" w:date="2024-07-23T08:23:00Z" w16du:dateUtc="2024-07-23T12:23:00Z">
         <w:r>
           <w:rPr>
             <w:rFonts w:cs="Arial"/>
@@ -9863,12 +9973,12 @@
         <w:ind w:left="1440"/>
         <w:contextualSpacing/>
         <w:rPr>
-          <w:ins w:id="322" w:author="Rick Ales Consulting" w:date="2024-07-23T08:28:00Z" w16du:dateUtc="2024-07-23T12:28:00Z"/>
-          <w:rFonts w:cs="Arial"/>
-          <w:szCs w:val="22"/>
-        </w:rPr>
-      </w:pPr>
-      <w:ins w:id="323" w:author="Rick Ales Consulting" w:date="2024-07-23T08:27:00Z" w16du:dateUtc="2024-07-23T12:27:00Z">
+          <w:ins w:id="350" w:author="Rick Ales Consulting" w:date="2024-07-23T08:28:00Z" w16du:dateUtc="2024-07-23T12:28:00Z"/>
+          <w:rFonts w:cs="Arial"/>
+          <w:szCs w:val="22"/>
+        </w:rPr>
+      </w:pPr>
+      <w:ins w:id="351" w:author="Rick Ales Consulting" w:date="2024-07-23T08:27:00Z" w16du:dateUtc="2024-07-23T12:27:00Z">
         <w:r>
           <w:rPr>
             <w:rFonts w:cs="Arial"/>
@@ -9884,7 +9994,7 @@
           <w:t xml:space="preserve"> Low Fill Limit</w:t>
         </w:r>
       </w:ins>
-      <w:ins w:id="324" w:author="Rick Ales Consulting" w:date="2024-07-23T08:28:00Z" w16du:dateUtc="2024-07-23T12:28:00Z">
+      <w:ins w:id="352" w:author="Rick Ales Consulting" w:date="2024-07-23T08:28:00Z" w16du:dateUtc="2024-07-23T12:28:00Z">
         <w:r>
           <w:rPr>
             <w:rFonts w:cs="Arial"/>
@@ -9906,13 +10016,13 @@
         <w:ind w:left="1440"/>
         <w:contextualSpacing/>
         <w:rPr>
-          <w:ins w:id="325" w:author="Rick Ales Consulting" w:date="2024-07-23T08:29:00Z" w16du:dateUtc="2024-07-23T12:29:00Z"/>
+          <w:ins w:id="353" w:author="Rick Ales Consulting" w:date="2024-07-23T08:29:00Z" w16du:dateUtc="2024-07-23T12:29:00Z"/>
           <w:rFonts w:cs="Arial"/>
           <w:szCs w:val="22"/>
         </w:rPr>
       </w:pPr>
       <w:proofErr w:type="gramStart"/>
-      <w:ins w:id="326" w:author="Rick Ales Consulting" w:date="2024-07-23T08:28:00Z" w16du:dateUtc="2024-07-23T12:28:00Z">
+      <w:ins w:id="354" w:author="Rick Ales Consulting" w:date="2024-07-23T08:28:00Z" w16du:dateUtc="2024-07-23T12:28:00Z">
         <w:r>
           <w:rPr>
             <w:rFonts w:cs="Arial"/>
@@ -9929,7 +10039,7 @@
           <w:t xml:space="preserve"> shall be measured</w:t>
         </w:r>
       </w:ins>
-      <w:ins w:id="327" w:author="Rick Ales Consulting" w:date="2024-07-23T08:29:00Z" w16du:dateUtc="2024-07-23T12:29:00Z">
+      <w:ins w:id="355" w:author="Rick Ales Consulting" w:date="2024-07-23T08:29:00Z" w16du:dateUtc="2024-07-23T12:29:00Z">
         <w:r>
           <w:rPr>
             <w:rFonts w:cs="Arial"/>
@@ -9951,12 +10061,12 @@
         <w:ind w:left="1440"/>
         <w:contextualSpacing/>
         <w:rPr>
-          <w:ins w:id="328" w:author="Rick Ales Consulting" w:date="2024-07-23T08:30:00Z" w16du:dateUtc="2024-07-23T12:30:00Z"/>
-          <w:rFonts w:cs="Arial"/>
-          <w:szCs w:val="22"/>
-        </w:rPr>
-      </w:pPr>
-      <w:ins w:id="329" w:author="Rick Ales Consulting" w:date="2024-07-23T08:30:00Z" w16du:dateUtc="2024-07-23T12:30:00Z">
+          <w:ins w:id="356" w:author="Rick Ales Consulting" w:date="2024-07-23T08:30:00Z" w16du:dateUtc="2024-07-23T12:30:00Z"/>
+          <w:rFonts w:cs="Arial"/>
+          <w:szCs w:val="22"/>
+        </w:rPr>
+      </w:pPr>
+      <w:ins w:id="357" w:author="Rick Ales Consulting" w:date="2024-07-23T08:30:00Z" w16du:dateUtc="2024-07-23T12:30:00Z">
         <w:r>
           <w:rPr>
             <w:rFonts w:cs="Arial"/>
@@ -9978,12 +10088,12 @@
         <w:ind w:left="1440"/>
         <w:contextualSpacing/>
         <w:rPr>
-          <w:ins w:id="330" w:author="Rick Ales Consulting" w:date="2024-07-23T08:30:00Z" w16du:dateUtc="2024-07-23T12:30:00Z"/>
-          <w:rFonts w:cs="Arial"/>
-          <w:szCs w:val="22"/>
-        </w:rPr>
-      </w:pPr>
-      <w:ins w:id="331" w:author="Rick Ales Consulting" w:date="2024-07-23T08:30:00Z" w16du:dateUtc="2024-07-23T12:30:00Z">
+          <w:ins w:id="358" w:author="Rick Ales Consulting" w:date="2024-07-23T08:30:00Z" w16du:dateUtc="2024-07-23T12:30:00Z"/>
+          <w:rFonts w:cs="Arial"/>
+          <w:szCs w:val="22"/>
+        </w:rPr>
+      </w:pPr>
+      <w:ins w:id="359" w:author="Rick Ales Consulting" w:date="2024-07-23T08:30:00Z" w16du:dateUtc="2024-07-23T12:30:00Z">
         <w:r>
           <w:rPr>
             <w:rFonts w:cs="Arial"/>
@@ -9992,7 +10102,7 @@
           <w:t xml:space="preserve">The oil level shall be </w:t>
         </w:r>
       </w:ins>
-      <w:ins w:id="332" w:author="Rick Ales Consulting" w:date="2024-07-23T08:31:00Z" w16du:dateUtc="2024-07-23T12:31:00Z">
+      <w:ins w:id="360" w:author="Rick Ales Consulting" w:date="2024-07-23T08:31:00Z" w16du:dateUtc="2024-07-23T12:31:00Z">
         <w:r>
           <w:rPr>
             <w:rFonts w:cs="Arial"/>
@@ -10001,7 +10111,7 @@
           <w:t>drained</w:t>
         </w:r>
       </w:ins>
-      <w:ins w:id="333" w:author="Rick Ales Consulting" w:date="2024-07-23T08:30:00Z" w16du:dateUtc="2024-07-23T12:30:00Z">
+      <w:ins w:id="361" w:author="Rick Ales Consulting" w:date="2024-07-23T08:30:00Z" w16du:dateUtc="2024-07-23T12:30:00Z">
         <w:r>
           <w:rPr>
             <w:rFonts w:cs="Arial"/>
@@ -10010,7 +10120,7 @@
           <w:t xml:space="preserve"> from </w:t>
         </w:r>
       </w:ins>
-      <w:ins w:id="334" w:author="Rick Ales Consulting" w:date="2024-07-23T08:31:00Z" w16du:dateUtc="2024-07-23T12:31:00Z">
+      <w:ins w:id="362" w:author="Rick Ales Consulting" w:date="2024-07-23T08:31:00Z" w16du:dateUtc="2024-07-23T12:31:00Z">
         <w:r>
           <w:rPr>
             <w:rFonts w:cs="Arial"/>
@@ -10019,7 +10129,7 @@
           <w:t>full</w:t>
         </w:r>
       </w:ins>
-      <w:ins w:id="335" w:author="Rick Ales Consulting" w:date="2024-07-23T08:30:00Z" w16du:dateUtc="2024-07-23T12:30:00Z">
+      <w:ins w:id="363" w:author="Rick Ales Consulting" w:date="2024-07-23T08:30:00Z" w16du:dateUtc="2024-07-23T12:30:00Z">
         <w:r>
           <w:rPr>
             <w:rFonts w:cs="Arial"/>
@@ -10028,7 +10138,7 @@
           <w:t xml:space="preserve"> to the</w:t>
         </w:r>
       </w:ins>
-      <w:ins w:id="336" w:author="Rick Ales Consulting" w:date="2024-07-23T08:31:00Z" w16du:dateUtc="2024-07-23T12:31:00Z">
+      <w:ins w:id="364" w:author="Rick Ales Consulting" w:date="2024-07-23T08:31:00Z" w16du:dateUtc="2024-07-23T12:31:00Z">
         <w:r>
           <w:rPr>
             <w:rFonts w:cs="Arial"/>
@@ -10037,7 +10147,7 @@
           <w:t xml:space="preserve"> High Drain</w:t>
         </w:r>
       </w:ins>
-      <w:ins w:id="337" w:author="Rick Ales Consulting" w:date="2024-07-23T08:30:00Z" w16du:dateUtc="2024-07-23T12:30:00Z">
+      <w:ins w:id="365" w:author="Rick Ales Consulting" w:date="2024-07-23T08:30:00Z" w16du:dateUtc="2024-07-23T12:30:00Z">
         <w:r>
           <w:rPr>
             <w:rFonts w:cs="Arial"/>
@@ -10059,13 +10169,13 @@
         <w:ind w:left="1440"/>
         <w:contextualSpacing/>
         <w:rPr>
-          <w:ins w:id="338" w:author="Rick Ales Consulting" w:date="2024-07-23T08:30:00Z" w16du:dateUtc="2024-07-23T12:30:00Z"/>
+          <w:ins w:id="366" w:author="Rick Ales Consulting" w:date="2024-07-23T08:30:00Z" w16du:dateUtc="2024-07-23T12:30:00Z"/>
           <w:rFonts w:cs="Arial"/>
           <w:szCs w:val="22"/>
         </w:rPr>
       </w:pPr>
       <w:proofErr w:type="gramStart"/>
-      <w:ins w:id="339" w:author="Rick Ales Consulting" w:date="2024-07-23T08:30:00Z" w16du:dateUtc="2024-07-23T12:30:00Z">
+      <w:ins w:id="367" w:author="Rick Ales Consulting" w:date="2024-07-23T08:30:00Z" w16du:dateUtc="2024-07-23T12:30:00Z">
         <w:r>
           <w:rPr>
             <w:rFonts w:cs="Arial"/>
@@ -10095,12 +10205,12 @@
         <w:ind w:left="1440"/>
         <w:contextualSpacing/>
         <w:rPr>
-          <w:ins w:id="340" w:author="Rick Ales Consulting" w:date="2024-07-23T08:30:00Z" w16du:dateUtc="2024-07-23T12:30:00Z"/>
-          <w:rFonts w:cs="Arial"/>
-          <w:szCs w:val="22"/>
-        </w:rPr>
-      </w:pPr>
-      <w:ins w:id="341" w:author="Rick Ales Consulting" w:date="2024-07-23T08:30:00Z" w16du:dateUtc="2024-07-23T12:30:00Z">
+          <w:ins w:id="368" w:author="Rick Ales Consulting" w:date="2024-07-23T08:30:00Z" w16du:dateUtc="2024-07-23T12:30:00Z"/>
+          <w:rFonts w:cs="Arial"/>
+          <w:szCs w:val="22"/>
+        </w:rPr>
+      </w:pPr>
+      <w:ins w:id="369" w:author="Rick Ales Consulting" w:date="2024-07-23T08:30:00Z" w16du:dateUtc="2024-07-23T12:30:00Z">
         <w:r>
           <w:rPr>
             <w:rFonts w:cs="Arial"/>
@@ -10109,7 +10219,7 @@
           <w:t xml:space="preserve">The above two steps are repeated for each </w:t>
         </w:r>
       </w:ins>
-      <w:ins w:id="342" w:author="Rick Ales Consulting" w:date="2024-07-23T08:31:00Z" w16du:dateUtc="2024-07-23T12:31:00Z">
+      <w:ins w:id="370" w:author="Rick Ales Consulting" w:date="2024-07-23T08:31:00Z" w16du:dateUtc="2024-07-23T12:31:00Z">
         <w:r>
           <w:rPr>
             <w:rFonts w:cs="Arial"/>
@@ -10118,7 +10228,7 @@
           <w:t>High</w:t>
         </w:r>
       </w:ins>
-      <w:ins w:id="343" w:author="Rick Ales Consulting" w:date="2024-07-23T08:30:00Z" w16du:dateUtc="2024-07-23T12:30:00Z">
+      <w:ins w:id="371" w:author="Rick Ales Consulting" w:date="2024-07-23T08:30:00Z" w16du:dateUtc="2024-07-23T12:30:00Z">
         <w:r>
           <w:rPr>
             <w:rFonts w:cs="Arial"/>
@@ -10127,7 +10237,7 @@
           <w:t xml:space="preserve"> </w:t>
         </w:r>
       </w:ins>
-      <w:ins w:id="344" w:author="Rick Ales Consulting" w:date="2024-07-23T08:31:00Z" w16du:dateUtc="2024-07-23T12:31:00Z">
+      <w:ins w:id="372" w:author="Rick Ales Consulting" w:date="2024-07-23T08:31:00Z" w16du:dateUtc="2024-07-23T12:31:00Z">
         <w:r>
           <w:rPr>
             <w:rFonts w:cs="Arial"/>
@@ -10136,7 +10246,7 @@
           <w:t>Drain</w:t>
         </w:r>
       </w:ins>
-      <w:ins w:id="345" w:author="Rick Ales Consulting" w:date="2024-07-23T08:30:00Z" w16du:dateUtc="2024-07-23T12:30:00Z">
+      <w:ins w:id="373" w:author="Rick Ales Consulting" w:date="2024-07-23T08:30:00Z" w16du:dateUtc="2024-07-23T12:30:00Z">
         <w:r>
           <w:rPr>
             <w:rFonts w:cs="Arial"/>
@@ -10158,12 +10268,12 @@
         <w:ind w:left="1440"/>
         <w:contextualSpacing/>
         <w:rPr>
-          <w:ins w:id="346" w:author="Rick Ales Consulting" w:date="2024-07-23T08:22:00Z" w16du:dateUtc="2024-07-23T12:22:00Z"/>
-          <w:rFonts w:cs="Arial"/>
-          <w:szCs w:val="22"/>
-        </w:rPr>
-      </w:pPr>
-      <w:ins w:id="347" w:author="Rick Ales Consulting" w:date="2024-07-23T08:31:00Z" w16du:dateUtc="2024-07-23T12:31:00Z">
+          <w:ins w:id="374" w:author="Rick Ales Consulting" w:date="2024-07-23T08:22:00Z" w16du:dateUtc="2024-07-23T12:22:00Z"/>
+          <w:rFonts w:cs="Arial"/>
+          <w:szCs w:val="22"/>
+        </w:rPr>
+      </w:pPr>
+      <w:ins w:id="375" w:author="Rick Ales Consulting" w:date="2024-07-23T08:31:00Z" w16du:dateUtc="2024-07-23T12:31:00Z">
         <w:r>
           <w:rPr>
             <w:rFonts w:cs="Arial"/>
@@ -10172,7 +10282,7 @@
           <w:t xml:space="preserve">The DUT </w:t>
         </w:r>
       </w:ins>
-      <w:ins w:id="348" w:author="Rick Ales Consulting" w:date="2024-07-23T08:32:00Z" w16du:dateUtc="2024-07-23T12:32:00Z">
+      <w:ins w:id="376" w:author="Rick Ales Consulting" w:date="2024-07-23T08:32:00Z" w16du:dateUtc="2024-07-23T12:32:00Z">
         <w:r>
           <w:rPr>
             <w:rFonts w:cs="Arial"/>
@@ -10190,11 +10300,11 @@
         <w:ind w:left="1440"/>
         <w:contextualSpacing/>
         <w:rPr>
-          <w:ins w:id="349" w:author="Rick Ales Consulting" w:date="2024-07-23T08:20:00Z" w16du:dateUtc="2024-07-23T12:20:00Z"/>
-          <w:rFonts w:cs="Arial"/>
-          <w:szCs w:val="22"/>
-        </w:rPr>
-        <w:pPrChange w:id="350" w:author="Rick Ales Consulting" w:date="2024-07-23T08:22:00Z" w16du:dateUtc="2024-07-23T12:22:00Z">
+          <w:ins w:id="377" w:author="Rick Ales Consulting" w:date="2024-07-23T08:20:00Z" w16du:dateUtc="2024-07-23T12:20:00Z"/>
+          <w:rFonts w:cs="Arial"/>
+          <w:szCs w:val="22"/>
+        </w:rPr>
+        <w:pPrChange w:id="378" w:author="Rick Ales Consulting" w:date="2024-07-23T08:22:00Z" w16du:dateUtc="2024-07-23T12:22:00Z">
           <w:pPr>
             <w:pStyle w:val="ListParagraph"/>
             <w:numPr>
@@ -10230,39 +10340,7 @@
           <w:rFonts w:cs="Arial"/>
           <w:szCs w:val="22"/>
         </w:rPr>
-        <w:t xml:space="preserve">Currently with one </w:t>
-      </w:r>
-      <w:proofErr w:type="spellStart"/>
-      <w:r>
-        <w:rPr>
-          <w:rFonts w:cs="Arial"/>
-          <w:szCs w:val="22"/>
-        </w:rPr>
-        <w:t>DataQ</w:t>
-      </w:r>
-      <w:proofErr w:type="spellEnd"/>
-      <w:r>
-        <w:rPr>
-          <w:rFonts w:cs="Arial"/>
-          <w:szCs w:val="22"/>
-        </w:rPr>
-        <w:t xml:space="preserve"> (8 channels will) will monitor 4 sensors, but the tank is fixtured to accommodate 12 sensors.  One </w:t>
-      </w:r>
-      <w:proofErr w:type="spellStart"/>
-      <w:r>
-        <w:rPr>
-          <w:rFonts w:cs="Arial"/>
-          <w:szCs w:val="22"/>
-        </w:rPr>
-        <w:t>DataQ</w:t>
-      </w:r>
-      <w:proofErr w:type="spellEnd"/>
-      <w:r>
-        <w:rPr>
-          <w:rFonts w:cs="Arial"/>
-          <w:szCs w:val="22"/>
-        </w:rPr>
-        <w:t xml:space="preserve"> for 4 sensors. </w:t>
+        <w:t xml:space="preserve">Currently with one DataQ (8 channels will) will monitor 4 sensors, but the tank is fixtured to accommodate 12 sensors.  One DataQ for 4 sensors. </w:t>
       </w:r>
     </w:p>
     <w:p>
@@ -10289,7 +10367,7 @@
         <w:t>Multiple DUT units shall be tested per test cycle (level min-max-min cycle)</w:t>
       </w:r>
     </w:p>
-    <w:bookmarkEnd w:id="315"/>
+    <w:bookmarkEnd w:id="343"/>
     <w:p>
       <w:pPr>
         <w:pStyle w:val="ListParagraph"/>
@@ -10539,11 +10617,11 @@
         </w:numPr>
         <w:ind w:left="720" w:hanging="720"/>
       </w:pPr>
-      <w:bookmarkStart w:id="351" w:name="_Toc172622459"/>
+      <w:bookmarkStart w:id="379" w:name="_Toc172622459"/>
       <w:r>
         <w:t>Use Case 5: Generate DUT Test Report   -- Production Test User</w:t>
       </w:r>
-      <w:bookmarkEnd w:id="351"/>
+      <w:bookmarkEnd w:id="379"/>
     </w:p>
     <w:p>
       <w:pPr>
@@ -10710,6 +10788,7 @@
           <w:rFonts w:cs="Arial"/>
           <w:szCs w:val="22"/>
         </w:rPr>
+        <w:lastRenderedPageBreak/>
         <w:t xml:space="preserve"> The path of the test report repository shall be configured by the Maintenance user.</w:t>
       </w:r>
     </w:p>
@@ -10734,7 +10813,6 @@
           <w:rFonts w:cs="Arial"/>
           <w:szCs w:val="22"/>
         </w:rPr>
-        <w:lastRenderedPageBreak/>
         <w:t>The user cannot change the test report or the test repository path.</w:t>
       </w:r>
     </w:p>
@@ -11078,6 +11156,7 @@
         <w:pStyle w:val="ZCaption"/>
       </w:pPr>
       <w:r>
+        <w:lastRenderedPageBreak/>
         <w:t>Proposed Elevation OLS Test Bench Control Hardware</w:t>
       </w:r>
     </w:p>
@@ -11096,7 +11175,7 @@
           <w14:ligatures w14:val="none"/>
         </w:rPr>
         <w:drawing>
-          <wp:inline distT="0" distB="0" distL="0" distR="0" wp14:anchorId="2ABC7B12" wp14:editId="73B88FA0">
+          <wp:inline distT="0" distB="0" distL="0" distR="0" wp14:anchorId="2ABC7B12" wp14:editId="1F5BBB36">
             <wp:extent cx="2486025" cy="1647825"/>
             <wp:effectExtent l="0" t="0" r="9525" b="9525"/>
             <wp:docPr id="71972008" name="Picture 1" descr="A screenshot of a computer&#10;&#10;Description automatically generated"/>
@@ -11193,7 +11272,7 @@
 </file>
 
 <file path=word/endnotes.xml><?xml version="1.0" encoding="utf-8"?>
-<w:endnotes xmlns:wpc="http://schemas.microsoft.com/office/word/2010/wordprocessingCanvas" xmlns:cx="http://schemas.microsoft.com/office/drawing/2014/chartex" xmlns:cx1="http://schemas.microsoft.com/office/drawing/2015/9/8/chartex" xmlns:cx2="http://schemas.microsoft.com/office/drawing/2015/10/21/chartex" xmlns:cx3="http://schemas.microsoft.com/office/drawing/2016/5/9/chartex" xmlns:cx4="http://schemas.microsoft.com/office/drawing/2016/5/10/chartex" xmlns:cx5="http://schemas.microsoft.com/office/drawing/2016/5/11/chartex" xmlns:cx6="http://schemas.microsoft.com/office/drawing/2016/5/12/chartex" xmlns:cx7="http://schemas.microsoft.com/office/drawing/2016/5/13/chartex" xmlns:cx8="http://schemas.microsoft.com/office/drawing/2016/5/14/chartex" xmlns:mc="http://schemas.openxmlformats.org/markup-compatibility/2006" xmlns:aink="http://schemas.microsoft.com/office/drawing/2016/ink" xmlns:am3d="http://schemas.microsoft.com/office/drawing/2017/model3d" xmlns:o="urn:schemas-microsoft-com:office:office" xmlns:oel="http://schemas.microsoft.com/office/2019/extlst" xmlns:r="http://schemas.openxmlformats.org/officeDocument/2006/relationships" xmlns:m="http://schemas.openxmlformats.org/officeDocument/2006/math" xmlns:v="urn:schemas-microsoft-com:vml" xmlns:wp14="http://schemas.microsoft.com/office/word/2010/wordprocessingDrawing" xmlns:wp="http://schemas.openxmlformats.org/drawingml/2006/wordprocessingDrawing" xmlns:w10="urn:schemas-microsoft-com:office:word" xmlns:w="http://schemas.openxmlformats.org/wordprocessingml/2006/main" xmlns:w14="http://schemas.microsoft.com/office/word/2010/wordml" xmlns:w15="http://schemas.microsoft.com/office/word/2012/wordml" xmlns:w16cex="http://schemas.microsoft.com/office/word/2018/wordml/cex" xmlns:w16cid="http://schemas.microsoft.com/office/word/2016/wordml/cid" xmlns:w16="http://schemas.microsoft.com/office/word/2018/wordml" xmlns:w16du="http://schemas.microsoft.com/office/word/2023/wordml/word16du" xmlns:w16sdtdh="http://schemas.microsoft.com/office/word/2020/wordml/sdtdatahash" xmlns:w16se="http://schemas.microsoft.com/office/word/2015/wordml/symex" xmlns:wpg="http://schemas.microsoft.com/office/word/2010/wordprocessingGroup" xmlns:wpi="http://schemas.microsoft.com/office/word/2010/wordprocessingInk" xmlns:wne="http://schemas.microsoft.com/office/word/2006/wordml" xmlns:wps="http://schemas.microsoft.com/office/word/2010/wordprocessingShape" mc:Ignorable="w14 w15 w16se w16cid w16 w16cex w16sdtdh w16du wp14">
+<w:endnotes xmlns:wpc="http://schemas.microsoft.com/office/word/2010/wordprocessingCanvas" xmlns:cx="http://schemas.microsoft.com/office/drawing/2014/chartex" xmlns:cx1="http://schemas.microsoft.com/office/drawing/2015/9/8/chartex" xmlns:cx2="http://schemas.microsoft.com/office/drawing/2015/10/21/chartex" xmlns:cx3="http://schemas.microsoft.com/office/drawing/2016/5/9/chartex" xmlns:cx4="http://schemas.microsoft.com/office/drawing/2016/5/10/chartex" xmlns:cx5="http://schemas.microsoft.com/office/drawing/2016/5/11/chartex" xmlns:cx6="http://schemas.microsoft.com/office/drawing/2016/5/12/chartex" xmlns:cx7="http://schemas.microsoft.com/office/drawing/2016/5/13/chartex" xmlns:cx8="http://schemas.microsoft.com/office/drawing/2016/5/14/chartex" xmlns:mc="http://schemas.openxmlformats.org/markup-compatibility/2006" xmlns:aink="http://schemas.microsoft.com/office/drawing/2016/ink" xmlns:am3d="http://schemas.microsoft.com/office/drawing/2017/model3d" xmlns:o="urn:schemas-microsoft-com:office:office" xmlns:oel="http://schemas.microsoft.com/office/2019/extlst" xmlns:r="http://schemas.openxmlformats.org/officeDocument/2006/relationships" xmlns:m="http://schemas.openxmlformats.org/officeDocument/2006/math" xmlns:v="urn:schemas-microsoft-com:vml" xmlns:wp14="http://schemas.microsoft.com/office/word/2010/wordprocessingDrawing" xmlns:wp="http://schemas.openxmlformats.org/drawingml/2006/wordprocessingDrawing" xmlns:w10="urn:schemas-microsoft-com:office:word" xmlns:w="http://schemas.openxmlformats.org/wordprocessingml/2006/main" xmlns:w14="http://schemas.microsoft.com/office/word/2010/wordml" xmlns:w15="http://schemas.microsoft.com/office/word/2012/wordml" xmlns:w16cex="http://schemas.microsoft.com/office/word/2018/wordml/cex" xmlns:w16cid="http://schemas.microsoft.com/office/word/2016/wordml/cid" xmlns:w16="http://schemas.microsoft.com/office/word/2018/wordml" xmlns:w16du="http://schemas.microsoft.com/office/word/2023/wordml/word16du" xmlns:w16sdtdh="http://schemas.microsoft.com/office/word/2020/wordml/sdtdatahash" xmlns:w16sdtfl="http://schemas.microsoft.com/office/word/2024/wordml/sdtformatlock" xmlns:w16se="http://schemas.microsoft.com/office/word/2015/wordml/symex" xmlns:wpg="http://schemas.microsoft.com/office/word/2010/wordprocessingGroup" xmlns:wpi="http://schemas.microsoft.com/office/word/2010/wordprocessingInk" xmlns:wne="http://schemas.microsoft.com/office/word/2006/wordml" xmlns:wps="http://schemas.microsoft.com/office/word/2010/wordprocessingShape" mc:Ignorable="w14 w15 w16se w16cid w16 w16cex w16sdtdh w16sdtfl w16du wp14">
   <w:endnote w:type="separator" w:id="-1">
     <w:p>
       <w:r>
@@ -11218,7 +11297,7 @@
 </file>
 
 <file path=word/footnotes.xml><?xml version="1.0" encoding="utf-8"?>
-<w:footnotes xmlns:wpc="http://schemas.microsoft.com/office/word/2010/wordprocessingCanvas" xmlns:cx="http://schemas.microsoft.com/office/drawing/2014/chartex" xmlns:cx1="http://schemas.microsoft.com/office/drawing/2015/9/8/chartex" xmlns:cx2="http://schemas.microsoft.com/office/drawing/2015/10/21/chartex" xmlns:cx3="http://schemas.microsoft.com/office/drawing/2016/5/9/chartex" xmlns:cx4="http://schemas.microsoft.com/office/drawing/2016/5/10/chartex" xmlns:cx5="http://schemas.microsoft.com/office/drawing/2016/5/11/chartex" xmlns:cx6="http://schemas.microsoft.com/office/drawing/2016/5/12/chartex" xmlns:cx7="http://schemas.microsoft.com/office/drawing/2016/5/13/chartex" xmlns:cx8="http://schemas.microsoft.com/office/drawing/2016/5/14/chartex" xmlns:mc="http://schemas.openxmlformats.org/markup-compatibility/2006" xmlns:aink="http://schemas.microsoft.com/office/drawing/2016/ink" xmlns:am3d="http://schemas.microsoft.com/office/drawing/2017/model3d" xmlns:o="urn:schemas-microsoft-com:office:office" xmlns:oel="http://schemas.microsoft.com/office/2019/extlst" xmlns:r="http://schemas.openxmlformats.org/officeDocument/2006/relationships" xmlns:m="http://schemas.openxmlformats.org/officeDocument/2006/math" xmlns:v="urn:schemas-microsoft-com:vml" xmlns:wp14="http://schemas.microsoft.com/office/word/2010/wordprocessingDrawing" xmlns:wp="http://schemas.openxmlformats.org/drawingml/2006/wordprocessingDrawing" xmlns:w10="urn:schemas-microsoft-com:office:word" xmlns:w="http://schemas.openxmlformats.org/wordprocessingml/2006/main" xmlns:w14="http://schemas.microsoft.com/office/word/2010/wordml" xmlns:w15="http://schemas.microsoft.com/office/word/2012/wordml" xmlns:w16cex="http://schemas.microsoft.com/office/word/2018/wordml/cex" xmlns:w16cid="http://schemas.microsoft.com/office/word/2016/wordml/cid" xmlns:w16="http://schemas.microsoft.com/office/word/2018/wordml" xmlns:w16du="http://schemas.microsoft.com/office/word/2023/wordml/word16du" xmlns:w16sdtdh="http://schemas.microsoft.com/office/word/2020/wordml/sdtdatahash" xmlns:w16se="http://schemas.microsoft.com/office/word/2015/wordml/symex" xmlns:wpg="http://schemas.microsoft.com/office/word/2010/wordprocessingGroup" xmlns:wpi="http://schemas.microsoft.com/office/word/2010/wordprocessingInk" xmlns:wne="http://schemas.microsoft.com/office/word/2006/wordml" xmlns:wps="http://schemas.microsoft.com/office/word/2010/wordprocessingShape" mc:Ignorable="w14 w15 w16se w16cid w16 w16cex w16sdtdh w16du wp14">
+<w:footnotes xmlns:wpc="http://schemas.microsoft.com/office/word/2010/wordprocessingCanvas" xmlns:cx="http://schemas.microsoft.com/office/drawing/2014/chartex" xmlns:cx1="http://schemas.microsoft.com/office/drawing/2015/9/8/chartex" xmlns:cx2="http://schemas.microsoft.com/office/drawing/2015/10/21/chartex" xmlns:cx3="http://schemas.microsoft.com/office/drawing/2016/5/9/chartex" xmlns:cx4="http://schemas.microsoft.com/office/drawing/2016/5/10/chartex" xmlns:cx5="http://schemas.microsoft.com/office/drawing/2016/5/11/chartex" xmlns:cx6="http://schemas.microsoft.com/office/drawing/2016/5/12/chartex" xmlns:cx7="http://schemas.microsoft.com/office/drawing/2016/5/13/chartex" xmlns:cx8="http://schemas.microsoft.com/office/drawing/2016/5/14/chartex" xmlns:mc="http://schemas.openxmlformats.org/markup-compatibility/2006" xmlns:aink="http://schemas.microsoft.com/office/drawing/2016/ink" xmlns:am3d="http://schemas.microsoft.com/office/drawing/2017/model3d" xmlns:o="urn:schemas-microsoft-com:office:office" xmlns:oel="http://schemas.microsoft.com/office/2019/extlst" xmlns:r="http://schemas.openxmlformats.org/officeDocument/2006/relationships" xmlns:m="http://schemas.openxmlformats.org/officeDocument/2006/math" xmlns:v="urn:schemas-microsoft-com:vml" xmlns:wp14="http://schemas.microsoft.com/office/word/2010/wordprocessingDrawing" xmlns:wp="http://schemas.openxmlformats.org/drawingml/2006/wordprocessingDrawing" xmlns:w10="urn:schemas-microsoft-com:office:word" xmlns:w="http://schemas.openxmlformats.org/wordprocessingml/2006/main" xmlns:w14="http://schemas.microsoft.com/office/word/2010/wordml" xmlns:w15="http://schemas.microsoft.com/office/word/2012/wordml" xmlns:w16cex="http://schemas.microsoft.com/office/word/2018/wordml/cex" xmlns:w16cid="http://schemas.microsoft.com/office/word/2016/wordml/cid" xmlns:w16="http://schemas.microsoft.com/office/word/2018/wordml" xmlns:w16du="http://schemas.microsoft.com/office/word/2023/wordml/word16du" xmlns:w16sdtdh="http://schemas.microsoft.com/office/word/2020/wordml/sdtdatahash" xmlns:w16sdtfl="http://schemas.microsoft.com/office/word/2024/wordml/sdtformatlock" xmlns:w16se="http://schemas.microsoft.com/office/word/2015/wordml/symex" xmlns:wpg="http://schemas.microsoft.com/office/word/2010/wordprocessingGroup" xmlns:wpi="http://schemas.microsoft.com/office/word/2010/wordprocessingInk" xmlns:wne="http://schemas.microsoft.com/office/word/2006/wordml" xmlns:wps="http://schemas.microsoft.com/office/word/2010/wordprocessingShape" mc:Ignorable="w14 w15 w16se w16cid w16 w16cex w16sdtdh w16sdtfl w16du wp14">
   <w:footnote w:type="separator" w:id="-1">
     <w:p>
       <w:r>
@@ -11243,7 +11322,7 @@
 </file>
 
 <file path=word/header1.xml><?xml version="1.0" encoding="utf-8"?>
-<w:hdr xmlns:wpc="http://schemas.microsoft.com/office/word/2010/wordprocessingCanvas" xmlns:cx="http://schemas.microsoft.com/office/drawing/2014/chartex" xmlns:cx1="http://schemas.microsoft.com/office/drawing/2015/9/8/chartex" xmlns:cx2="http://schemas.microsoft.com/office/drawing/2015/10/21/chartex" xmlns:cx3="http://schemas.microsoft.com/office/drawing/2016/5/9/chartex" xmlns:cx4="http://schemas.microsoft.com/office/drawing/2016/5/10/chartex" xmlns:cx5="http://schemas.microsoft.com/office/drawing/2016/5/11/chartex" xmlns:cx6="http://schemas.microsoft.com/office/drawing/2016/5/12/chartex" xmlns:cx7="http://schemas.microsoft.com/office/drawing/2016/5/13/chartex" xmlns:cx8="http://schemas.microsoft.com/office/drawing/2016/5/14/chartex" xmlns:mc="http://schemas.openxmlformats.org/markup-compatibility/2006" xmlns:aink="http://schemas.microsoft.com/office/drawing/2016/ink" xmlns:am3d="http://schemas.microsoft.com/office/drawing/2017/model3d" xmlns:o="urn:schemas-microsoft-com:office:office" xmlns:oel="http://schemas.microsoft.com/office/2019/extlst" xmlns:r="http://schemas.openxmlformats.org/officeDocument/2006/relationships" xmlns:m="http://schemas.openxmlformats.org/officeDocument/2006/math" xmlns:v="urn:schemas-microsoft-com:vml" xmlns:wp14="http://schemas.microsoft.com/office/word/2010/wordprocessingDrawing" xmlns:wp="http://schemas.openxmlformats.org/drawingml/2006/wordprocessingDrawing" xmlns:w10="urn:schemas-microsoft-com:office:word" xmlns:w="http://schemas.openxmlformats.org/wordprocessingml/2006/main" xmlns:w14="http://schemas.microsoft.com/office/word/2010/wordml" xmlns:w15="http://schemas.microsoft.com/office/word/2012/wordml" xmlns:w16cex="http://schemas.microsoft.com/office/word/2018/wordml/cex" xmlns:w16cid="http://schemas.microsoft.com/office/word/2016/wordml/cid" xmlns:w16="http://schemas.microsoft.com/office/word/2018/wordml" xmlns:w16du="http://schemas.microsoft.com/office/word/2023/wordml/word16du" xmlns:w16sdtdh="http://schemas.microsoft.com/office/word/2020/wordml/sdtdatahash" xmlns:w16se="http://schemas.microsoft.com/office/word/2015/wordml/symex" xmlns:wpg="http://schemas.microsoft.com/office/word/2010/wordprocessingGroup" xmlns:wpi="http://schemas.microsoft.com/office/word/2010/wordprocessingInk" xmlns:wne="http://schemas.microsoft.com/office/word/2006/wordml" xmlns:wps="http://schemas.microsoft.com/office/word/2010/wordprocessingShape" mc:Ignorable="w14 w15 w16se w16cid w16 w16cex w16sdtdh w16du wp14">
+<w:hdr xmlns:wpc="http://schemas.microsoft.com/office/word/2010/wordprocessingCanvas" xmlns:cx="http://schemas.microsoft.com/office/drawing/2014/chartex" xmlns:cx1="http://schemas.microsoft.com/office/drawing/2015/9/8/chartex" xmlns:cx2="http://schemas.microsoft.com/office/drawing/2015/10/21/chartex" xmlns:cx3="http://schemas.microsoft.com/office/drawing/2016/5/9/chartex" xmlns:cx4="http://schemas.microsoft.com/office/drawing/2016/5/10/chartex" xmlns:cx5="http://schemas.microsoft.com/office/drawing/2016/5/11/chartex" xmlns:cx6="http://schemas.microsoft.com/office/drawing/2016/5/12/chartex" xmlns:cx7="http://schemas.microsoft.com/office/drawing/2016/5/13/chartex" xmlns:cx8="http://schemas.microsoft.com/office/drawing/2016/5/14/chartex" xmlns:mc="http://schemas.openxmlformats.org/markup-compatibility/2006" xmlns:aink="http://schemas.microsoft.com/office/drawing/2016/ink" xmlns:am3d="http://schemas.microsoft.com/office/drawing/2017/model3d" xmlns:o="urn:schemas-microsoft-com:office:office" xmlns:oel="http://schemas.microsoft.com/office/2019/extlst" xmlns:r="http://schemas.openxmlformats.org/officeDocument/2006/relationships" xmlns:m="http://schemas.openxmlformats.org/officeDocument/2006/math" xmlns:v="urn:schemas-microsoft-com:vml" xmlns:wp14="http://schemas.microsoft.com/office/word/2010/wordprocessingDrawing" xmlns:wp="http://schemas.openxmlformats.org/drawingml/2006/wordprocessingDrawing" xmlns:w10="urn:schemas-microsoft-com:office:word" xmlns:w="http://schemas.openxmlformats.org/wordprocessingml/2006/main" xmlns:w14="http://schemas.microsoft.com/office/word/2010/wordml" xmlns:w15="http://schemas.microsoft.com/office/word/2012/wordml" xmlns:w16cex="http://schemas.microsoft.com/office/word/2018/wordml/cex" xmlns:w16cid="http://schemas.microsoft.com/office/word/2016/wordml/cid" xmlns:w16="http://schemas.microsoft.com/office/word/2018/wordml" xmlns:w16du="http://schemas.microsoft.com/office/word/2023/wordml/word16du" xmlns:w16sdtdh="http://schemas.microsoft.com/office/word/2020/wordml/sdtdatahash" xmlns:w16sdtfl="http://schemas.microsoft.com/office/word/2024/wordml/sdtformatlock" xmlns:w16se="http://schemas.microsoft.com/office/word/2015/wordml/symex" xmlns:wpg="http://schemas.microsoft.com/office/word/2010/wordprocessingGroup" xmlns:wpi="http://schemas.microsoft.com/office/word/2010/wordprocessingInk" xmlns:wne="http://schemas.microsoft.com/office/word/2006/wordml" xmlns:wps="http://schemas.microsoft.com/office/word/2010/wordprocessingShape" mc:Ignorable="w14 w15 w16se w16cid w16 w16cex w16sdtdh w16sdtfl w16du wp14">
   <w:p>
     <w:pPr>
       <w:pStyle w:val="Heading1"/>
@@ -11284,7 +11363,7 @@
           <v:imagedata r:id="rId1" o:title="" croptop="-1938f" cropbottom="-1938f" cropleft="-1320f" cropright="-1320f"/>
           <w10:wrap type="topAndBottom"/>
         </v:shape>
-        <o:OLEObject Type="Embed" ProgID="Word.Picture.8" ShapeID="_x0000_s1025" DrawAspect="Content" ObjectID="_1783235582" r:id="rId2"/>
+        <o:OLEObject Type="Embed" ProgID="Word.Picture.8" ShapeID="_x0000_s1025" DrawAspect="Content" ObjectID="_1838534395" r:id="rId2"/>
       </w:object>
     </w:r>
     <w:r>
@@ -11532,7 +11611,7 @@
 </file>
 
 <file path=word/header2.xml><?xml version="1.0" encoding="utf-8"?>
-<w:hdr xmlns:wpc="http://schemas.microsoft.com/office/word/2010/wordprocessingCanvas" xmlns:cx="http://schemas.microsoft.com/office/drawing/2014/chartex" xmlns:cx1="http://schemas.microsoft.com/office/drawing/2015/9/8/chartex" xmlns:cx2="http://schemas.microsoft.com/office/drawing/2015/10/21/chartex" xmlns:cx3="http://schemas.microsoft.com/office/drawing/2016/5/9/chartex" xmlns:cx4="http://schemas.microsoft.com/office/drawing/2016/5/10/chartex" xmlns:cx5="http://schemas.microsoft.com/office/drawing/2016/5/11/chartex" xmlns:cx6="http://schemas.microsoft.com/office/drawing/2016/5/12/chartex" xmlns:cx7="http://schemas.microsoft.com/office/drawing/2016/5/13/chartex" xmlns:cx8="http://schemas.microsoft.com/office/drawing/2016/5/14/chartex" xmlns:mc="http://schemas.openxmlformats.org/markup-compatibility/2006" xmlns:aink="http://schemas.microsoft.com/office/drawing/2016/ink" xmlns:am3d="http://schemas.microsoft.com/office/drawing/2017/model3d" xmlns:o="urn:schemas-microsoft-com:office:office" xmlns:oel="http://schemas.microsoft.com/office/2019/extlst" xmlns:r="http://schemas.openxmlformats.org/officeDocument/2006/relationships" xmlns:m="http://schemas.openxmlformats.org/officeDocument/2006/math" xmlns:v="urn:schemas-microsoft-com:vml" xmlns:wp14="http://schemas.microsoft.com/office/word/2010/wordprocessingDrawing" xmlns:wp="http://schemas.openxmlformats.org/drawingml/2006/wordprocessingDrawing" xmlns:w10="urn:schemas-microsoft-com:office:word" xmlns:w="http://schemas.openxmlformats.org/wordprocessingml/2006/main" xmlns:w14="http://schemas.microsoft.com/office/word/2010/wordml" xmlns:w15="http://schemas.microsoft.com/office/word/2012/wordml" xmlns:w16cex="http://schemas.microsoft.com/office/word/2018/wordml/cex" xmlns:w16cid="http://schemas.microsoft.com/office/word/2016/wordml/cid" xmlns:w16="http://schemas.microsoft.com/office/word/2018/wordml" xmlns:w16du="http://schemas.microsoft.com/office/word/2023/wordml/word16du" xmlns:w16sdtdh="http://schemas.microsoft.com/office/word/2020/wordml/sdtdatahash" xmlns:w16se="http://schemas.microsoft.com/office/word/2015/wordml/symex" xmlns:wpg="http://schemas.microsoft.com/office/word/2010/wordprocessingGroup" xmlns:wpi="http://schemas.microsoft.com/office/word/2010/wordprocessingInk" xmlns:wne="http://schemas.microsoft.com/office/word/2006/wordml" xmlns:wps="http://schemas.microsoft.com/office/word/2010/wordprocessingShape" mc:Ignorable="w14 w15 w16se w16cid w16 w16cex w16sdtdh w16du wp14">
+<w:hdr xmlns:wpc="http://schemas.microsoft.com/office/word/2010/wordprocessingCanvas" xmlns:cx="http://schemas.microsoft.com/office/drawing/2014/chartex" xmlns:cx1="http://schemas.microsoft.com/office/drawing/2015/9/8/chartex" xmlns:cx2="http://schemas.microsoft.com/office/drawing/2015/10/21/chartex" xmlns:cx3="http://schemas.microsoft.com/office/drawing/2016/5/9/chartex" xmlns:cx4="http://schemas.microsoft.com/office/drawing/2016/5/10/chartex" xmlns:cx5="http://schemas.microsoft.com/office/drawing/2016/5/11/chartex" xmlns:cx6="http://schemas.microsoft.com/office/drawing/2016/5/12/chartex" xmlns:cx7="http://schemas.microsoft.com/office/drawing/2016/5/13/chartex" xmlns:cx8="http://schemas.microsoft.com/office/drawing/2016/5/14/chartex" xmlns:mc="http://schemas.openxmlformats.org/markup-compatibility/2006" xmlns:aink="http://schemas.microsoft.com/office/drawing/2016/ink" xmlns:am3d="http://schemas.microsoft.com/office/drawing/2017/model3d" xmlns:o="urn:schemas-microsoft-com:office:office" xmlns:oel="http://schemas.microsoft.com/office/2019/extlst" xmlns:r="http://schemas.openxmlformats.org/officeDocument/2006/relationships" xmlns:m="http://schemas.openxmlformats.org/officeDocument/2006/math" xmlns:v="urn:schemas-microsoft-com:vml" xmlns:wp14="http://schemas.microsoft.com/office/word/2010/wordprocessingDrawing" xmlns:wp="http://schemas.openxmlformats.org/drawingml/2006/wordprocessingDrawing" xmlns:w10="urn:schemas-microsoft-com:office:word" xmlns:w="http://schemas.openxmlformats.org/wordprocessingml/2006/main" xmlns:w14="http://schemas.microsoft.com/office/word/2010/wordml" xmlns:w15="http://schemas.microsoft.com/office/word/2012/wordml" xmlns:w16cex="http://schemas.microsoft.com/office/word/2018/wordml/cex" xmlns:w16cid="http://schemas.microsoft.com/office/word/2016/wordml/cid" xmlns:w16="http://schemas.microsoft.com/office/word/2018/wordml" xmlns:w16du="http://schemas.microsoft.com/office/word/2023/wordml/word16du" xmlns:w16sdtdh="http://schemas.microsoft.com/office/word/2020/wordml/sdtdatahash" xmlns:w16sdtfl="http://schemas.microsoft.com/office/word/2024/wordml/sdtformatlock" xmlns:w16se="http://schemas.microsoft.com/office/word/2015/wordml/symex" xmlns:wpg="http://schemas.microsoft.com/office/word/2010/wordprocessingGroup" xmlns:wpi="http://schemas.microsoft.com/office/word/2010/wordprocessingInk" xmlns:wne="http://schemas.microsoft.com/office/word/2006/wordml" xmlns:wps="http://schemas.microsoft.com/office/word/2010/wordprocessingShape" mc:Ignorable="w14 w15 w16se w16cid w16 w16cex w16sdtdh w16sdtfl w16du wp14">
   <w:p>
     <w:pPr>
       <w:pStyle w:val="Heading1"/>
@@ -11573,7 +11652,7 @@
           <v:imagedata r:id="rId1" o:title="" croptop="-1938f" cropbottom="-1938f" cropleft="-1320f" cropright="-1320f"/>
           <w10:wrap type="topAndBottom"/>
         </v:shape>
-        <o:OLEObject Type="Embed" ProgID="Word.Picture.8" ShapeID="_x0000_s1088" DrawAspect="Content" ObjectID="_1783235583" r:id="rId2"/>
+        <o:OLEObject Type="Embed" ProgID="Word.Picture.8" ShapeID="_x0000_s1088" DrawAspect="Content" ObjectID="_1838534396" r:id="rId2"/>
       </w:object>
     </w:r>
     <w:r>
@@ -11625,7 +11704,7 @@
               <w:rFonts w:cs="Arial"/>
             </w:rPr>
           </w:pPr>
-          <w:ins w:id="352" w:author="Rick Ales Consulting" w:date="2024-07-23T10:05:00Z" w16du:dateUtc="2024-07-23T14:05:00Z">
+          <w:ins w:id="380" w:author="Rick Ales Consulting" w:date="2024-07-23T10:05:00Z" w16du:dateUtc="2024-07-23T14:05:00Z">
             <w:r>
               <w:rPr>
                 <w:rFonts w:cs="Arial"/>
@@ -11640,7 +11719,7 @@
               <w:t xml:space="preserve"> </w:t>
             </w:r>
           </w:ins>
-          <w:del w:id="353" w:author="Rick Ales Consulting" w:date="2024-07-23T10:05:00Z" w16du:dateUtc="2024-07-23T14:05:00Z">
+          <w:del w:id="381" w:author="Rick Ales Consulting" w:date="2024-07-23T10:05:00Z" w16du:dateUtc="2024-07-23T14:05:00Z">
             <w:r>
               <w:rPr>
                 <w:rFonts w:cs="Arial"/>
@@ -11688,7 +11767,7 @@
             </w:rPr>
             <w:t>-</w:t>
           </w:r>
-          <w:ins w:id="354" w:author="Rick Ales Consulting" w:date="2024-07-23T10:05:00Z" w16du:dateUtc="2024-07-23T14:05:00Z">
+          <w:ins w:id="382" w:author="Rick Ales Consulting" w:date="2024-07-23T10:05:00Z" w16du:dateUtc="2024-07-23T14:05:00Z">
             <w:r>
               <w:rPr>
                 <w:rFonts w:cs="Arial"/>
@@ -11754,7 +11833,7 @@
 </file>
 
 <file path=word/numbering.xml><?xml version="1.0" encoding="utf-8"?>
-<w:numbering xmlns:wpc="http://schemas.microsoft.com/office/word/2010/wordprocessingCanvas" xmlns:cx="http://schemas.microsoft.com/office/drawing/2014/chartex" xmlns:cx1="http://schemas.microsoft.com/office/drawing/2015/9/8/chartex" xmlns:cx2="http://schemas.microsoft.com/office/drawing/2015/10/21/chartex" xmlns:cx3="http://schemas.microsoft.com/office/drawing/2016/5/9/chartex" xmlns:cx4="http://schemas.microsoft.com/office/drawing/2016/5/10/chartex" xmlns:cx5="http://schemas.microsoft.com/office/drawing/2016/5/11/chartex" xmlns:cx6="http://schemas.microsoft.com/office/drawing/2016/5/12/chartex" xmlns:cx7="http://schemas.microsoft.com/office/drawing/2016/5/13/chartex" xmlns:cx8="http://schemas.microsoft.com/office/drawing/2016/5/14/chartex" xmlns:mc="http://schemas.openxmlformats.org/markup-compatibility/2006" xmlns:aink="http://schemas.microsoft.com/office/drawing/2016/ink" xmlns:am3d="http://schemas.microsoft.com/office/drawing/2017/model3d" xmlns:o="urn:schemas-microsoft-com:office:office" xmlns:oel="http://schemas.microsoft.com/office/2019/extlst" xmlns:r="http://schemas.openxmlformats.org/officeDocument/2006/relationships" xmlns:m="http://schemas.openxmlformats.org/officeDocument/2006/math" xmlns:v="urn:schemas-microsoft-com:vml" xmlns:wp14="http://schemas.microsoft.com/office/word/2010/wordprocessingDrawing" xmlns:wp="http://schemas.openxmlformats.org/drawingml/2006/wordprocessingDrawing" xmlns:w10="urn:schemas-microsoft-com:office:word" xmlns:w="http://schemas.openxmlformats.org/wordprocessingml/2006/main" xmlns:w14="http://schemas.microsoft.com/office/word/2010/wordml" xmlns:w15="http://schemas.microsoft.com/office/word/2012/wordml" xmlns:w16cex="http://schemas.microsoft.com/office/word/2018/wordml/cex" xmlns:w16cid="http://schemas.microsoft.com/office/word/2016/wordml/cid" xmlns:w16="http://schemas.microsoft.com/office/word/2018/wordml" xmlns:w16du="http://schemas.microsoft.com/office/word/2023/wordml/word16du" xmlns:w16sdtdh="http://schemas.microsoft.com/office/word/2020/wordml/sdtdatahash" xmlns:w16se="http://schemas.microsoft.com/office/word/2015/wordml/symex" xmlns:wpg="http://schemas.microsoft.com/office/word/2010/wordprocessingGroup" xmlns:wpi="http://schemas.microsoft.com/office/word/2010/wordprocessingInk" xmlns:wne="http://schemas.microsoft.com/office/word/2006/wordml" xmlns:wps="http://schemas.microsoft.com/office/word/2010/wordprocessingShape" mc:Ignorable="w14 w15 w16se w16cid w16 w16cex w16sdtdh w16du wp14">
+<w:numbering xmlns:wpc="http://schemas.microsoft.com/office/word/2010/wordprocessingCanvas" xmlns:cx="http://schemas.microsoft.com/office/drawing/2014/chartex" xmlns:cx1="http://schemas.microsoft.com/office/drawing/2015/9/8/chartex" xmlns:cx2="http://schemas.microsoft.com/office/drawing/2015/10/21/chartex" xmlns:cx3="http://schemas.microsoft.com/office/drawing/2016/5/9/chartex" xmlns:cx4="http://schemas.microsoft.com/office/drawing/2016/5/10/chartex" xmlns:cx5="http://schemas.microsoft.com/office/drawing/2016/5/11/chartex" xmlns:cx6="http://schemas.microsoft.com/office/drawing/2016/5/12/chartex" xmlns:cx7="http://schemas.microsoft.com/office/drawing/2016/5/13/chartex" xmlns:cx8="http://schemas.microsoft.com/office/drawing/2016/5/14/chartex" xmlns:mc="http://schemas.openxmlformats.org/markup-compatibility/2006" xmlns:aink="http://schemas.microsoft.com/office/drawing/2016/ink" xmlns:am3d="http://schemas.microsoft.com/office/drawing/2017/model3d" xmlns:o="urn:schemas-microsoft-com:office:office" xmlns:oel="http://schemas.microsoft.com/office/2019/extlst" xmlns:r="http://schemas.openxmlformats.org/officeDocument/2006/relationships" xmlns:m="http://schemas.openxmlformats.org/officeDocument/2006/math" xmlns:v="urn:schemas-microsoft-com:vml" xmlns:wp14="http://schemas.microsoft.com/office/word/2010/wordprocessingDrawing" xmlns:wp="http://schemas.openxmlformats.org/drawingml/2006/wordprocessingDrawing" xmlns:w10="urn:schemas-microsoft-com:office:word" xmlns:w="http://schemas.openxmlformats.org/wordprocessingml/2006/main" xmlns:w14="http://schemas.microsoft.com/office/word/2010/wordml" xmlns:w15="http://schemas.microsoft.com/office/word/2012/wordml" xmlns:w16cex="http://schemas.microsoft.com/office/word/2018/wordml/cex" xmlns:w16cid="http://schemas.microsoft.com/office/word/2016/wordml/cid" xmlns:w16="http://schemas.microsoft.com/office/word/2018/wordml" xmlns:w16du="http://schemas.microsoft.com/office/word/2023/wordml/word16du" xmlns:w16sdtdh="http://schemas.microsoft.com/office/word/2020/wordml/sdtdatahash" xmlns:w16sdtfl="http://schemas.microsoft.com/office/word/2024/wordml/sdtformatlock" xmlns:w16se="http://schemas.microsoft.com/office/word/2015/wordml/symex" xmlns:wpg="http://schemas.microsoft.com/office/word/2010/wordprocessingGroup" xmlns:wpi="http://schemas.microsoft.com/office/word/2010/wordprocessingInk" xmlns:wne="http://schemas.microsoft.com/office/word/2006/wordml" xmlns:wps="http://schemas.microsoft.com/office/word/2010/wordprocessingShape" mc:Ignorable="w14 w15 w16se w16cid w16 w16cex w16sdtdh w16sdtfl w16du wp14">
   <w:abstractNum w:abstractNumId="0" w15:restartNumberingAfterBreak="0">
     <w:nsid w:val="005D2E40"/>
     <w:multiLevelType w:val="singleLevel"/>
@@ -16029,15 +16108,15 @@
 </file>
 
 <file path=word/people.xml><?xml version="1.0" encoding="utf-8"?>
-<w15:people xmlns:wpc="http://schemas.microsoft.com/office/word/2010/wordprocessingCanvas" xmlns:cx="http://schemas.microsoft.com/office/drawing/2014/chartex" xmlns:cx1="http://schemas.microsoft.com/office/drawing/2015/9/8/chartex" xmlns:cx2="http://schemas.microsoft.com/office/drawing/2015/10/21/chartex" xmlns:cx3="http://schemas.microsoft.com/office/drawing/2016/5/9/chartex" xmlns:cx4="http://schemas.microsoft.com/office/drawing/2016/5/10/chartex" xmlns:cx5="http://schemas.microsoft.com/office/drawing/2016/5/11/chartex" xmlns:cx6="http://schemas.microsoft.com/office/drawing/2016/5/12/chartex" xmlns:cx7="http://schemas.microsoft.com/office/drawing/2016/5/13/chartex" xmlns:cx8="http://schemas.microsoft.com/office/drawing/2016/5/14/chartex" xmlns:mc="http://schemas.openxmlformats.org/markup-compatibility/2006" xmlns:aink="http://schemas.microsoft.com/office/drawing/2016/ink" xmlns:am3d="http://schemas.microsoft.com/office/drawing/2017/model3d" xmlns:o="urn:schemas-microsoft-com:office:office" xmlns:oel="http://schemas.microsoft.com/office/2019/extlst" xmlns:r="http://schemas.openxmlformats.org/officeDocument/2006/relationships" xmlns:m="http://schemas.openxmlformats.org/officeDocument/2006/math" xmlns:v="urn:schemas-microsoft-com:vml" xmlns:wp14="http://schemas.microsoft.com/office/word/2010/wordprocessingDrawing" xmlns:wp="http://schemas.openxmlformats.org/drawingml/2006/wordprocessingDrawing" xmlns:w10="urn:schemas-microsoft-com:office:word" xmlns:w="http://schemas.openxmlformats.org/wordprocessingml/2006/main" xmlns:w14="http://schemas.microsoft.com/office/word/2010/wordml" xmlns:w15="http://schemas.microsoft.com/office/word/2012/wordml" xmlns:w16cex="http://schemas.microsoft.com/office/word/2018/wordml/cex" xmlns:w16cid="http://schemas.microsoft.com/office/word/2016/wordml/cid" xmlns:w16="http://schemas.microsoft.com/office/word/2018/wordml" xmlns:w16du="http://schemas.microsoft.com/office/word/2023/wordml/word16du" xmlns:w16sdtdh="http://schemas.microsoft.com/office/word/2020/wordml/sdtdatahash" xmlns:w16se="http://schemas.microsoft.com/office/word/2015/wordml/symex" xmlns:wpg="http://schemas.microsoft.com/office/word/2010/wordprocessingGroup" xmlns:wpi="http://schemas.microsoft.com/office/word/2010/wordprocessingInk" xmlns:wne="http://schemas.microsoft.com/office/word/2006/wordml" xmlns:wps="http://schemas.microsoft.com/office/word/2010/wordprocessingShape" mc:Ignorable="w14 w15 w16se w16cid w16 w16cex w16sdtdh w16du wp14">
-  <w15:person w15:author="Rick Ales Consulting">
-    <w15:presenceInfo w15:providerId="AD" w15:userId="S::ricka@allenaircraft.com::dd045441-8c0e-4daf-8e6d-d1d391a734b4"/>
+<w15:people xmlns:wpc="http://schemas.microsoft.com/office/word/2010/wordprocessingCanvas" xmlns:cx="http://schemas.microsoft.com/office/drawing/2014/chartex" xmlns:cx1="http://schemas.microsoft.com/office/drawing/2015/9/8/chartex" xmlns:cx2="http://schemas.microsoft.com/office/drawing/2015/10/21/chartex" xmlns:cx3="http://schemas.microsoft.com/office/drawing/2016/5/9/chartex" xmlns:cx4="http://schemas.microsoft.com/office/drawing/2016/5/10/chartex" xmlns:cx5="http://schemas.microsoft.com/office/drawing/2016/5/11/chartex" xmlns:cx6="http://schemas.microsoft.com/office/drawing/2016/5/12/chartex" xmlns:cx7="http://schemas.microsoft.com/office/drawing/2016/5/13/chartex" xmlns:cx8="http://schemas.microsoft.com/office/drawing/2016/5/14/chartex" xmlns:mc="http://schemas.openxmlformats.org/markup-compatibility/2006" xmlns:aink="http://schemas.microsoft.com/office/drawing/2016/ink" xmlns:am3d="http://schemas.microsoft.com/office/drawing/2017/model3d" xmlns:o="urn:schemas-microsoft-com:office:office" xmlns:oel="http://schemas.microsoft.com/office/2019/extlst" xmlns:r="http://schemas.openxmlformats.org/officeDocument/2006/relationships" xmlns:m="http://schemas.openxmlformats.org/officeDocument/2006/math" xmlns:v="urn:schemas-microsoft-com:vml" xmlns:wp14="http://schemas.microsoft.com/office/word/2010/wordprocessingDrawing" xmlns:wp="http://schemas.openxmlformats.org/drawingml/2006/wordprocessingDrawing" xmlns:w10="urn:schemas-microsoft-com:office:word" xmlns:w="http://schemas.openxmlformats.org/wordprocessingml/2006/main" xmlns:w14="http://schemas.microsoft.com/office/word/2010/wordml" xmlns:w15="http://schemas.microsoft.com/office/word/2012/wordml" xmlns:w16cex="http://schemas.microsoft.com/office/word/2018/wordml/cex" xmlns:w16cid="http://schemas.microsoft.com/office/word/2016/wordml/cid" xmlns:w16="http://schemas.microsoft.com/office/word/2018/wordml" xmlns:w16du="http://schemas.microsoft.com/office/word/2023/wordml/word16du" xmlns:w16sdtdh="http://schemas.microsoft.com/office/word/2020/wordml/sdtdatahash" xmlns:w16sdtfl="http://schemas.microsoft.com/office/word/2024/wordml/sdtformatlock" xmlns:w16se="http://schemas.microsoft.com/office/word/2015/wordml/symex" xmlns:wpg="http://schemas.microsoft.com/office/word/2010/wordprocessingGroup" xmlns:wpi="http://schemas.microsoft.com/office/word/2010/wordprocessingInk" xmlns:wne="http://schemas.microsoft.com/office/word/2006/wordml" xmlns:wps="http://schemas.microsoft.com/office/word/2010/wordprocessingShape" mc:Ignorable="w14 w15 w16se w16cid w16 w16cex w16sdtdh w16sdtfl w16du wp14">
+  <w15:person w15:author="rick ales">
+    <w15:presenceInfo w15:providerId="Windows Live" w15:userId="a00788a1fe100dfc"/>
   </w15:person>
 </w15:people>
 </file>
 
 <file path=word/styles.xml><?xml version="1.0" encoding="utf-8"?>
-<w:styles xmlns:mc="http://schemas.openxmlformats.org/markup-compatibility/2006" xmlns:r="http://schemas.openxmlformats.org/officeDocument/2006/relationships" xmlns:w="http://schemas.openxmlformats.org/wordprocessingml/2006/main" xmlns:w14="http://schemas.microsoft.com/office/word/2010/wordml" xmlns:w15="http://schemas.microsoft.com/office/word/2012/wordml" xmlns:w16cex="http://schemas.microsoft.com/office/word/2018/wordml/cex" xmlns:w16cid="http://schemas.microsoft.com/office/word/2016/wordml/cid" xmlns:w16="http://schemas.microsoft.com/office/word/2018/wordml" xmlns:w16du="http://schemas.microsoft.com/office/word/2023/wordml/word16du" xmlns:w16sdtdh="http://schemas.microsoft.com/office/word/2020/wordml/sdtdatahash" xmlns:w16se="http://schemas.microsoft.com/office/word/2015/wordml/symex" mc:Ignorable="w14 w15 w16se w16cid w16 w16cex w16sdtdh w16du">
+<w:styles xmlns:mc="http://schemas.openxmlformats.org/markup-compatibility/2006" xmlns:r="http://schemas.openxmlformats.org/officeDocument/2006/relationships" xmlns:w="http://schemas.openxmlformats.org/wordprocessingml/2006/main" xmlns:w14="http://schemas.microsoft.com/office/word/2010/wordml" xmlns:w15="http://schemas.microsoft.com/office/word/2012/wordml" xmlns:w16cex="http://schemas.microsoft.com/office/word/2018/wordml/cex" xmlns:w16cid="http://schemas.microsoft.com/office/word/2016/wordml/cid" xmlns:w16="http://schemas.microsoft.com/office/word/2018/wordml" xmlns:w16du="http://schemas.microsoft.com/office/word/2023/wordml/word16du" xmlns:w16sdtdh="http://schemas.microsoft.com/office/word/2020/wordml/sdtdatahash" xmlns:w16sdtfl="http://schemas.microsoft.com/office/word/2024/wordml/sdtformatlock" xmlns:w16se="http://schemas.microsoft.com/office/word/2015/wordml/symex" mc:Ignorable="w14 w15 w16se w16cid w16 w16cex w16sdtdh w16sdtfl w16du">
   <w:docDefaults>
     <w:rPrDefault>
       <w:rPr>
